--- a/Documentation/PPAMS_Senior_Design_Proposal.docx
+++ b/Documentation/PPAMS_Senior_Design_Proposal.docx
@@ -397,13 +397,15 @@
             <w:pStyle w:val="TOCHeading"/>
             <w:rPr>
               <w:rFonts w:ascii="Sylfaen" w:hAnsi="Sylfaen"/>
-              <w:sz w:val="22"/>
-              <w:szCs w:val="22"/>
+              <w:sz w:val="28"/>
+              <w:szCs w:val="28"/>
             </w:rPr>
           </w:pPr>
           <w:r>
             <w:rPr>
               <w:rFonts w:ascii="Sylfaen" w:hAnsi="Sylfaen"/>
+              <w:sz w:val="28"/>
+              <w:szCs w:val="28"/>
             </w:rPr>
             <w:t>Contents</w:t>
           </w:r>
@@ -412,7 +414,7 @@
           <w:pPr>
             <w:pStyle w:val="TOC1"/>
             <w:tabs>
-              <w:tab w:val="right" w:leader="dot" w:pos="8630"/>
+              <w:tab w:val="right" w:leader="dot" w:pos="9350"/>
             </w:tabs>
             <w:rPr>
               <w:rFonts w:ascii="Sylfaen" w:eastAsiaTheme="minorEastAsia" w:hAnsi="Sylfaen"/>
@@ -425,35 +427,30 @@
           <w:r>
             <w:rPr>
               <w:rFonts w:ascii="Sylfaen" w:hAnsi="Sylfaen"/>
-              <w:sz w:val="22"/>
-              <w:szCs w:val="22"/>
+              <w:sz w:val="20"/>
             </w:rPr>
             <w:fldChar w:fldCharType="begin"/>
           </w:r>
           <w:r>
             <w:rPr>
               <w:rFonts w:ascii="Sylfaen" w:hAnsi="Sylfaen"/>
-              <w:sz w:val="22"/>
-              <w:szCs w:val="22"/>
+              <w:sz w:val="20"/>
             </w:rPr>
             <w:instrText xml:space="preserve"> TOC \o "1-3" \h \z \u </w:instrText>
           </w:r>
           <w:r>
             <w:rPr>
               <w:rFonts w:ascii="Sylfaen" w:hAnsi="Sylfaen"/>
-              <w:sz w:val="22"/>
-              <w:szCs w:val="22"/>
+              <w:sz w:val="20"/>
             </w:rPr>
             <w:fldChar w:fldCharType="separate"/>
           </w:r>
-          <w:hyperlink w:anchor="_Toc217016435" w:history="1">
+          <w:hyperlink w:anchor="_Toc221268273" w:history="1">
             <w:r>
               <w:rPr>
                 <w:rStyle w:val="Hyperlink"/>
                 <w:rFonts w:ascii="Sylfaen" w:hAnsi="Sylfaen"/>
                 <w:noProof/>
-                <w:sz w:val="22"/>
-                <w:szCs w:val="22"/>
               </w:rPr>
               <w:t>Abstract</w:t>
             </w:r>
@@ -462,8 +459,6 @@
                 <w:rFonts w:ascii="Sylfaen" w:hAnsi="Sylfaen"/>
                 <w:noProof/>
                 <w:webHidden/>
-                <w:sz w:val="22"/>
-                <w:szCs w:val="22"/>
               </w:rPr>
               <w:tab/>
             </w:r>
@@ -472,8 +467,6 @@
                 <w:rFonts w:ascii="Sylfaen" w:hAnsi="Sylfaen"/>
                 <w:noProof/>
                 <w:webHidden/>
-                <w:sz w:val="22"/>
-                <w:szCs w:val="22"/>
               </w:rPr>
               <w:fldChar w:fldCharType="begin"/>
             </w:r>
@@ -482,18 +475,14 @@
                 <w:rFonts w:ascii="Sylfaen" w:hAnsi="Sylfaen"/>
                 <w:noProof/>
                 <w:webHidden/>
-                <w:sz w:val="22"/>
-                <w:szCs w:val="22"/>
-              </w:rPr>
-              <w:instrText xml:space="preserve"> PAGEREF _Toc217016435 \h </w:instrText>
+              </w:rPr>
+              <w:instrText xml:space="preserve"> PAGEREF _Toc221268273 \h </w:instrText>
             </w:r>
             <w:r>
               <w:rPr>
                 <w:rFonts w:ascii="Sylfaen" w:hAnsi="Sylfaen"/>
                 <w:noProof/>
                 <w:webHidden/>
-                <w:sz w:val="22"/>
-                <w:szCs w:val="22"/>
               </w:rPr>
             </w:r>
             <w:r>
@@ -501,8 +490,6 @@
                 <w:rFonts w:ascii="Sylfaen" w:hAnsi="Sylfaen"/>
                 <w:noProof/>
                 <w:webHidden/>
-                <w:sz w:val="22"/>
-                <w:szCs w:val="22"/>
               </w:rPr>
               <w:fldChar w:fldCharType="separate"/>
             </w:r>
@@ -511,18 +498,14 @@
                 <w:rFonts w:ascii="Sylfaen" w:hAnsi="Sylfaen"/>
                 <w:noProof/>
                 <w:webHidden/>
-                <w:sz w:val="22"/>
-                <w:szCs w:val="22"/>
-              </w:rPr>
-              <w:t>2</w:t>
+              </w:rPr>
+              <w:t>3</w:t>
             </w:r>
             <w:r>
               <w:rPr>
                 <w:rFonts w:ascii="Sylfaen" w:hAnsi="Sylfaen"/>
                 <w:noProof/>
                 <w:webHidden/>
-                <w:sz w:val="22"/>
-                <w:szCs w:val="22"/>
               </w:rPr>
               <w:fldChar w:fldCharType="end"/>
             </w:r>
@@ -532,7 +515,7 @@
           <w:pPr>
             <w:pStyle w:val="TOC1"/>
             <w:tabs>
-              <w:tab w:val="right" w:leader="dot" w:pos="8630"/>
+              <w:tab w:val="right" w:leader="dot" w:pos="9350"/>
             </w:tabs>
             <w:rPr>
               <w:rFonts w:ascii="Sylfaen" w:eastAsiaTheme="minorEastAsia" w:hAnsi="Sylfaen"/>
@@ -542,14 +525,14 @@
               <w:lang w:val="en-US"/>
             </w:rPr>
           </w:pPr>
-          <w:hyperlink w:anchor="_Toc217016436" w:history="1">
+          <w:hyperlink w:anchor="_Toc221268274" w:history="1">
             <w:r>
               <w:rPr>
                 <w:rStyle w:val="Hyperlink"/>
                 <w:rFonts w:ascii="Sylfaen" w:hAnsi="Sylfaen"/>
+                <w:b/>
+                <w:bCs/>
                 <w:noProof/>
-                <w:sz w:val="22"/>
-                <w:szCs w:val="22"/>
               </w:rPr>
               <w:t>Introduction</w:t>
             </w:r>
@@ -558,8 +541,6 @@
                 <w:rFonts w:ascii="Sylfaen" w:hAnsi="Sylfaen"/>
                 <w:noProof/>
                 <w:webHidden/>
-                <w:sz w:val="22"/>
-                <w:szCs w:val="22"/>
               </w:rPr>
               <w:tab/>
             </w:r>
@@ -568,8 +549,6 @@
                 <w:rFonts w:ascii="Sylfaen" w:hAnsi="Sylfaen"/>
                 <w:noProof/>
                 <w:webHidden/>
-                <w:sz w:val="22"/>
-                <w:szCs w:val="22"/>
               </w:rPr>
               <w:fldChar w:fldCharType="begin"/>
             </w:r>
@@ -578,18 +557,14 @@
                 <w:rFonts w:ascii="Sylfaen" w:hAnsi="Sylfaen"/>
                 <w:noProof/>
                 <w:webHidden/>
-                <w:sz w:val="22"/>
-                <w:szCs w:val="22"/>
-              </w:rPr>
-              <w:instrText xml:space="preserve"> PAGEREF _Toc217016436 \h </w:instrText>
+              </w:rPr>
+              <w:instrText xml:space="preserve"> PAGEREF _Toc221268274 \h </w:instrText>
             </w:r>
             <w:r>
               <w:rPr>
                 <w:rFonts w:ascii="Sylfaen" w:hAnsi="Sylfaen"/>
                 <w:noProof/>
                 <w:webHidden/>
-                <w:sz w:val="22"/>
-                <w:szCs w:val="22"/>
               </w:rPr>
             </w:r>
             <w:r>
@@ -597,8 +572,6 @@
                 <w:rFonts w:ascii="Sylfaen" w:hAnsi="Sylfaen"/>
                 <w:noProof/>
                 <w:webHidden/>
-                <w:sz w:val="22"/>
-                <w:szCs w:val="22"/>
               </w:rPr>
               <w:fldChar w:fldCharType="separate"/>
             </w:r>
@@ -607,8 +580,6 @@
                 <w:rFonts w:ascii="Sylfaen" w:hAnsi="Sylfaen"/>
                 <w:noProof/>
                 <w:webHidden/>
-                <w:sz w:val="22"/>
-                <w:szCs w:val="22"/>
               </w:rPr>
               <w:t>3</w:t>
             </w:r>
@@ -617,8 +588,6 @@
                 <w:rFonts w:ascii="Sylfaen" w:hAnsi="Sylfaen"/>
                 <w:noProof/>
                 <w:webHidden/>
-                <w:sz w:val="22"/>
-                <w:szCs w:val="22"/>
               </w:rPr>
               <w:fldChar w:fldCharType="end"/>
             </w:r>
@@ -628,7 +597,7 @@
           <w:pPr>
             <w:pStyle w:val="TOC1"/>
             <w:tabs>
-              <w:tab w:val="right" w:leader="dot" w:pos="8630"/>
+              <w:tab w:val="right" w:leader="dot" w:pos="9350"/>
             </w:tabs>
             <w:rPr>
               <w:rFonts w:ascii="Sylfaen" w:eastAsiaTheme="minorEastAsia" w:hAnsi="Sylfaen"/>
@@ -638,14 +607,12 @@
               <w:lang w:val="en-US"/>
             </w:rPr>
           </w:pPr>
-          <w:hyperlink w:anchor="_Toc217016437" w:history="1">
+          <w:hyperlink w:anchor="_Toc221268275" w:history="1">
             <w:r>
               <w:rPr>
                 <w:rStyle w:val="Hyperlink"/>
                 <w:rFonts w:ascii="Sylfaen" w:hAnsi="Sylfaen"/>
                 <w:noProof/>
-                <w:sz w:val="22"/>
-                <w:szCs w:val="22"/>
               </w:rPr>
               <w:t>3D device Diagram</w:t>
             </w:r>
@@ -654,8 +621,6 @@
                 <w:rFonts w:ascii="Sylfaen" w:hAnsi="Sylfaen"/>
                 <w:noProof/>
                 <w:webHidden/>
-                <w:sz w:val="22"/>
-                <w:szCs w:val="22"/>
               </w:rPr>
               <w:tab/>
             </w:r>
@@ -664,8 +629,6 @@
                 <w:rFonts w:ascii="Sylfaen" w:hAnsi="Sylfaen"/>
                 <w:noProof/>
                 <w:webHidden/>
-                <w:sz w:val="22"/>
-                <w:szCs w:val="22"/>
               </w:rPr>
               <w:fldChar w:fldCharType="begin"/>
             </w:r>
@@ -674,18 +637,14 @@
                 <w:rFonts w:ascii="Sylfaen" w:hAnsi="Sylfaen"/>
                 <w:noProof/>
                 <w:webHidden/>
-                <w:sz w:val="22"/>
-                <w:szCs w:val="22"/>
-              </w:rPr>
-              <w:instrText xml:space="preserve"> PAGEREF _Toc217016437 \h </w:instrText>
+              </w:rPr>
+              <w:instrText xml:space="preserve"> PAGEREF _Toc221268275 \h </w:instrText>
             </w:r>
             <w:r>
               <w:rPr>
                 <w:rFonts w:ascii="Sylfaen" w:hAnsi="Sylfaen"/>
                 <w:noProof/>
                 <w:webHidden/>
-                <w:sz w:val="22"/>
-                <w:szCs w:val="22"/>
               </w:rPr>
             </w:r>
             <w:r>
@@ -693,8 +652,6 @@
                 <w:rFonts w:ascii="Sylfaen" w:hAnsi="Sylfaen"/>
                 <w:noProof/>
                 <w:webHidden/>
-                <w:sz w:val="22"/>
-                <w:szCs w:val="22"/>
               </w:rPr>
               <w:fldChar w:fldCharType="separate"/>
             </w:r>
@@ -703,8 +660,6 @@
                 <w:rFonts w:ascii="Sylfaen" w:hAnsi="Sylfaen"/>
                 <w:noProof/>
                 <w:webHidden/>
-                <w:sz w:val="22"/>
-                <w:szCs w:val="22"/>
               </w:rPr>
               <w:t>4</w:t>
             </w:r>
@@ -713,8 +668,6 @@
                 <w:rFonts w:ascii="Sylfaen" w:hAnsi="Sylfaen"/>
                 <w:noProof/>
                 <w:webHidden/>
-                <w:sz w:val="22"/>
-                <w:szCs w:val="22"/>
               </w:rPr>
               <w:fldChar w:fldCharType="end"/>
             </w:r>
@@ -724,7 +677,7 @@
           <w:pPr>
             <w:pStyle w:val="TOC1"/>
             <w:tabs>
-              <w:tab w:val="right" w:leader="dot" w:pos="8630"/>
+              <w:tab w:val="right" w:leader="dot" w:pos="9350"/>
             </w:tabs>
             <w:rPr>
               <w:rFonts w:ascii="Sylfaen" w:eastAsiaTheme="minorEastAsia" w:hAnsi="Sylfaen"/>
@@ -734,24 +687,20 @@
               <w:lang w:val="en-US"/>
             </w:rPr>
           </w:pPr>
-          <w:hyperlink w:anchor="_Toc217016438" w:history="1">
+          <w:hyperlink w:anchor="_Toc221268276" w:history="1">
             <w:r>
               <w:rPr>
                 <w:rStyle w:val="Hyperlink"/>
                 <w:rFonts w:ascii="Sylfaen" w:hAnsi="Sylfaen"/>
                 <w:noProof/>
-                <w:sz w:val="22"/>
-                <w:szCs w:val="22"/>
-              </w:rPr>
-              <w:t xml:space="preserve">Device Diagram </w:t>
+              </w:rPr>
+              <w:t>System Diagram</w:t>
             </w:r>
             <w:r>
               <w:rPr>
                 <w:rFonts w:ascii="Sylfaen" w:hAnsi="Sylfaen"/>
                 <w:noProof/>
                 <w:webHidden/>
-                <w:sz w:val="22"/>
-                <w:szCs w:val="22"/>
               </w:rPr>
               <w:tab/>
             </w:r>
@@ -760,8 +709,6 @@
                 <w:rFonts w:ascii="Sylfaen" w:hAnsi="Sylfaen"/>
                 <w:noProof/>
                 <w:webHidden/>
-                <w:sz w:val="22"/>
-                <w:szCs w:val="22"/>
               </w:rPr>
               <w:fldChar w:fldCharType="begin"/>
             </w:r>
@@ -770,18 +717,14 @@
                 <w:rFonts w:ascii="Sylfaen" w:hAnsi="Sylfaen"/>
                 <w:noProof/>
                 <w:webHidden/>
-                <w:sz w:val="22"/>
-                <w:szCs w:val="22"/>
-              </w:rPr>
-              <w:instrText xml:space="preserve"> PAGEREF _Toc217016438 \h </w:instrText>
+              </w:rPr>
+              <w:instrText xml:space="preserve"> PAGEREF _Toc221268276 \h </w:instrText>
             </w:r>
             <w:r>
               <w:rPr>
                 <w:rFonts w:ascii="Sylfaen" w:hAnsi="Sylfaen"/>
                 <w:noProof/>
                 <w:webHidden/>
-                <w:sz w:val="22"/>
-                <w:szCs w:val="22"/>
               </w:rPr>
             </w:r>
             <w:r>
@@ -789,8 +732,6 @@
                 <w:rFonts w:ascii="Sylfaen" w:hAnsi="Sylfaen"/>
                 <w:noProof/>
                 <w:webHidden/>
-                <w:sz w:val="22"/>
-                <w:szCs w:val="22"/>
               </w:rPr>
               <w:fldChar w:fldCharType="separate"/>
             </w:r>
@@ -799,8 +740,6 @@
                 <w:rFonts w:ascii="Sylfaen" w:hAnsi="Sylfaen"/>
                 <w:noProof/>
                 <w:webHidden/>
-                <w:sz w:val="22"/>
-                <w:szCs w:val="22"/>
               </w:rPr>
               <w:t>4</w:t>
             </w:r>
@@ -809,8 +748,6 @@
                 <w:rFonts w:ascii="Sylfaen" w:hAnsi="Sylfaen"/>
                 <w:noProof/>
                 <w:webHidden/>
-                <w:sz w:val="22"/>
-                <w:szCs w:val="22"/>
               </w:rPr>
               <w:fldChar w:fldCharType="end"/>
             </w:r>
@@ -820,7 +757,7 @@
           <w:pPr>
             <w:pStyle w:val="TOC1"/>
             <w:tabs>
-              <w:tab w:val="right" w:leader="dot" w:pos="8630"/>
+              <w:tab w:val="right" w:leader="dot" w:pos="9350"/>
             </w:tabs>
             <w:rPr>
               <w:rFonts w:ascii="Sylfaen" w:eastAsiaTheme="minorEastAsia" w:hAnsi="Sylfaen"/>
@@ -830,24 +767,20 @@
               <w:lang w:val="en-US"/>
             </w:rPr>
           </w:pPr>
-          <w:hyperlink w:anchor="_Toc217016439" w:history="1">
+          <w:hyperlink w:anchor="_Toc221268277" w:history="1">
             <w:r>
               <w:rPr>
                 <w:rStyle w:val="Hyperlink"/>
                 <w:rFonts w:ascii="Sylfaen" w:hAnsi="Sylfaen"/>
                 <w:noProof/>
-                <w:sz w:val="22"/>
-                <w:szCs w:val="22"/>
-              </w:rPr>
-              <w:t>Electrical Diagram</w:t>
+              </w:rPr>
+              <w:t>Device Diagram</w:t>
             </w:r>
             <w:r>
               <w:rPr>
                 <w:rFonts w:ascii="Sylfaen" w:hAnsi="Sylfaen"/>
                 <w:noProof/>
                 <w:webHidden/>
-                <w:sz w:val="22"/>
-                <w:szCs w:val="22"/>
               </w:rPr>
               <w:tab/>
             </w:r>
@@ -856,8 +789,6 @@
                 <w:rFonts w:ascii="Sylfaen" w:hAnsi="Sylfaen"/>
                 <w:noProof/>
                 <w:webHidden/>
-                <w:sz w:val="22"/>
-                <w:szCs w:val="22"/>
               </w:rPr>
               <w:fldChar w:fldCharType="begin"/>
             </w:r>
@@ -866,18 +797,14 @@
                 <w:rFonts w:ascii="Sylfaen" w:hAnsi="Sylfaen"/>
                 <w:noProof/>
                 <w:webHidden/>
-                <w:sz w:val="22"/>
-                <w:szCs w:val="22"/>
-              </w:rPr>
-              <w:instrText xml:space="preserve"> PAGEREF _Toc217016439 \h </w:instrText>
+              </w:rPr>
+              <w:instrText xml:space="preserve"> PAGEREF _Toc221268277 \h </w:instrText>
             </w:r>
             <w:r>
               <w:rPr>
                 <w:rFonts w:ascii="Sylfaen" w:hAnsi="Sylfaen"/>
                 <w:noProof/>
                 <w:webHidden/>
-                <w:sz w:val="22"/>
-                <w:szCs w:val="22"/>
               </w:rPr>
             </w:r>
             <w:r>
@@ -885,8 +812,6 @@
                 <w:rFonts w:ascii="Sylfaen" w:hAnsi="Sylfaen"/>
                 <w:noProof/>
                 <w:webHidden/>
-                <w:sz w:val="22"/>
-                <w:szCs w:val="22"/>
               </w:rPr>
               <w:fldChar w:fldCharType="separate"/>
             </w:r>
@@ -895,8 +820,6 @@
                 <w:rFonts w:ascii="Sylfaen" w:hAnsi="Sylfaen"/>
                 <w:noProof/>
                 <w:webHidden/>
-                <w:sz w:val="22"/>
-                <w:szCs w:val="22"/>
               </w:rPr>
               <w:t>5</w:t>
             </w:r>
@@ -905,8 +828,6 @@
                 <w:rFonts w:ascii="Sylfaen" w:hAnsi="Sylfaen"/>
                 <w:noProof/>
                 <w:webHidden/>
-                <w:sz w:val="22"/>
-                <w:szCs w:val="22"/>
               </w:rPr>
               <w:fldChar w:fldCharType="end"/>
             </w:r>
@@ -916,7 +837,7 @@
           <w:pPr>
             <w:pStyle w:val="TOC1"/>
             <w:tabs>
-              <w:tab w:val="right" w:leader="dot" w:pos="8630"/>
+              <w:tab w:val="right" w:leader="dot" w:pos="9350"/>
             </w:tabs>
             <w:rPr>
               <w:rFonts w:ascii="Sylfaen" w:eastAsiaTheme="minorEastAsia" w:hAnsi="Sylfaen"/>
@@ -926,24 +847,20 @@
               <w:lang w:val="en-US"/>
             </w:rPr>
           </w:pPr>
-          <w:hyperlink w:anchor="_Toc217016440" w:history="1">
+          <w:hyperlink w:anchor="_Toc221268278" w:history="1">
             <w:r>
               <w:rPr>
                 <w:rStyle w:val="Hyperlink"/>
                 <w:rFonts w:ascii="Sylfaen" w:hAnsi="Sylfaen"/>
                 <w:noProof/>
-                <w:sz w:val="22"/>
-                <w:szCs w:val="22"/>
-              </w:rPr>
-              <w:t>Custom Chapters</w:t>
+              </w:rPr>
+              <w:t>Electrical Diagram</w:t>
             </w:r>
             <w:r>
               <w:rPr>
                 <w:rFonts w:ascii="Sylfaen" w:hAnsi="Sylfaen"/>
                 <w:noProof/>
                 <w:webHidden/>
-                <w:sz w:val="22"/>
-                <w:szCs w:val="22"/>
               </w:rPr>
               <w:tab/>
             </w:r>
@@ -952,8 +869,6 @@
                 <w:rFonts w:ascii="Sylfaen" w:hAnsi="Sylfaen"/>
                 <w:noProof/>
                 <w:webHidden/>
-                <w:sz w:val="22"/>
-                <w:szCs w:val="22"/>
               </w:rPr>
               <w:fldChar w:fldCharType="begin"/>
             </w:r>
@@ -962,18 +877,14 @@
                 <w:rFonts w:ascii="Sylfaen" w:hAnsi="Sylfaen"/>
                 <w:noProof/>
                 <w:webHidden/>
-                <w:sz w:val="22"/>
-                <w:szCs w:val="22"/>
-              </w:rPr>
-              <w:instrText xml:space="preserve"> PAGEREF _Toc217016440 \h </w:instrText>
+              </w:rPr>
+              <w:instrText xml:space="preserve"> PAGEREF _Toc221268278 \h </w:instrText>
             </w:r>
             <w:r>
               <w:rPr>
                 <w:rFonts w:ascii="Sylfaen" w:hAnsi="Sylfaen"/>
                 <w:noProof/>
                 <w:webHidden/>
-                <w:sz w:val="22"/>
-                <w:szCs w:val="22"/>
               </w:rPr>
             </w:r>
             <w:r>
@@ -981,8 +892,6 @@
                 <w:rFonts w:ascii="Sylfaen" w:hAnsi="Sylfaen"/>
                 <w:noProof/>
                 <w:webHidden/>
-                <w:sz w:val="22"/>
-                <w:szCs w:val="22"/>
               </w:rPr>
               <w:fldChar w:fldCharType="separate"/>
             </w:r>
@@ -991,18 +900,814 @@
                 <w:rFonts w:ascii="Sylfaen" w:hAnsi="Sylfaen"/>
                 <w:noProof/>
                 <w:webHidden/>
-                <w:sz w:val="22"/>
-                <w:szCs w:val="22"/>
-              </w:rPr>
-              <w:t>5</w:t>
+              </w:rPr>
+              <w:t>6</w:t>
             </w:r>
             <w:r>
               <w:rPr>
                 <w:rFonts w:ascii="Sylfaen" w:hAnsi="Sylfaen"/>
                 <w:noProof/>
                 <w:webHidden/>
-                <w:sz w:val="22"/>
-                <w:szCs w:val="22"/>
+              </w:rPr>
+              <w:fldChar w:fldCharType="end"/>
+            </w:r>
+          </w:hyperlink>
+        </w:p>
+        <w:p>
+          <w:pPr>
+            <w:pStyle w:val="TOC1"/>
+            <w:tabs>
+              <w:tab w:val="right" w:leader="dot" w:pos="9350"/>
+            </w:tabs>
+            <w:rPr>
+              <w:rFonts w:ascii="Sylfaen" w:eastAsiaTheme="minorEastAsia" w:hAnsi="Sylfaen"/>
+              <w:noProof/>
+              <w:sz w:val="22"/>
+              <w:szCs w:val="22"/>
+              <w:lang w:val="en-US"/>
+            </w:rPr>
+          </w:pPr>
+          <w:hyperlink w:anchor="_Toc221268279" w:history="1">
+            <w:r>
+              <w:rPr>
+                <w:rStyle w:val="Hyperlink"/>
+                <w:rFonts w:ascii="Sylfaen" w:hAnsi="Sylfaen"/>
+                <w:noProof/>
+              </w:rPr>
+              <w:t>SCH shema</w:t>
+            </w:r>
+            <w:r>
+              <w:rPr>
+                <w:rFonts w:ascii="Sylfaen" w:hAnsi="Sylfaen"/>
+                <w:noProof/>
+                <w:webHidden/>
+              </w:rPr>
+              <w:tab/>
+            </w:r>
+            <w:r>
+              <w:rPr>
+                <w:rFonts w:ascii="Sylfaen" w:hAnsi="Sylfaen"/>
+                <w:noProof/>
+                <w:webHidden/>
+              </w:rPr>
+              <w:fldChar w:fldCharType="begin"/>
+            </w:r>
+            <w:r>
+              <w:rPr>
+                <w:rFonts w:ascii="Sylfaen" w:hAnsi="Sylfaen"/>
+                <w:noProof/>
+                <w:webHidden/>
+              </w:rPr>
+              <w:instrText xml:space="preserve"> PAGEREF _Toc221268279 \h </w:instrText>
+            </w:r>
+            <w:r>
+              <w:rPr>
+                <w:rFonts w:ascii="Sylfaen" w:hAnsi="Sylfaen"/>
+                <w:noProof/>
+                <w:webHidden/>
+              </w:rPr>
+            </w:r>
+            <w:r>
+              <w:rPr>
+                <w:rFonts w:ascii="Sylfaen" w:hAnsi="Sylfaen"/>
+                <w:noProof/>
+                <w:webHidden/>
+              </w:rPr>
+              <w:fldChar w:fldCharType="separate"/>
+            </w:r>
+            <w:r>
+              <w:rPr>
+                <w:rFonts w:ascii="Sylfaen" w:hAnsi="Sylfaen"/>
+                <w:noProof/>
+                <w:webHidden/>
+              </w:rPr>
+              <w:t>6</w:t>
+            </w:r>
+            <w:r>
+              <w:rPr>
+                <w:rFonts w:ascii="Sylfaen" w:hAnsi="Sylfaen"/>
+                <w:noProof/>
+                <w:webHidden/>
+              </w:rPr>
+              <w:fldChar w:fldCharType="end"/>
+            </w:r>
+          </w:hyperlink>
+        </w:p>
+        <w:p>
+          <w:pPr>
+            <w:pStyle w:val="TOC1"/>
+            <w:tabs>
+              <w:tab w:val="right" w:leader="dot" w:pos="9350"/>
+            </w:tabs>
+            <w:rPr>
+              <w:rFonts w:ascii="Sylfaen" w:eastAsiaTheme="minorEastAsia" w:hAnsi="Sylfaen"/>
+              <w:noProof/>
+              <w:sz w:val="22"/>
+              <w:szCs w:val="22"/>
+              <w:lang w:val="en-US"/>
+            </w:rPr>
+          </w:pPr>
+          <w:hyperlink w:anchor="_Toc221268280" w:history="1">
+            <w:r>
+              <w:rPr>
+                <w:rStyle w:val="Hyperlink"/>
+                <w:rFonts w:ascii="Sylfaen" w:hAnsi="Sylfaen"/>
+                <w:noProof/>
+              </w:rPr>
+              <w:t>Github Reposetory</w:t>
+            </w:r>
+            <w:r>
+              <w:rPr>
+                <w:rFonts w:ascii="Sylfaen" w:hAnsi="Sylfaen"/>
+                <w:noProof/>
+                <w:webHidden/>
+              </w:rPr>
+              <w:tab/>
+            </w:r>
+            <w:r>
+              <w:rPr>
+                <w:rFonts w:ascii="Sylfaen" w:hAnsi="Sylfaen"/>
+                <w:noProof/>
+                <w:webHidden/>
+              </w:rPr>
+              <w:fldChar w:fldCharType="begin"/>
+            </w:r>
+            <w:r>
+              <w:rPr>
+                <w:rFonts w:ascii="Sylfaen" w:hAnsi="Sylfaen"/>
+                <w:noProof/>
+                <w:webHidden/>
+              </w:rPr>
+              <w:instrText xml:space="preserve"> PAGEREF _Toc221268280 \h </w:instrText>
+            </w:r>
+            <w:r>
+              <w:rPr>
+                <w:rFonts w:ascii="Sylfaen" w:hAnsi="Sylfaen"/>
+                <w:noProof/>
+                <w:webHidden/>
+              </w:rPr>
+            </w:r>
+            <w:r>
+              <w:rPr>
+                <w:rFonts w:ascii="Sylfaen" w:hAnsi="Sylfaen"/>
+                <w:noProof/>
+                <w:webHidden/>
+              </w:rPr>
+              <w:fldChar w:fldCharType="separate"/>
+            </w:r>
+            <w:r>
+              <w:rPr>
+                <w:rFonts w:ascii="Sylfaen" w:hAnsi="Sylfaen"/>
+                <w:noProof/>
+                <w:webHidden/>
+              </w:rPr>
+              <w:t>7</w:t>
+            </w:r>
+            <w:r>
+              <w:rPr>
+                <w:rFonts w:ascii="Sylfaen" w:hAnsi="Sylfaen"/>
+                <w:noProof/>
+                <w:webHidden/>
+              </w:rPr>
+              <w:fldChar w:fldCharType="end"/>
+            </w:r>
+          </w:hyperlink>
+        </w:p>
+        <w:p>
+          <w:pPr>
+            <w:pStyle w:val="TOC1"/>
+            <w:tabs>
+              <w:tab w:val="right" w:leader="dot" w:pos="9350"/>
+            </w:tabs>
+            <w:rPr>
+              <w:rFonts w:ascii="Sylfaen" w:eastAsiaTheme="minorEastAsia" w:hAnsi="Sylfaen"/>
+              <w:noProof/>
+              <w:sz w:val="22"/>
+              <w:szCs w:val="22"/>
+              <w:lang w:val="en-US"/>
+            </w:rPr>
+          </w:pPr>
+          <w:hyperlink w:anchor="_Toc221268281" w:history="1">
+            <w:r>
+              <w:rPr>
+                <w:rStyle w:val="Hyperlink"/>
+                <w:rFonts w:ascii="Sylfaen" w:hAnsi="Sylfaen"/>
+                <w:noProof/>
+              </w:rPr>
+              <w:t>Industry Standards</w:t>
+            </w:r>
+            <w:r>
+              <w:rPr>
+                <w:rFonts w:ascii="Sylfaen" w:hAnsi="Sylfaen"/>
+                <w:noProof/>
+                <w:webHidden/>
+              </w:rPr>
+              <w:tab/>
+            </w:r>
+            <w:r>
+              <w:rPr>
+                <w:rFonts w:ascii="Sylfaen" w:hAnsi="Sylfaen"/>
+                <w:noProof/>
+                <w:webHidden/>
+              </w:rPr>
+              <w:fldChar w:fldCharType="begin"/>
+            </w:r>
+            <w:r>
+              <w:rPr>
+                <w:rFonts w:ascii="Sylfaen" w:hAnsi="Sylfaen"/>
+                <w:noProof/>
+                <w:webHidden/>
+              </w:rPr>
+              <w:instrText xml:space="preserve"> PAGEREF _Toc221268281 \h </w:instrText>
+            </w:r>
+            <w:r>
+              <w:rPr>
+                <w:rFonts w:ascii="Sylfaen" w:hAnsi="Sylfaen"/>
+                <w:noProof/>
+                <w:webHidden/>
+              </w:rPr>
+            </w:r>
+            <w:r>
+              <w:rPr>
+                <w:rFonts w:ascii="Sylfaen" w:hAnsi="Sylfaen"/>
+                <w:noProof/>
+                <w:webHidden/>
+              </w:rPr>
+              <w:fldChar w:fldCharType="separate"/>
+            </w:r>
+            <w:r>
+              <w:rPr>
+                <w:rFonts w:ascii="Sylfaen" w:hAnsi="Sylfaen"/>
+                <w:noProof/>
+                <w:webHidden/>
+              </w:rPr>
+              <w:t>8</w:t>
+            </w:r>
+            <w:r>
+              <w:rPr>
+                <w:rFonts w:ascii="Sylfaen" w:hAnsi="Sylfaen"/>
+                <w:noProof/>
+                <w:webHidden/>
+              </w:rPr>
+              <w:fldChar w:fldCharType="end"/>
+            </w:r>
+          </w:hyperlink>
+        </w:p>
+        <w:p>
+          <w:pPr>
+            <w:pStyle w:val="TOC3"/>
+            <w:tabs>
+              <w:tab w:val="right" w:leader="dot" w:pos="9350"/>
+            </w:tabs>
+            <w:rPr>
+              <w:rFonts w:ascii="Sylfaen" w:hAnsi="Sylfaen"/>
+              <w:noProof/>
+              <w:sz w:val="22"/>
+              <w:szCs w:val="22"/>
+            </w:rPr>
+          </w:pPr>
+          <w:hyperlink w:anchor="_Toc221268282" w:history="1">
+            <w:r>
+              <w:rPr>
+                <w:rStyle w:val="Hyperlink"/>
+                <w:rFonts w:ascii="Sylfaen" w:eastAsia="Times New Roman" w:hAnsi="Sylfaen" w:cs="Times New Roman"/>
+                <w:noProof/>
+                <w:color w:val="0000BF" w:themeColor="hyperlink" w:themeShade="BF"/>
+              </w:rPr>
+              <w:t>Sensor Precision &amp; Resolution</w:t>
+            </w:r>
+            <w:r>
+              <w:rPr>
+                <w:rFonts w:ascii="Sylfaen" w:hAnsi="Sylfaen"/>
+                <w:noProof/>
+                <w:webHidden/>
+              </w:rPr>
+              <w:tab/>
+            </w:r>
+            <w:r>
+              <w:rPr>
+                <w:rFonts w:ascii="Sylfaen" w:hAnsi="Sylfaen"/>
+                <w:noProof/>
+                <w:webHidden/>
+              </w:rPr>
+              <w:fldChar w:fldCharType="begin"/>
+            </w:r>
+            <w:r>
+              <w:rPr>
+                <w:rFonts w:ascii="Sylfaen" w:hAnsi="Sylfaen"/>
+                <w:noProof/>
+                <w:webHidden/>
+              </w:rPr>
+              <w:instrText xml:space="preserve"> PAGEREF _Toc221268282 \h </w:instrText>
+            </w:r>
+            <w:r>
+              <w:rPr>
+                <w:rFonts w:ascii="Sylfaen" w:hAnsi="Sylfaen"/>
+                <w:noProof/>
+                <w:webHidden/>
+              </w:rPr>
+            </w:r>
+            <w:r>
+              <w:rPr>
+                <w:rFonts w:ascii="Sylfaen" w:hAnsi="Sylfaen"/>
+                <w:noProof/>
+                <w:webHidden/>
+              </w:rPr>
+              <w:fldChar w:fldCharType="separate"/>
+            </w:r>
+            <w:r>
+              <w:rPr>
+                <w:rFonts w:ascii="Sylfaen" w:hAnsi="Sylfaen"/>
+                <w:noProof/>
+                <w:webHidden/>
+              </w:rPr>
+              <w:t>9</w:t>
+            </w:r>
+            <w:r>
+              <w:rPr>
+                <w:rFonts w:ascii="Sylfaen" w:hAnsi="Sylfaen"/>
+                <w:noProof/>
+                <w:webHidden/>
+              </w:rPr>
+              <w:fldChar w:fldCharType="end"/>
+            </w:r>
+          </w:hyperlink>
+        </w:p>
+        <w:p>
+          <w:pPr>
+            <w:pStyle w:val="TOC3"/>
+            <w:tabs>
+              <w:tab w:val="right" w:leader="dot" w:pos="9350"/>
+            </w:tabs>
+            <w:rPr>
+              <w:rFonts w:ascii="Sylfaen" w:hAnsi="Sylfaen"/>
+              <w:noProof/>
+              <w:sz w:val="22"/>
+              <w:szCs w:val="22"/>
+            </w:rPr>
+          </w:pPr>
+          <w:hyperlink w:anchor="_Toc221268283" w:history="1">
+            <w:r>
+              <w:rPr>
+                <w:rStyle w:val="Hyperlink"/>
+                <w:rFonts w:ascii="Sylfaen" w:eastAsia="Times New Roman" w:hAnsi="Sylfaen" w:cs="Times New Roman"/>
+                <w:noProof/>
+                <w:color w:val="0000BF" w:themeColor="hyperlink" w:themeShade="BF"/>
+              </w:rPr>
+              <w:t>Power System</w:t>
+            </w:r>
+            <w:r>
+              <w:rPr>
+                <w:rFonts w:ascii="Sylfaen" w:hAnsi="Sylfaen"/>
+                <w:noProof/>
+                <w:webHidden/>
+              </w:rPr>
+              <w:tab/>
+            </w:r>
+            <w:r>
+              <w:rPr>
+                <w:rFonts w:ascii="Sylfaen" w:hAnsi="Sylfaen"/>
+                <w:noProof/>
+                <w:webHidden/>
+              </w:rPr>
+              <w:fldChar w:fldCharType="begin"/>
+            </w:r>
+            <w:r>
+              <w:rPr>
+                <w:rFonts w:ascii="Sylfaen" w:hAnsi="Sylfaen"/>
+                <w:noProof/>
+                <w:webHidden/>
+              </w:rPr>
+              <w:instrText xml:space="preserve"> PAGEREF _Toc221268283 \h </w:instrText>
+            </w:r>
+            <w:r>
+              <w:rPr>
+                <w:rFonts w:ascii="Sylfaen" w:hAnsi="Sylfaen"/>
+                <w:noProof/>
+                <w:webHidden/>
+              </w:rPr>
+            </w:r>
+            <w:r>
+              <w:rPr>
+                <w:rFonts w:ascii="Sylfaen" w:hAnsi="Sylfaen"/>
+                <w:noProof/>
+                <w:webHidden/>
+              </w:rPr>
+              <w:fldChar w:fldCharType="separate"/>
+            </w:r>
+            <w:r>
+              <w:rPr>
+                <w:rFonts w:ascii="Sylfaen" w:hAnsi="Sylfaen"/>
+                <w:noProof/>
+                <w:webHidden/>
+              </w:rPr>
+              <w:t>9</w:t>
+            </w:r>
+            <w:r>
+              <w:rPr>
+                <w:rFonts w:ascii="Sylfaen" w:hAnsi="Sylfaen"/>
+                <w:noProof/>
+                <w:webHidden/>
+              </w:rPr>
+              <w:fldChar w:fldCharType="end"/>
+            </w:r>
+          </w:hyperlink>
+        </w:p>
+        <w:p>
+          <w:pPr>
+            <w:pStyle w:val="TOC3"/>
+            <w:tabs>
+              <w:tab w:val="right" w:leader="dot" w:pos="9350"/>
+            </w:tabs>
+            <w:rPr>
+              <w:rFonts w:ascii="Sylfaen" w:hAnsi="Sylfaen"/>
+              <w:noProof/>
+              <w:sz w:val="22"/>
+              <w:szCs w:val="22"/>
+            </w:rPr>
+          </w:pPr>
+          <w:hyperlink w:anchor="_Toc221268284" w:history="1">
+            <w:r>
+              <w:rPr>
+                <w:rStyle w:val="Hyperlink"/>
+                <w:rFonts w:ascii="Sylfaen" w:eastAsia="Times New Roman" w:hAnsi="Sylfaen" w:cs="Times New Roman"/>
+                <w:noProof/>
+                <w:color w:val="0000BF" w:themeColor="hyperlink" w:themeShade="BF"/>
+              </w:rPr>
+              <w:t>Wire Management</w:t>
+            </w:r>
+            <w:r>
+              <w:rPr>
+                <w:rFonts w:ascii="Sylfaen" w:hAnsi="Sylfaen"/>
+                <w:noProof/>
+                <w:webHidden/>
+              </w:rPr>
+              <w:tab/>
+            </w:r>
+            <w:r>
+              <w:rPr>
+                <w:rFonts w:ascii="Sylfaen" w:hAnsi="Sylfaen"/>
+                <w:noProof/>
+                <w:webHidden/>
+              </w:rPr>
+              <w:fldChar w:fldCharType="begin"/>
+            </w:r>
+            <w:r>
+              <w:rPr>
+                <w:rFonts w:ascii="Sylfaen" w:hAnsi="Sylfaen"/>
+                <w:noProof/>
+                <w:webHidden/>
+              </w:rPr>
+              <w:instrText xml:space="preserve"> PAGEREF _Toc221268284 \h </w:instrText>
+            </w:r>
+            <w:r>
+              <w:rPr>
+                <w:rFonts w:ascii="Sylfaen" w:hAnsi="Sylfaen"/>
+                <w:noProof/>
+                <w:webHidden/>
+              </w:rPr>
+            </w:r>
+            <w:r>
+              <w:rPr>
+                <w:rFonts w:ascii="Sylfaen" w:hAnsi="Sylfaen"/>
+                <w:noProof/>
+                <w:webHidden/>
+              </w:rPr>
+              <w:fldChar w:fldCharType="separate"/>
+            </w:r>
+            <w:r>
+              <w:rPr>
+                <w:rFonts w:ascii="Sylfaen" w:hAnsi="Sylfaen"/>
+                <w:noProof/>
+                <w:webHidden/>
+              </w:rPr>
+              <w:t>10</w:t>
+            </w:r>
+            <w:r>
+              <w:rPr>
+                <w:rFonts w:ascii="Sylfaen" w:hAnsi="Sylfaen"/>
+                <w:noProof/>
+                <w:webHidden/>
+              </w:rPr>
+              <w:fldChar w:fldCharType="end"/>
+            </w:r>
+          </w:hyperlink>
+        </w:p>
+        <w:p>
+          <w:pPr>
+            <w:pStyle w:val="TOC3"/>
+            <w:tabs>
+              <w:tab w:val="right" w:leader="dot" w:pos="9350"/>
+            </w:tabs>
+            <w:rPr>
+              <w:rFonts w:ascii="Sylfaen" w:hAnsi="Sylfaen"/>
+              <w:noProof/>
+              <w:sz w:val="22"/>
+              <w:szCs w:val="22"/>
+            </w:rPr>
+          </w:pPr>
+          <w:hyperlink w:anchor="_Toc221268285" w:history="1">
+            <w:r>
+              <w:rPr>
+                <w:rStyle w:val="Hyperlink"/>
+                <w:rFonts w:ascii="Sylfaen" w:eastAsia="Times New Roman" w:hAnsi="Sylfaen" w:cs="Times New Roman"/>
+                <w:noProof/>
+                <w:color w:val="0000BF" w:themeColor="hyperlink" w:themeShade="BF"/>
+              </w:rPr>
+              <w:t>System Accuracy and Calibration Performance</w:t>
+            </w:r>
+            <w:r>
+              <w:rPr>
+                <w:rFonts w:ascii="Sylfaen" w:hAnsi="Sylfaen"/>
+                <w:noProof/>
+                <w:webHidden/>
+              </w:rPr>
+              <w:tab/>
+            </w:r>
+            <w:r>
+              <w:rPr>
+                <w:rFonts w:ascii="Sylfaen" w:hAnsi="Sylfaen"/>
+                <w:noProof/>
+                <w:webHidden/>
+              </w:rPr>
+              <w:fldChar w:fldCharType="begin"/>
+            </w:r>
+            <w:r>
+              <w:rPr>
+                <w:rFonts w:ascii="Sylfaen" w:hAnsi="Sylfaen"/>
+                <w:noProof/>
+                <w:webHidden/>
+              </w:rPr>
+              <w:instrText xml:space="preserve"> PAGEREF _Toc221268285 \h </w:instrText>
+            </w:r>
+            <w:r>
+              <w:rPr>
+                <w:rFonts w:ascii="Sylfaen" w:hAnsi="Sylfaen"/>
+                <w:noProof/>
+                <w:webHidden/>
+              </w:rPr>
+            </w:r>
+            <w:r>
+              <w:rPr>
+                <w:rFonts w:ascii="Sylfaen" w:hAnsi="Sylfaen"/>
+                <w:noProof/>
+                <w:webHidden/>
+              </w:rPr>
+              <w:fldChar w:fldCharType="separate"/>
+            </w:r>
+            <w:r>
+              <w:rPr>
+                <w:rFonts w:ascii="Sylfaen" w:hAnsi="Sylfaen"/>
+                <w:noProof/>
+                <w:webHidden/>
+              </w:rPr>
+              <w:t>10</w:t>
+            </w:r>
+            <w:r>
+              <w:rPr>
+                <w:rFonts w:ascii="Sylfaen" w:hAnsi="Sylfaen"/>
+                <w:noProof/>
+                <w:webHidden/>
+              </w:rPr>
+              <w:fldChar w:fldCharType="end"/>
+            </w:r>
+          </w:hyperlink>
+        </w:p>
+        <w:p>
+          <w:pPr>
+            <w:pStyle w:val="TOC1"/>
+            <w:tabs>
+              <w:tab w:val="right" w:leader="dot" w:pos="9350"/>
+            </w:tabs>
+            <w:rPr>
+              <w:rFonts w:ascii="Sylfaen" w:eastAsiaTheme="minorEastAsia" w:hAnsi="Sylfaen"/>
+              <w:noProof/>
+              <w:sz w:val="22"/>
+              <w:szCs w:val="22"/>
+              <w:lang w:val="en-US"/>
+            </w:rPr>
+          </w:pPr>
+          <w:hyperlink w:anchor="_Toc221268286" w:history="1">
+            <w:r>
+              <w:rPr>
+                <w:rStyle w:val="Hyperlink"/>
+                <w:rFonts w:ascii="Sylfaen" w:hAnsi="Sylfaen"/>
+                <w:noProof/>
+              </w:rPr>
+              <w:t>Gant Chart</w:t>
+            </w:r>
+            <w:r>
+              <w:rPr>
+                <w:rFonts w:ascii="Sylfaen" w:hAnsi="Sylfaen"/>
+                <w:noProof/>
+                <w:webHidden/>
+              </w:rPr>
+              <w:tab/>
+            </w:r>
+            <w:r>
+              <w:rPr>
+                <w:rFonts w:ascii="Sylfaen" w:hAnsi="Sylfaen"/>
+                <w:noProof/>
+                <w:webHidden/>
+              </w:rPr>
+              <w:fldChar w:fldCharType="begin"/>
+            </w:r>
+            <w:r>
+              <w:rPr>
+                <w:rFonts w:ascii="Sylfaen" w:hAnsi="Sylfaen"/>
+                <w:noProof/>
+                <w:webHidden/>
+              </w:rPr>
+              <w:instrText xml:space="preserve"> PAGEREF _Toc221268286 \h </w:instrText>
+            </w:r>
+            <w:r>
+              <w:rPr>
+                <w:rFonts w:ascii="Sylfaen" w:hAnsi="Sylfaen"/>
+                <w:noProof/>
+                <w:webHidden/>
+              </w:rPr>
+            </w:r>
+            <w:r>
+              <w:rPr>
+                <w:rFonts w:ascii="Sylfaen" w:hAnsi="Sylfaen"/>
+                <w:noProof/>
+                <w:webHidden/>
+              </w:rPr>
+              <w:fldChar w:fldCharType="separate"/>
+            </w:r>
+            <w:r>
+              <w:rPr>
+                <w:rFonts w:ascii="Sylfaen" w:hAnsi="Sylfaen"/>
+                <w:noProof/>
+                <w:webHidden/>
+              </w:rPr>
+              <w:t>11</w:t>
+            </w:r>
+            <w:r>
+              <w:rPr>
+                <w:rFonts w:ascii="Sylfaen" w:hAnsi="Sylfaen"/>
+                <w:noProof/>
+                <w:webHidden/>
+              </w:rPr>
+              <w:fldChar w:fldCharType="end"/>
+            </w:r>
+          </w:hyperlink>
+        </w:p>
+        <w:p>
+          <w:pPr>
+            <w:pStyle w:val="TOC1"/>
+            <w:tabs>
+              <w:tab w:val="right" w:leader="dot" w:pos="9350"/>
+            </w:tabs>
+            <w:rPr>
+              <w:rFonts w:ascii="Sylfaen" w:eastAsiaTheme="minorEastAsia" w:hAnsi="Sylfaen"/>
+              <w:noProof/>
+              <w:sz w:val="22"/>
+              <w:szCs w:val="22"/>
+              <w:lang w:val="en-US"/>
+            </w:rPr>
+          </w:pPr>
+          <w:hyperlink w:anchor="_Toc221268287" w:history="1">
+            <w:r>
+              <w:rPr>
+                <w:rStyle w:val="Hyperlink"/>
+                <w:rFonts w:ascii="Sylfaen" w:hAnsi="Sylfaen"/>
+                <w:noProof/>
+              </w:rPr>
+              <w:t>Budget</w:t>
+            </w:r>
+            <w:r>
+              <w:rPr>
+                <w:rFonts w:ascii="Sylfaen" w:hAnsi="Sylfaen"/>
+                <w:noProof/>
+                <w:webHidden/>
+              </w:rPr>
+              <w:tab/>
+            </w:r>
+            <w:r>
+              <w:rPr>
+                <w:rFonts w:ascii="Sylfaen" w:hAnsi="Sylfaen"/>
+                <w:noProof/>
+                <w:webHidden/>
+              </w:rPr>
+              <w:fldChar w:fldCharType="begin"/>
+            </w:r>
+            <w:r>
+              <w:rPr>
+                <w:rFonts w:ascii="Sylfaen" w:hAnsi="Sylfaen"/>
+                <w:noProof/>
+                <w:webHidden/>
+              </w:rPr>
+              <w:instrText xml:space="preserve"> PAGEREF _Toc221268287 \h </w:instrText>
+            </w:r>
+            <w:r>
+              <w:rPr>
+                <w:rFonts w:ascii="Sylfaen" w:hAnsi="Sylfaen"/>
+                <w:noProof/>
+                <w:webHidden/>
+              </w:rPr>
+            </w:r>
+            <w:r>
+              <w:rPr>
+                <w:rFonts w:ascii="Sylfaen" w:hAnsi="Sylfaen"/>
+                <w:noProof/>
+                <w:webHidden/>
+              </w:rPr>
+              <w:fldChar w:fldCharType="separate"/>
+            </w:r>
+            <w:r>
+              <w:rPr>
+                <w:rFonts w:ascii="Sylfaen" w:hAnsi="Sylfaen"/>
+                <w:noProof/>
+                <w:webHidden/>
+              </w:rPr>
+              <w:t>12</w:t>
+            </w:r>
+            <w:r>
+              <w:rPr>
+                <w:rFonts w:ascii="Sylfaen" w:hAnsi="Sylfaen"/>
+                <w:noProof/>
+                <w:webHidden/>
+              </w:rPr>
+              <w:fldChar w:fldCharType="end"/>
+            </w:r>
+          </w:hyperlink>
+        </w:p>
+        <w:p>
+          <w:pPr>
+            <w:pStyle w:val="TOC1"/>
+            <w:tabs>
+              <w:tab w:val="right" w:leader="dot" w:pos="9350"/>
+            </w:tabs>
+            <w:rPr>
+              <w:rFonts w:ascii="Sylfaen" w:eastAsiaTheme="minorEastAsia" w:hAnsi="Sylfaen"/>
+              <w:noProof/>
+              <w:sz w:val="22"/>
+              <w:szCs w:val="22"/>
+              <w:lang w:val="en-US"/>
+            </w:rPr>
+          </w:pPr>
+          <w:hyperlink w:anchor="_Toc221268288" w:history="1">
+            <w:r>
+              <w:rPr>
+                <w:rStyle w:val="Hyperlink"/>
+                <w:rFonts w:ascii="Sylfaen" w:hAnsi="Sylfaen"/>
+                <w:noProof/>
+              </w:rPr>
+              <w:t>References</w:t>
+            </w:r>
+            <w:r>
+              <w:rPr>
+                <w:rFonts w:ascii="Sylfaen" w:hAnsi="Sylfaen"/>
+                <w:noProof/>
+                <w:webHidden/>
+              </w:rPr>
+              <w:tab/>
+            </w:r>
+            <w:r>
+              <w:rPr>
+                <w:rFonts w:ascii="Sylfaen" w:hAnsi="Sylfaen"/>
+                <w:noProof/>
+                <w:webHidden/>
+              </w:rPr>
+              <w:fldChar w:fldCharType="begin"/>
+            </w:r>
+            <w:r>
+              <w:rPr>
+                <w:rFonts w:ascii="Sylfaen" w:hAnsi="Sylfaen"/>
+                <w:noProof/>
+                <w:webHidden/>
+              </w:rPr>
+              <w:instrText xml:space="preserve"> PAGEREF _Toc221268288 \h </w:instrText>
+            </w:r>
+            <w:r>
+              <w:rPr>
+                <w:rFonts w:ascii="Sylfaen" w:hAnsi="Sylfaen"/>
+                <w:noProof/>
+                <w:webHidden/>
+              </w:rPr>
+            </w:r>
+            <w:r>
+              <w:rPr>
+                <w:rFonts w:ascii="Sylfaen" w:hAnsi="Sylfaen"/>
+                <w:noProof/>
+                <w:webHidden/>
+              </w:rPr>
+              <w:fldChar w:fldCharType="separate"/>
+            </w:r>
+            <w:r>
+              <w:rPr>
+                <w:rFonts w:ascii="Sylfaen" w:hAnsi="Sylfaen"/>
+                <w:noProof/>
+                <w:webHidden/>
+              </w:rPr>
+              <w:t>13</w:t>
+            </w:r>
+            <w:r>
+              <w:rPr>
+                <w:rFonts w:ascii="Sylfaen" w:hAnsi="Sylfaen"/>
+                <w:noProof/>
+                <w:webHidden/>
               </w:rPr>
               <w:fldChar w:fldCharType="end"/>
             </w:r>
@@ -1021,8 +1726,6 @@
             <w:rPr>
               <w:rFonts w:ascii="Sylfaen" w:hAnsi="Sylfaen"/>
               <w:noProof/>
-              <w:sz w:val="22"/>
-              <w:szCs w:val="22"/>
             </w:rPr>
             <w:fldChar w:fldCharType="end"/>
           </w:r>
@@ -1030,101 +1733,202 @@
       </w:sdtContent>
     </w:sdt>
     <w:p>
-      <w:bookmarkStart w:id="0" w:name="_Toc217016435"/>
+      <w:pPr>
+        <w:rPr>
+          <w:rFonts w:ascii="Sylfaen" w:hAnsi="Sylfaen"/>
+        </w:rPr>
+      </w:pPr>
       <w:r>
+        <w:rPr>
+          <w:rFonts w:ascii="Sylfaen" w:hAnsi="Sylfaen"/>
+        </w:rPr>
         <w:br/>
       </w:r>
       <w:r>
+        <w:rPr>
+          <w:rFonts w:ascii="Sylfaen" w:hAnsi="Sylfaen"/>
+        </w:rPr>
         <w:br/>
       </w:r>
       <w:r>
+        <w:rPr>
+          <w:rFonts w:ascii="Sylfaen" w:hAnsi="Sylfaen"/>
+        </w:rPr>
         <w:br/>
       </w:r>
       <w:r>
+        <w:rPr>
+          <w:rFonts w:ascii="Sylfaen" w:hAnsi="Sylfaen"/>
+        </w:rPr>
         <w:br/>
       </w:r>
       <w:r>
+        <w:rPr>
+          <w:rFonts w:ascii="Sylfaen" w:hAnsi="Sylfaen"/>
+        </w:rPr>
         <w:br/>
       </w:r>
       <w:r>
+        <w:rPr>
+          <w:rFonts w:ascii="Sylfaen" w:hAnsi="Sylfaen"/>
+        </w:rPr>
         <w:br/>
       </w:r>
       <w:r>
+        <w:rPr>
+          <w:rFonts w:ascii="Sylfaen" w:hAnsi="Sylfaen"/>
+        </w:rPr>
         <w:br/>
       </w:r>
       <w:r>
+        <w:rPr>
+          <w:rFonts w:ascii="Sylfaen" w:hAnsi="Sylfaen"/>
+        </w:rPr>
         <w:br/>
       </w:r>
       <w:r>
+        <w:rPr>
+          <w:rFonts w:ascii="Sylfaen" w:hAnsi="Sylfaen"/>
+        </w:rPr>
         <w:br/>
       </w:r>
       <w:r>
+        <w:rPr>
+          <w:rFonts w:ascii="Sylfaen" w:hAnsi="Sylfaen"/>
+        </w:rPr>
         <w:br/>
       </w:r>
       <w:r>
+        <w:rPr>
+          <w:rFonts w:ascii="Sylfaen" w:hAnsi="Sylfaen"/>
+        </w:rPr>
         <w:br/>
       </w:r>
       <w:r>
+        <w:rPr>
+          <w:rFonts w:ascii="Sylfaen" w:hAnsi="Sylfaen"/>
+        </w:rPr>
         <w:br/>
       </w:r>
       <w:r>
+        <w:rPr>
+          <w:rFonts w:ascii="Sylfaen" w:hAnsi="Sylfaen"/>
+        </w:rPr>
         <w:br/>
       </w:r>
       <w:r>
+        <w:rPr>
+          <w:rFonts w:ascii="Sylfaen" w:hAnsi="Sylfaen"/>
+        </w:rPr>
         <w:br/>
       </w:r>
       <w:r>
+        <w:rPr>
+          <w:rFonts w:ascii="Sylfaen" w:hAnsi="Sylfaen"/>
+        </w:rPr>
         <w:br/>
       </w:r>
       <w:r>
+        <w:rPr>
+          <w:rFonts w:ascii="Sylfaen" w:hAnsi="Sylfaen"/>
+        </w:rPr>
         <w:br/>
       </w:r>
       <w:r>
+        <w:rPr>
+          <w:rFonts w:ascii="Sylfaen" w:hAnsi="Sylfaen"/>
+        </w:rPr>
         <w:br/>
       </w:r>
       <w:r>
+        <w:rPr>
+          <w:rFonts w:ascii="Sylfaen" w:hAnsi="Sylfaen"/>
+        </w:rPr>
         <w:br/>
       </w:r>
       <w:r>
+        <w:rPr>
+          <w:rFonts w:ascii="Sylfaen" w:hAnsi="Sylfaen"/>
+        </w:rPr>
+        <w:lastRenderedPageBreak/>
         <w:br/>
       </w:r>
       <w:r>
+        <w:rPr>
+          <w:rFonts w:ascii="Sylfaen" w:hAnsi="Sylfaen"/>
+        </w:rPr>
         <w:br/>
       </w:r>
       <w:r>
+        <w:rPr>
+          <w:rFonts w:ascii="Sylfaen" w:hAnsi="Sylfaen"/>
+        </w:rPr>
         <w:br/>
       </w:r>
       <w:r>
+        <w:rPr>
+          <w:rFonts w:ascii="Sylfaen" w:hAnsi="Sylfaen"/>
+        </w:rPr>
         <w:br/>
       </w:r>
       <w:r>
+        <w:rPr>
+          <w:rFonts w:ascii="Sylfaen" w:hAnsi="Sylfaen"/>
+        </w:rPr>
         <w:br/>
       </w:r>
       <w:r>
+        <w:rPr>
+          <w:rFonts w:ascii="Sylfaen" w:hAnsi="Sylfaen"/>
+        </w:rPr>
         <w:br/>
       </w:r>
       <w:r>
+        <w:rPr>
+          <w:rFonts w:ascii="Sylfaen" w:hAnsi="Sylfaen"/>
+        </w:rPr>
         <w:br/>
       </w:r>
       <w:r>
+        <w:rPr>
+          <w:rFonts w:ascii="Sylfaen" w:hAnsi="Sylfaen"/>
+        </w:rPr>
         <w:br/>
       </w:r>
       <w:r>
+        <w:rPr>
+          <w:rFonts w:ascii="Sylfaen" w:hAnsi="Sylfaen"/>
+        </w:rPr>
         <w:br/>
       </w:r>
       <w:r>
+        <w:rPr>
+          <w:rFonts w:ascii="Sylfaen" w:hAnsi="Sylfaen"/>
+        </w:rPr>
         <w:br/>
       </w:r>
       <w:r>
+        <w:rPr>
+          <w:rFonts w:ascii="Sylfaen" w:hAnsi="Sylfaen"/>
+        </w:rPr>
         <w:br/>
       </w:r>
       <w:r>
+        <w:rPr>
+          <w:rFonts w:ascii="Sylfaen" w:hAnsi="Sylfaen"/>
+        </w:rPr>
         <w:br/>
       </w:r>
       <w:r>
+        <w:rPr>
+          <w:rFonts w:ascii="Sylfaen" w:hAnsi="Sylfaen"/>
+        </w:rPr>
         <w:br/>
       </w:r>
       <w:r>
+        <w:rPr>
+          <w:rFonts w:ascii="Sylfaen" w:hAnsi="Sylfaen"/>
+        </w:rPr>
         <w:br/>
       </w:r>
     </w:p>
@@ -1133,13 +1937,17 @@
         <w:pStyle w:val="Heading1"/>
         <w:rPr>
           <w:rFonts w:ascii="Sylfaen" w:hAnsi="Sylfaen"/>
+          <w:sz w:val="28"/>
+          <w:szCs w:val="28"/>
         </w:rPr>
       </w:pPr>
+      <w:bookmarkStart w:id="0" w:name="_Toc221268273"/>
       <w:r>
         <w:rPr>
           <w:rFonts w:ascii="Sylfaen" w:hAnsi="Sylfaen"/>
-        </w:rPr>
-        <w:lastRenderedPageBreak/>
+          <w:sz w:val="28"/>
+          <w:szCs w:val="28"/>
+        </w:rPr>
         <w:t>Abstract</w:t>
       </w:r>
       <w:bookmarkEnd w:id="0"/>
@@ -1214,11 +2022,13 @@
           <w:rFonts w:ascii="Sylfaen" w:hAnsi="Sylfaen"/>
         </w:rPr>
       </w:pPr>
-      <w:bookmarkStart w:id="3" w:name="_Toc217016436"/>
+      <w:bookmarkStart w:id="3" w:name="_Toc221268274"/>
       <w:r>
         <w:rPr>
           <w:rStyle w:val="Strong"/>
           <w:rFonts w:ascii="Sylfaen" w:hAnsi="Sylfaen"/>
+          <w:sz w:val="28"/>
+          <w:szCs w:val="28"/>
         </w:rPr>
         <w:t>Introduction</w:t>
       </w:r>
@@ -1247,6 +2057,7 @@
         <w:rPr>
           <w:rFonts w:ascii="Sylfaen" w:hAnsi="Sylfaen"/>
         </w:rPr>
+        <w:lastRenderedPageBreak/>
         <w:t>Existing solutions such as ergonomic chairs, lumbar supports, and wearable posture trackers attempt to address this issue, but each has limitations. Ergonomic furniture does not actively monitor user behavior, while wearable devices can be intrusive or uncomfortable for continuous use. These shortcomings indicate a need for a non-intrusive system that can monitor seated posture and provide timely feedback without disrupting daily activities.</w:t>
       </w:r>
     </w:p>
@@ -1268,15 +2079,18 @@
         <w:pStyle w:val="Heading1"/>
         <w:rPr>
           <w:rFonts w:ascii="Sylfaen" w:hAnsi="Sylfaen"/>
+          <w:sz w:val="28"/>
+          <w:szCs w:val="28"/>
         </w:rPr>
       </w:pPr>
-      <w:bookmarkStart w:id="4" w:name="_Toc217016437"/>
+      <w:bookmarkStart w:id="4" w:name="_Toc221268275"/>
       <w:bookmarkEnd w:id="2"/>
       <w:r>
         <w:rPr>
           <w:rFonts w:ascii="Sylfaen" w:hAnsi="Sylfaen"/>
-        </w:rPr>
-        <w:lastRenderedPageBreak/>
+          <w:sz w:val="28"/>
+          <w:szCs w:val="28"/>
+        </w:rPr>
         <w:t>3D device Diagram</w:t>
       </w:r>
       <w:bookmarkEnd w:id="4"/>
@@ -1284,10 +2098,8 @@
     <w:p>
       <w:pPr>
         <w:rPr>
-          <w:rFonts w:ascii="Sylfaen" w:eastAsiaTheme="majorEastAsia" w:hAnsi="Sylfaen" w:cstheme="majorBidi"/>
-          <w:color w:val="365F91" w:themeColor="accent1" w:themeShade="BF"/>
-          <w:sz w:val="32"/>
-          <w:szCs w:val="32"/>
+          <w:rStyle w:val="Heading1Char"/>
+          <w:rFonts w:ascii="Sylfaen" w:hAnsi="Sylfaen"/>
         </w:rPr>
       </w:pPr>
       <w:r>
@@ -1297,7 +2109,7 @@
           <w:noProof/>
         </w:rPr>
         <w:drawing>
-          <wp:anchor distT="0" distB="0" distL="114300" distR="114300" simplePos="0" relativeHeight="251657216" behindDoc="0" locked="0" layoutInCell="1" allowOverlap="1" wp14:anchorId="24D7E1E4" wp14:editId="225C1862">
+          <wp:anchor distT="0" distB="0" distL="114300" distR="114300" simplePos="0" relativeHeight="251659776" behindDoc="0" locked="0" layoutInCell="1" allowOverlap="1" wp14:anchorId="24D7E1E4" wp14:editId="225C1862">
             <wp:simplePos x="0" y="0"/>
             <wp:positionH relativeFrom="column">
               <wp:posOffset>3162300</wp:posOffset>
@@ -1401,7 +2213,6 @@
           </wp:inline>
         </w:drawing>
       </w:r>
-      <w:bookmarkStart w:id="5" w:name="_Toc217016438"/>
       <w:r>
         <w:rPr>
           <w:rStyle w:val="Heading1Char"/>
@@ -1409,39 +2220,53 @@
         </w:rPr>
         <w:br/>
       </w:r>
+    </w:p>
+    <w:p>
+      <w:pPr>
+        <w:pStyle w:val="Heading1"/>
+        <w:rPr>
+          <w:rStyle w:val="Heading1Char"/>
+          <w:rFonts w:ascii="Sylfaen" w:hAnsi="Sylfaen"/>
+          <w:sz w:val="28"/>
+          <w:szCs w:val="28"/>
+        </w:rPr>
+      </w:pPr>
+      <w:bookmarkStart w:id="5" w:name="_Toc221268276"/>
       <w:r>
         <w:rPr>
           <w:rStyle w:val="Heading1Char"/>
           <w:rFonts w:ascii="Sylfaen" w:hAnsi="Sylfaen"/>
-        </w:rPr>
-        <w:br/>
-        <w:t xml:space="preserve">SCH </w:t>
+          <w:sz w:val="28"/>
+          <w:szCs w:val="28"/>
+        </w:rPr>
+        <w:t>System Diagram</w:t>
       </w:r>
-      <w:proofErr w:type="spellStart"/>
+      <w:bookmarkEnd w:id="5"/>
+    </w:p>
+    <w:p>
+      <w:pPr>
+        <w:rPr>
+          <w:rFonts w:ascii="Sylfaen" w:hAnsi="Sylfaen"/>
+        </w:rPr>
+      </w:pPr>
+    </w:p>
+    <w:p>
+      <w:pPr>
+        <w:rPr>
+          <w:rFonts w:ascii="Sylfaen" w:hAnsi="Sylfaen"/>
+        </w:rPr>
+      </w:pPr>
       <w:r>
         <w:rPr>
-          <w:rStyle w:val="Heading1Char"/>
-          <w:rFonts w:ascii="Sylfaen" w:hAnsi="Sylfaen"/>
-        </w:rPr>
-        <w:t>shema</w:t>
-      </w:r>
-      <w:proofErr w:type="spellEnd"/>
-      <w:r>
-        <w:rPr>
-          <w:rStyle w:val="Heading1Char"/>
-          <w:rFonts w:ascii="Sylfaen" w:hAnsi="Sylfaen"/>
-        </w:rPr>
-        <w:t xml:space="preserve"> </w:t>
-      </w:r>
-      <w:r>
-        <w:rPr>
+          <w:rFonts w:ascii="Sylfaen" w:hAnsi="Sylfaen"/>
           <w:noProof/>
         </w:rPr>
+        <w:lastRenderedPageBreak/>
         <w:drawing>
-          <wp:inline distT="0" distB="0" distL="0" distR="0" wp14:anchorId="6EDE21D9" wp14:editId="36CE941A">
-            <wp:extent cx="5943600" cy="4169410"/>
-            <wp:effectExtent l="0" t="0" r="0" b="2540"/>
-            <wp:docPr id="2" name="Picture 2"/>
+          <wp:inline distT="0" distB="0" distL="0" distR="0" wp14:anchorId="7E657711" wp14:editId="1595CE0D">
+            <wp:extent cx="5943600" cy="3010535"/>
+            <wp:effectExtent l="0" t="0" r="0" b="0"/>
+            <wp:docPr id="928292559" name="Picture 1"/>
             <wp:cNvGraphicFramePr>
               <a:graphicFrameLocks xmlns:a="http://schemas.openxmlformats.org/drawingml/2006/main" noChangeAspect="1"/>
             </wp:cNvGraphicFramePr>
@@ -1449,7 +2274,7 @@
               <a:graphicData uri="http://schemas.openxmlformats.org/drawingml/2006/picture">
                 <pic:pic xmlns:pic="http://schemas.openxmlformats.org/drawingml/2006/picture">
                   <pic:nvPicPr>
-                    <pic:cNvPr id="1" name=""/>
+                    <pic:cNvPr id="928292559" name="Picture 928292559"/>
                     <pic:cNvPicPr/>
                   </pic:nvPicPr>
                   <pic:blipFill>
@@ -1461,7 +2286,7 @@
                   <pic:spPr>
                     <a:xfrm>
                       <a:off x="0" y="0"/>
-                      <a:ext cx="5943600" cy="4169410"/>
+                      <a:ext cx="5943600" cy="3010535"/>
                     </a:xfrm>
                     <a:prstGeom prst="rect">
                       <a:avLst/>
@@ -1473,6 +2298,27 @@
           </wp:inline>
         </w:drawing>
       </w:r>
+    </w:p>
+    <w:p>
+      <w:pPr>
+        <w:rPr>
+          <w:rFonts w:ascii="Sylfaen" w:eastAsiaTheme="majorEastAsia" w:hAnsi="Sylfaen" w:cstheme="majorBidi"/>
+          <w:color w:val="365F91" w:themeColor="accent1" w:themeShade="BF"/>
+          <w:sz w:val="32"/>
+          <w:szCs w:val="32"/>
+        </w:rPr>
+      </w:pPr>
+      <w:bookmarkStart w:id="6" w:name="_Toc221268277"/>
+      <w:r>
+        <w:rPr>
+          <w:rStyle w:val="Heading1Char"/>
+          <w:rFonts w:ascii="Sylfaen" w:hAnsi="Sylfaen"/>
+          <w:sz w:val="28"/>
+          <w:szCs w:val="28"/>
+        </w:rPr>
+        <w:t>Device Diagram</w:t>
+      </w:r>
+      <w:bookmarkEnd w:id="6"/>
       <w:r>
         <w:rPr>
           <w:rStyle w:val="Heading1Char"/>
@@ -1480,22 +2326,6 @@
         </w:rPr>
         <w:br/>
       </w:r>
-      <w:r>
-        <w:rPr>
-          <w:rStyle w:val="Heading1Char"/>
-          <w:rFonts w:ascii="Sylfaen" w:hAnsi="Sylfaen"/>
-        </w:rPr>
-        <w:lastRenderedPageBreak/>
-        <w:t>Device Diagram</w:t>
-      </w:r>
-      <w:r>
-        <w:rPr>
-          <w:rStyle w:val="Heading1Char"/>
-          <w:rFonts w:ascii="Sylfaen" w:hAnsi="Sylfaen"/>
-        </w:rPr>
-        <w:br/>
-      </w:r>
-      <w:bookmarkEnd w:id="5"/>
       <w:r>
         <w:rPr>
           <w:rFonts w:ascii="Sylfaen" w:eastAsiaTheme="majorEastAsia" w:hAnsi="Sylfaen" w:cstheme="majorBidi"/>
@@ -1505,7 +2335,7 @@
           <w:szCs w:val="32"/>
         </w:rPr>
         <w:drawing>
-          <wp:inline distT="0" distB="0" distL="0" distR="0" wp14:anchorId="676283F7" wp14:editId="250B0234">
+          <wp:inline distT="0" distB="0" distL="0" distR="0" wp14:anchorId="479BB6E1" wp14:editId="3BC3B9D8">
             <wp:extent cx="5943600" cy="3165475"/>
             <wp:effectExtent l="0" t="0" r="0" b="0"/>
             <wp:docPr id="557222439" name="Picture 4"/>
@@ -1556,37 +2386,40 @@
     </w:p>
     <w:p>
       <w:pPr>
+        <w:pStyle w:val="Heading1"/>
         <w:rPr>
           <w:rStyle w:val="Heading1Char"/>
           <w:rFonts w:ascii="Sylfaen" w:hAnsi="Sylfaen"/>
+          <w:sz w:val="28"/>
+          <w:szCs w:val="28"/>
         </w:rPr>
       </w:pPr>
+      <w:bookmarkStart w:id="7" w:name="_Toc221268278"/>
+      <w:r>
+        <w:rPr>
+          <w:rStyle w:val="Heading1Char"/>
+          <w:rFonts w:ascii="Sylfaen" w:hAnsi="Sylfaen"/>
+          <w:sz w:val="28"/>
+          <w:szCs w:val="28"/>
+        </w:rPr>
+        <w:lastRenderedPageBreak/>
+        <w:t>Electrical Diagram</w:t>
+      </w:r>
+      <w:bookmarkEnd w:id="7"/>
     </w:p>
     <w:p>
       <w:pPr>
-        <w:pStyle w:val="Heading1"/>
-        <w:rPr>
-          <w:rStyle w:val="Heading1Char"/>
+        <w:rPr>
           <w:rFonts w:ascii="Sylfaen" w:hAnsi="Sylfaen"/>
         </w:rPr>
       </w:pPr>
-      <w:bookmarkStart w:id="6" w:name="_Toc217016439"/>
       <w:r>
         <w:rPr>
-          <w:rStyle w:val="Heading1Char"/>
-          <w:rFonts w:ascii="Sylfaen" w:hAnsi="Sylfaen"/>
-        </w:rPr>
-        <w:t>Electrical Diagram</w:t>
-      </w:r>
-      <w:bookmarkEnd w:id="6"/>
-    </w:p>
-    <w:p>
-      <w:r>
-        <w:rPr>
+          <w:rFonts w:ascii="Sylfaen" w:hAnsi="Sylfaen"/>
           <w:noProof/>
         </w:rPr>
         <w:drawing>
-          <wp:inline distT="0" distB="0" distL="0" distR="0" wp14:anchorId="0AFEDCF6" wp14:editId="42A19FB1">
+          <wp:inline distT="0" distB="0" distL="0" distR="0" wp14:anchorId="56645849" wp14:editId="629BCE6C">
             <wp:extent cx="5943600" cy="3302635"/>
             <wp:effectExtent l="0" t="0" r="0" b="0"/>
             <wp:docPr id="916953276" name="Picture 2"/>
@@ -1634,12 +2467,135 @@
           </wp:inline>
         </w:drawing>
       </w:r>
+      <w:r>
+        <w:rPr>
+          <w:rStyle w:val="Heading1Char"/>
+          <w:rFonts w:ascii="Sylfaen" w:hAnsi="Sylfaen"/>
+        </w:rPr>
+        <w:br/>
+      </w:r>
+      <w:bookmarkStart w:id="8" w:name="_Toc221268279"/>
+      <w:r>
+        <w:rPr>
+          <w:rStyle w:val="Heading1Char"/>
+          <w:rFonts w:ascii="Sylfaen" w:hAnsi="Sylfaen"/>
+          <w:sz w:val="28"/>
+          <w:szCs w:val="28"/>
+        </w:rPr>
+        <w:t xml:space="preserve">SCH </w:t>
+      </w:r>
+      <w:proofErr w:type="spellStart"/>
+      <w:r>
+        <w:rPr>
+          <w:rStyle w:val="Heading1Char"/>
+          <w:rFonts w:ascii="Sylfaen" w:hAnsi="Sylfaen"/>
+          <w:sz w:val="28"/>
+          <w:szCs w:val="28"/>
+        </w:rPr>
+        <w:t>shema</w:t>
+      </w:r>
+      <w:bookmarkEnd w:id="8"/>
+      <w:proofErr w:type="spellEnd"/>
+      <w:r>
+        <w:rPr>
+          <w:rStyle w:val="Heading1Char"/>
+          <w:rFonts w:ascii="Sylfaen" w:hAnsi="Sylfaen"/>
+        </w:rPr>
+        <w:t xml:space="preserve"> </w:t>
+      </w:r>
+      <w:r>
+        <w:rPr>
+          <w:rFonts w:ascii="Sylfaen" w:hAnsi="Sylfaen"/>
+          <w:noProof/>
+        </w:rPr>
+        <w:drawing>
+          <wp:inline distT="0" distB="0" distL="0" distR="0" wp14:anchorId="6EDE21D9" wp14:editId="36CE941A">
+            <wp:extent cx="5943600" cy="4169410"/>
+            <wp:effectExtent l="0" t="0" r="0" b="2540"/>
+            <wp:docPr id="2" name="Picture 2"/>
+            <wp:cNvGraphicFramePr>
+              <a:graphicFrameLocks xmlns:a="http://schemas.openxmlformats.org/drawingml/2006/main" noChangeAspect="1"/>
+            </wp:cNvGraphicFramePr>
+            <a:graphic xmlns:a="http://schemas.openxmlformats.org/drawingml/2006/main">
+              <a:graphicData uri="http://schemas.openxmlformats.org/drawingml/2006/picture">
+                <pic:pic xmlns:pic="http://schemas.openxmlformats.org/drawingml/2006/picture">
+                  <pic:nvPicPr>
+                    <pic:cNvPr id="1" name=""/>
+                    <pic:cNvPicPr/>
+                  </pic:nvPicPr>
+                  <pic:blipFill>
+                    <a:blip r:embed="rId14"/>
+                    <a:stretch>
+                      <a:fillRect/>
+                    </a:stretch>
+                  </pic:blipFill>
+                  <pic:spPr>
+                    <a:xfrm>
+                      <a:off x="0" y="0"/>
+                      <a:ext cx="5943600" cy="4169410"/>
+                    </a:xfrm>
+                    <a:prstGeom prst="rect">
+                      <a:avLst/>
+                    </a:prstGeom>
+                  </pic:spPr>
+                </pic:pic>
+              </a:graphicData>
+            </a:graphic>
+          </wp:inline>
+        </w:drawing>
+      </w:r>
+      <w:r>
+        <w:rPr>
+          <w:rStyle w:val="Heading1Char"/>
+          <w:rFonts w:ascii="Sylfaen" w:hAnsi="Sylfaen"/>
+        </w:rPr>
+        <w:br/>
+      </w:r>
     </w:p>
-    <w:p/>
     <w:p>
       <w:pPr>
         <w:rPr>
-          <w:rFonts w:ascii="Sylfaen" w:hAnsi="Sylfaen"/>
+          <w:rFonts w:ascii="Sylfaen" w:eastAsiaTheme="majorEastAsia" w:hAnsi="Sylfaen" w:cstheme="majorBidi"/>
+          <w:color w:val="365F91" w:themeColor="accent1" w:themeShade="BF"/>
+          <w:sz w:val="28"/>
+          <w:szCs w:val="28"/>
+        </w:rPr>
+      </w:pPr>
+      <w:r>
+        <w:rPr>
+          <w:rFonts w:ascii="Sylfaen" w:eastAsiaTheme="majorEastAsia" w:hAnsi="Sylfaen" w:cstheme="majorBidi"/>
+          <w:color w:val="365F91" w:themeColor="accent1" w:themeShade="BF"/>
+          <w:sz w:val="28"/>
+          <w:szCs w:val="28"/>
+        </w:rPr>
+        <w:lastRenderedPageBreak/>
+        <w:t>Cable Management</w:t>
+      </w:r>
+    </w:p>
+    <w:p>
+      <w:pPr>
+        <w:rPr>
+          <w:rFonts w:ascii="Sylfaen" w:eastAsia="Times New Roman" w:hAnsi="Sylfaen" w:cs="Times New Roman"/>
+        </w:rPr>
+      </w:pPr>
+      <w:r>
+        <w:rPr>
+          <w:rFonts w:ascii="Sylfaen" w:eastAsia="Times New Roman" w:hAnsi="Sylfaen" w:cs="Times New Roman"/>
+        </w:rPr>
+        <w:t>In the P.P.A.M.S system, cable management is meant to be safe, healthy, and durable, while also ensuring total aesthetic appeal. This is achieved through internal cable management of the wires connecting the sensors. The wires are within the interior of the posture pillow, never in direct contact with the user of the chair. The wires are also guaranteed to remain safe from damage through this internal connection. The wires are led through an internal 90-degree cable management point connecting the back part of the chair to the lower part of the chair. The wires are then led straight to the electronics enclosure located at the bottom of the chair. The wires are largely protected against excessive movement through the P.P.A.M.S. The aesthetic appeal of the chair is remarkably enhanced through the absence of exposed wires. Through the cable management mechanisms, the existence of interconnect wires is largely protected. The modular configuration of the posture pillow is remarkably achieved.</w:t>
+      </w:r>
+    </w:p>
+    <w:p>
+      <w:pPr>
+        <w:rPr>
+          <w:rFonts w:ascii="Sylfaen" w:eastAsia="Times New Roman" w:hAnsi="Sylfaen" w:cs="Times New Roman"/>
+        </w:rPr>
+      </w:pPr>
+    </w:p>
+    <w:p>
+      <w:pPr>
+        <w:rPr>
+          <w:rFonts w:ascii="Sylfaen" w:eastAsia="Times New Roman" w:hAnsi="Sylfaen" w:cs="Times New Roman"/>
         </w:rPr>
       </w:pPr>
     </w:p>
@@ -1648,20 +2604,26 @@
         <w:pStyle w:val="Heading1"/>
         <w:rPr>
           <w:rFonts w:ascii="Sylfaen" w:hAnsi="Sylfaen"/>
+          <w:sz w:val="28"/>
+          <w:szCs w:val="28"/>
         </w:rPr>
       </w:pPr>
+      <w:bookmarkStart w:id="9" w:name="_Toc221268280"/>
       <w:proofErr w:type="spellStart"/>
       <w:r>
         <w:rPr>
           <w:rFonts w:ascii="Sylfaen" w:hAnsi="Sylfaen"/>
-        </w:rPr>
-        <w:lastRenderedPageBreak/>
+          <w:sz w:val="28"/>
+          <w:szCs w:val="28"/>
+        </w:rPr>
         <w:t>Github</w:t>
       </w:r>
       <w:proofErr w:type="spellEnd"/>
       <w:r>
         <w:rPr>
           <w:rFonts w:ascii="Sylfaen" w:hAnsi="Sylfaen"/>
+          <w:sz w:val="28"/>
+          <w:szCs w:val="28"/>
         </w:rPr>
         <w:t xml:space="preserve"> </w:t>
       </w:r>
@@ -1669,9 +2631,12 @@
       <w:r>
         <w:rPr>
           <w:rFonts w:ascii="Sylfaen" w:hAnsi="Sylfaen"/>
+          <w:sz w:val="28"/>
+          <w:szCs w:val="28"/>
         </w:rPr>
         <w:t>Reposetory</w:t>
       </w:r>
+      <w:bookmarkEnd w:id="9"/>
       <w:proofErr w:type="spellEnd"/>
     </w:p>
     <w:p>
@@ -1679,11 +2644,15 @@
         <w:pStyle w:val="NormalWeb"/>
         <w:rPr>
           <w:rFonts w:ascii="Sylfaen" w:hAnsi="Sylfaen"/>
+          <w:sz w:val="20"/>
+          <w:szCs w:val="20"/>
         </w:rPr>
       </w:pPr>
       <w:r>
         <w:rPr>
           <w:rFonts w:ascii="Sylfaen" w:hAnsi="Sylfaen"/>
+          <w:sz w:val="20"/>
+          <w:szCs w:val="20"/>
         </w:rPr>
         <w:t>This chapter provides detailed technical information and supporting materials for the project. All development resources are maintained in a dedicated GitHub repository to support collaboration, version control, and documentation.</w:t>
       </w:r>
@@ -1693,11 +2662,15 @@
         <w:pStyle w:val="NormalWeb"/>
         <w:rPr>
           <w:rFonts w:ascii="Sylfaen" w:hAnsi="Sylfaen"/>
+          <w:sz w:val="20"/>
+          <w:szCs w:val="20"/>
         </w:rPr>
       </w:pPr>
       <w:r>
         <w:rPr>
           <w:rFonts w:ascii="Sylfaen" w:hAnsi="Sylfaen"/>
+          <w:sz w:val="20"/>
+          <w:szCs w:val="20"/>
         </w:rPr>
         <w:t>The repository contains the project source code, including embedded firmware and application-related components, as well as the original drawing files referenced in the “Drawings” section. All diagrams and design images are organized in a separate folder dedicated to proposal and design assets.</w:t>
       </w:r>
@@ -1707,23 +2680,31 @@
         <w:pStyle w:val="NormalWeb"/>
         <w:rPr>
           <w:rFonts w:ascii="Sylfaen" w:hAnsi="Sylfaen"/>
+          <w:sz w:val="20"/>
+          <w:szCs w:val="20"/>
         </w:rPr>
       </w:pPr>
       <w:r>
         <w:rPr>
           <w:rFonts w:ascii="Sylfaen" w:hAnsi="Sylfaen"/>
+          <w:sz w:val="20"/>
+          <w:szCs w:val="20"/>
         </w:rPr>
         <w:t xml:space="preserve">Project documentation will also be included in the repository. This documentation will serve as a user and technical guide, describing system setup, calibration procedures, and maintenance requirements necessary for specialists to configure and support the final product. Additional materials such as </w:t>
       </w:r>
       <w:r>
         <w:rPr>
           <w:rFonts w:ascii="Sylfaen" w:hAnsi="Sylfaen"/>
+          <w:sz w:val="20"/>
+          <w:szCs w:val="20"/>
         </w:rPr>
         <w:t>selected</w:t>
       </w:r>
       <w:r>
         <w:rPr>
           <w:rFonts w:ascii="Sylfaen" w:hAnsi="Sylfaen"/>
+          <w:sz w:val="20"/>
+          <w:szCs w:val="20"/>
         </w:rPr>
         <w:t xml:space="preserve"> snippets, charts, and appendixes may be included where they improve technical clarity.</w:t>
       </w:r>
@@ -1733,11 +2714,15 @@
         <w:pStyle w:val="NormalWeb"/>
         <w:rPr>
           <w:rFonts w:ascii="Sylfaen" w:hAnsi="Sylfaen"/>
+          <w:sz w:val="20"/>
+          <w:szCs w:val="20"/>
         </w:rPr>
       </w:pPr>
       <w:r>
         <w:rPr>
           <w:rFonts w:ascii="Sylfaen" w:hAnsi="Sylfaen"/>
+          <w:sz w:val="20"/>
+          <w:szCs w:val="20"/>
         </w:rPr>
         <w:t>The final project presentation and supplementary resources will be uploaded to the same repository upon project completion.</w:t>
       </w:r>
@@ -1746,27 +2731,36 @@
       <w:pPr>
         <w:pStyle w:val="NormalWeb"/>
         <w:rPr>
-          <w:rFonts w:ascii="Sylfaen" w:hAnsi="Sylfaen"/>
+          <w:rStyle w:val="Hyperlink"/>
+          <w:rFonts w:ascii="Sylfaen" w:hAnsi="Sylfaen"/>
+          <w:sz w:val="22"/>
+          <w:szCs w:val="22"/>
         </w:rPr>
       </w:pPr>
       <w:r>
         <w:rPr>
           <w:rStyle w:val="Strong"/>
           <w:rFonts w:ascii="Sylfaen" w:hAnsi="Sylfaen"/>
+          <w:sz w:val="22"/>
+          <w:szCs w:val="22"/>
         </w:rPr>
         <w:t>GitHub Repository:</w:t>
       </w:r>
       <w:r>
         <w:rPr>
           <w:rFonts w:ascii="Sylfaen" w:hAnsi="Sylfaen"/>
+          <w:sz w:val="22"/>
+          <w:szCs w:val="22"/>
         </w:rPr>
         <w:br/>
       </w:r>
-      <w:hyperlink r:id="rId14" w:tgtFrame="_new" w:history="1">
+      <w:hyperlink r:id="rId15" w:tgtFrame="_new" w:history="1">
         <w:r>
           <w:rPr>
             <w:rStyle w:val="Hyperlink"/>
             <w:rFonts w:ascii="Sylfaen" w:hAnsi="Sylfaen"/>
+            <w:sz w:val="22"/>
+            <w:szCs w:val="22"/>
           </w:rPr>
           <w:t>https://github.com/BigMoon-103/PPAMS</w:t>
         </w:r>
@@ -1774,28 +2768,67 @@
     </w:p>
     <w:p>
       <w:pPr>
-        <w:pStyle w:val="Heading1"/>
-        <w:rPr>
-          <w:rFonts w:ascii="Sylfaen" w:hAnsi="Sylfaen"/>
+        <w:pStyle w:val="NormalWeb"/>
+        <w:rPr>
+          <w:rStyle w:val="Hyperlink"/>
+          <w:rFonts w:ascii="Sylfaen" w:hAnsi="Sylfaen"/>
+          <w:sz w:val="22"/>
+          <w:szCs w:val="22"/>
         </w:rPr>
       </w:pPr>
-      <w:r>
-        <w:rPr>
-          <w:rFonts w:ascii="Sylfaen" w:hAnsi="Sylfaen"/>
-        </w:rPr>
-        <w:t>Industry Standards</w:t>
-      </w:r>
     </w:p>
     <w:p>
       <w:pPr>
         <w:pStyle w:val="NormalWeb"/>
         <w:rPr>
-          <w:rFonts w:ascii="Sylfaen" w:hAnsi="Sylfaen"/>
+          <w:rStyle w:val="Hyperlink"/>
+          <w:rFonts w:ascii="Sylfaen" w:hAnsi="Sylfaen"/>
+          <w:sz w:val="22"/>
+          <w:szCs w:val="22"/>
+        </w:rPr>
+      </w:pPr>
+    </w:p>
+    <w:p>
+      <w:pPr>
+        <w:pStyle w:val="NormalWeb"/>
+        <w:rPr>
+          <w:rFonts w:ascii="Sylfaen" w:hAnsi="Sylfaen"/>
+          <w:sz w:val="22"/>
+          <w:szCs w:val="22"/>
+        </w:rPr>
+      </w:pPr>
+    </w:p>
+    <w:p>
+      <w:pPr>
+        <w:pStyle w:val="Heading1"/>
+        <w:rPr>
+          <w:rFonts w:ascii="Sylfaen" w:hAnsi="Sylfaen"/>
+        </w:rPr>
+      </w:pPr>
+      <w:bookmarkStart w:id="10" w:name="_Toc221268281"/>
+      <w:r>
+        <w:rPr>
+          <w:rFonts w:ascii="Sylfaen" w:hAnsi="Sylfaen"/>
+        </w:rPr>
+        <w:lastRenderedPageBreak/>
+        <w:t>Industry Standards</w:t>
+      </w:r>
+      <w:bookmarkEnd w:id="10"/>
+    </w:p>
+    <w:p>
+      <w:pPr>
+        <w:pStyle w:val="NormalWeb"/>
+        <w:rPr>
+          <w:rFonts w:ascii="Sylfaen" w:hAnsi="Sylfaen"/>
+          <w:sz w:val="20"/>
+          <w:szCs w:val="20"/>
         </w:rPr>
       </w:pPr>
       <w:r>
         <w:rPr>
           <w:rFonts w:ascii="Sylfaen" w:hAnsi="Sylfaen"/>
+          <w:sz w:val="20"/>
+          <w:szCs w:val="20"/>
         </w:rPr>
         <w:t>The Posture Pillow Attachment Monitoring System (P.P.A.M.S) is designed with consideration of relevant industry standards and engineering best practices to ensure safety, interoperability, and technical reliability. Although the system is a consumer wellness device and not a medical product, recognized standards guide the design process and improve system quality.</w:t>
       </w:r>
@@ -1805,11 +2838,15 @@
         <w:pStyle w:val="NormalWeb"/>
         <w:rPr>
           <w:rFonts w:ascii="Sylfaen" w:hAnsi="Sylfaen"/>
+          <w:sz w:val="20"/>
+          <w:szCs w:val="20"/>
         </w:rPr>
       </w:pPr>
       <w:r>
         <w:rPr>
           <w:rFonts w:ascii="Sylfaen" w:hAnsi="Sylfaen"/>
+          <w:sz w:val="20"/>
+          <w:szCs w:val="20"/>
         </w:rPr>
         <w:t>Wireless communication follows IEEE 802.11 and IEEE 802.15 standards, which define Wi-Fi and Bluetooth technologies used by the ESP32 for device-to-mobile connectivity. Electrical safety and electromagnetic compatibility principles are informed by IEC 62368-1 and IEC 61000 standards, supporting safe low-voltage operation and noise-resistant design.</w:t>
       </w:r>
@@ -1819,11 +2856,15 @@
         <w:pStyle w:val="NormalWeb"/>
         <w:rPr>
           <w:rFonts w:ascii="Sylfaen" w:hAnsi="Sylfaen"/>
+          <w:sz w:val="20"/>
+          <w:szCs w:val="20"/>
         </w:rPr>
       </w:pPr>
       <w:r>
         <w:rPr>
           <w:rFonts w:ascii="Sylfaen" w:hAnsi="Sylfaen"/>
+          <w:sz w:val="20"/>
+          <w:szCs w:val="20"/>
         </w:rPr>
         <w:t>Printed circuit board layout and fabrication follow IPC-2221 guidelines to ensure proper trace spacing, component placement, and manufacturability. Embedded firmware development on the STM32 platform aligns with ARM CMSIS standards, providing a standardized interface to microcontroller peripherals and improving code portability.</w:t>
       </w:r>
@@ -1833,13 +2874,16 @@
         <w:pStyle w:val="NormalWeb"/>
         <w:rPr>
           <w:rFonts w:ascii="Sylfaen" w:hAnsi="Sylfaen"/>
+          <w:sz w:val="20"/>
+          <w:szCs w:val="20"/>
         </w:rPr>
       </w:pPr>
       <w:r>
         <w:rPr>
           <w:rFonts w:ascii="Sylfaen" w:hAnsi="Sylfaen"/>
-        </w:rPr>
-        <w:lastRenderedPageBreak/>
+          <w:sz w:val="20"/>
+          <w:szCs w:val="20"/>
+        </w:rPr>
         <w:t>Software structure and system requirements are guided by ISO/IEC/IEEE 29148 principles, while general networking behavior follows relevant RFC standards. These standards collectively ensure that the system is developed in line with modern embedded systems and IoT engineering practices.</w:t>
       </w:r>
     </w:p>
@@ -1850,21 +2894,667 @@
           <w:rFonts w:ascii="Sylfaen" w:hAnsi="Sylfaen"/>
         </w:rPr>
       </w:pPr>
+      <w:bookmarkStart w:id="11" w:name="_Toc221268282"/>
       <w:r>
         <w:rPr>
           <w:rFonts w:ascii="Sylfaen" w:hAnsi="Sylfaen"/>
         </w:rPr>
-        <w:t>Gant Chart</w:t>
+        <w:t>Sensor Precision &amp; Resolution</w:t>
+      </w:r>
+      <w:bookmarkEnd w:id="11"/>
+    </w:p>
+    <w:p>
+      <w:pPr>
+        <w:spacing w:before="100" w:beforeAutospacing="1" w:after="100" w:afterAutospacing="1" w:line="240" w:lineRule="auto"/>
+        <w:rPr>
+          <w:rFonts w:ascii="Sylfaen" w:eastAsia="Times New Roman" w:hAnsi="Sylfaen" w:cs="Times New Roman"/>
+          <w:sz w:val="24"/>
+          <w:szCs w:val="24"/>
+        </w:rPr>
+      </w:pPr>
+      <w:r>
+        <w:rPr>
+          <w:rFonts w:ascii="Sylfaen" w:eastAsia="Times New Roman" w:hAnsi="Sylfaen" w:cs="Times New Roman"/>
+        </w:rPr>
+        <w:t>The sensor system converts analog voltage signals into digital values using a 12-bit ADC, allowing small posture-related changes to be measured accurately.</w:t>
       </w:r>
     </w:p>
     <w:p>
       <w:pPr>
-        <w:rPr>
-          <w:rFonts w:ascii="Sylfaen" w:hAnsi="Sylfaen"/>
+        <w:spacing w:before="100" w:beforeAutospacing="1" w:after="100" w:afterAutospacing="1" w:line="240" w:lineRule="auto"/>
+        <w:rPr>
+          <w:rFonts w:ascii="Sylfaen" w:eastAsia="Times New Roman" w:hAnsi="Sylfaen" w:cs="Times New Roman"/>
+          <w:sz w:val="24"/>
+          <w:szCs w:val="24"/>
         </w:rPr>
       </w:pPr>
       <w:r>
         <w:rPr>
+          <w:rFonts w:ascii="Sylfaen" w:eastAsia="Times New Roman" w:hAnsi="Sylfaen" w:cs="Times New Roman"/>
+          <w:b/>
+          <w:bCs/>
+          <w:sz w:val="22"/>
+          <w:szCs w:val="22"/>
+        </w:rPr>
+        <w:t>Specifications:</w:t>
+      </w:r>
+      <w:r>
+        <w:rPr>
+          <w:rFonts w:ascii="Sylfaen" w:eastAsia="Times New Roman" w:hAnsi="Sylfaen" w:cs="Times New Roman"/>
+          <w:sz w:val="22"/>
+          <w:szCs w:val="22"/>
+        </w:rPr>
+        <w:br/>
+      </w:r>
+      <w:r>
+        <w:rPr>
+          <w:rFonts w:ascii="Sylfaen" w:eastAsia="Times New Roman" w:hAnsi="Sylfaen" w:cs="Times New Roman"/>
+        </w:rPr>
+        <w:t>Resolution: 0.8 mV (12-bit ADC with 3.3 V reference)</w:t>
+      </w:r>
+      <w:r>
+        <w:rPr>
+          <w:rFonts w:ascii="Sylfaen" w:eastAsia="Times New Roman" w:hAnsi="Sylfaen" w:cs="Times New Roman"/>
+        </w:rPr>
+        <w:br/>
+        <w:t>Accuracy: ±5% after calibration</w:t>
+      </w:r>
+      <w:r>
+        <w:rPr>
+          <w:rFonts w:ascii="Sylfaen" w:eastAsia="Times New Roman" w:hAnsi="Sylfaen" w:cs="Times New Roman"/>
+        </w:rPr>
+        <w:br/>
+        <w:t>Range: 0–3.3 V analog input</w:t>
+      </w:r>
+    </w:p>
+    <w:p>
+      <w:pPr>
+        <w:spacing w:before="100" w:beforeAutospacing="1" w:after="100" w:afterAutospacing="1" w:line="240" w:lineRule="auto"/>
+        <w:rPr>
+          <w:rFonts w:ascii="Sylfaen" w:eastAsia="Times New Roman" w:hAnsi="Sylfaen" w:cs="Times New Roman"/>
+        </w:rPr>
+      </w:pPr>
+      <w:r>
+        <w:rPr>
+          <w:rFonts w:ascii="Sylfaen" w:eastAsia="Times New Roman" w:hAnsi="Sylfaen" w:cs="Times New Roman"/>
+          <w:b/>
+          <w:bCs/>
+          <w:sz w:val="22"/>
+          <w:szCs w:val="22"/>
+        </w:rPr>
+        <w:t>Key Formula:</w:t>
+      </w:r>
+      <w:r>
+        <w:rPr>
+          <w:rFonts w:ascii="Sylfaen" w:eastAsia="Times New Roman" w:hAnsi="Sylfaen" w:cs="Times New Roman"/>
+          <w:sz w:val="24"/>
+          <w:szCs w:val="24"/>
+        </w:rPr>
+        <w:br/>
+      </w:r>
+      <w:r>
+        <w:rPr>
+          <w:rFonts w:ascii="Sylfaen" w:eastAsia="Times New Roman" w:hAnsi="Sylfaen" w:cs="Times New Roman"/>
+        </w:rPr>
+        <w:t>ADC Resolution = V ÷ (2¹² − 1) = 3.3 V ÷ 4095 = 0.0008 V</w:t>
+      </w:r>
+      <w:r>
+        <w:rPr>
+          <w:rFonts w:ascii="Sylfaen" w:eastAsia="Times New Roman" w:hAnsi="Sylfaen" w:cs="Times New Roman"/>
+        </w:rPr>
+        <w:br/>
+      </w:r>
+      <w:r>
+        <w:rPr>
+          <w:rFonts w:ascii="Sylfaen" w:eastAsia="Times New Roman" w:hAnsi="Sylfaen" w:cs="Times New Roman"/>
+        </w:rPr>
+        <w:br/>
+      </w:r>
+      <w:r>
+        <w:rPr>
+          <w:rFonts w:ascii="Sylfaen" w:eastAsia="Times New Roman" w:hAnsi="Sylfaen" w:cs="Times New Roman"/>
+        </w:rPr>
+        <w:br/>
+      </w:r>
+      <w:r>
+        <w:rPr>
+          <w:rFonts w:ascii="Sylfaen" w:eastAsia="Times New Roman" w:hAnsi="Sylfaen" w:cs="Times New Roman"/>
+        </w:rPr>
+        <w:br/>
+      </w:r>
+      <w:r>
+        <w:rPr>
+          <w:rFonts w:ascii="Sylfaen" w:eastAsia="Times New Roman" w:hAnsi="Sylfaen" w:cs="Times New Roman"/>
+        </w:rPr>
+        <w:br/>
+      </w:r>
+      <w:r>
+        <w:rPr>
+          <w:rFonts w:ascii="Sylfaen" w:eastAsia="Times New Roman" w:hAnsi="Sylfaen" w:cs="Times New Roman"/>
+        </w:rPr>
+        <w:br/>
+      </w:r>
+      <w:r>
+        <w:rPr>
+          <w:rFonts w:ascii="Sylfaen" w:eastAsia="Times New Roman" w:hAnsi="Sylfaen" w:cs="Times New Roman"/>
+        </w:rPr>
+        <w:br/>
+      </w:r>
+      <w:r>
+        <w:rPr>
+          <w:rFonts w:ascii="Sylfaen" w:eastAsia="Times New Roman" w:hAnsi="Sylfaen" w:cs="Times New Roman"/>
+        </w:rPr>
+        <w:br/>
+      </w:r>
+      <w:r>
+        <w:rPr>
+          <w:rFonts w:ascii="Sylfaen" w:eastAsia="Times New Roman" w:hAnsi="Sylfaen" w:cs="Times New Roman"/>
+        </w:rPr>
+        <w:br/>
+      </w:r>
+    </w:p>
+    <w:p>
+      <w:pPr>
+        <w:pStyle w:val="Heading1"/>
+        <w:rPr>
+          <w:rFonts w:ascii="Sylfaen" w:hAnsi="Sylfaen"/>
+        </w:rPr>
+      </w:pPr>
+      <w:bookmarkStart w:id="12" w:name="_Toc221268283"/>
+      <w:r>
+        <w:rPr>
+          <w:rFonts w:ascii="Sylfaen" w:hAnsi="Sylfaen"/>
+        </w:rPr>
+        <w:lastRenderedPageBreak/>
+        <w:t>Power System</w:t>
+      </w:r>
+      <w:bookmarkEnd w:id="12"/>
+    </w:p>
+    <w:p>
+      <w:pPr>
+        <w:spacing w:before="100" w:beforeAutospacing="1" w:after="100" w:afterAutospacing="1" w:line="240" w:lineRule="auto"/>
+        <w:rPr>
+          <w:rFonts w:ascii="Sylfaen" w:eastAsia="Times New Roman" w:hAnsi="Sylfaen" w:cs="Times New Roman"/>
+        </w:rPr>
+      </w:pPr>
+      <w:r>
+        <w:rPr>
+          <w:rFonts w:ascii="Sylfaen" w:eastAsia="Times New Roman" w:hAnsi="Sylfaen" w:cs="Times New Roman"/>
+        </w:rPr>
+        <w:t>The power system supplies energy to the device using a lithium-polymer battery and manages charging efficiently to support long operation and fast recharging.</w:t>
+      </w:r>
+    </w:p>
+    <w:p>
+      <w:pPr>
+        <w:spacing w:before="100" w:beforeAutospacing="1" w:after="100" w:afterAutospacing="1" w:line="240" w:lineRule="auto"/>
+        <w:rPr>
+          <w:rFonts w:ascii="Sylfaen" w:eastAsia="Times New Roman" w:hAnsi="Sylfaen" w:cs="Times New Roman"/>
+          <w:sz w:val="24"/>
+          <w:szCs w:val="24"/>
+        </w:rPr>
+      </w:pPr>
+      <w:r>
+        <w:rPr>
+          <w:rFonts w:ascii="Sylfaen" w:eastAsia="Times New Roman" w:hAnsi="Sylfaen" w:cs="Times New Roman"/>
+          <w:b/>
+          <w:bCs/>
+          <w:sz w:val="22"/>
+          <w:szCs w:val="22"/>
+        </w:rPr>
+        <w:t>Specifications:</w:t>
+      </w:r>
+      <w:r>
+        <w:rPr>
+          <w:rFonts w:ascii="Sylfaen" w:eastAsia="Times New Roman" w:hAnsi="Sylfaen" w:cs="Times New Roman"/>
+          <w:sz w:val="24"/>
+          <w:szCs w:val="24"/>
+        </w:rPr>
+        <w:br/>
+      </w:r>
+      <w:r>
+        <w:rPr>
+          <w:rFonts w:ascii="Sylfaen" w:eastAsia="Times New Roman" w:hAnsi="Sylfaen" w:cs="Times New Roman"/>
+        </w:rPr>
+        <w:t xml:space="preserve">Battery Capacity: 1200 </w:t>
+      </w:r>
+      <w:proofErr w:type="spellStart"/>
+      <w:r>
+        <w:rPr>
+          <w:rFonts w:ascii="Sylfaen" w:eastAsia="Times New Roman" w:hAnsi="Sylfaen" w:cs="Times New Roman"/>
+        </w:rPr>
+        <w:t>mAh</w:t>
+      </w:r>
+      <w:proofErr w:type="spellEnd"/>
+      <w:r>
+        <w:rPr>
+          <w:rFonts w:ascii="Sylfaen" w:eastAsia="Times New Roman" w:hAnsi="Sylfaen" w:cs="Times New Roman"/>
+        </w:rPr>
+        <w:t xml:space="preserve"> LiPo (4.44 </w:t>
+      </w:r>
+      <w:proofErr w:type="spellStart"/>
+      <w:r>
+        <w:rPr>
+          <w:rFonts w:ascii="Sylfaen" w:eastAsia="Times New Roman" w:hAnsi="Sylfaen" w:cs="Times New Roman"/>
+        </w:rPr>
+        <w:t>Wh</w:t>
+      </w:r>
+      <w:proofErr w:type="spellEnd"/>
+      <w:r>
+        <w:rPr>
+          <w:rFonts w:ascii="Sylfaen" w:eastAsia="Times New Roman" w:hAnsi="Sylfaen" w:cs="Times New Roman"/>
+        </w:rPr>
+        <w:t>)</w:t>
+      </w:r>
+      <w:r>
+        <w:rPr>
+          <w:rFonts w:ascii="Sylfaen" w:eastAsia="Times New Roman" w:hAnsi="Sylfaen" w:cs="Times New Roman"/>
+        </w:rPr>
+        <w:br/>
+        <w:t>Runtime: Greater than 8 hours of continuous monitoring</w:t>
+      </w:r>
+      <w:r>
+        <w:rPr>
+          <w:rFonts w:ascii="Sylfaen" w:eastAsia="Times New Roman" w:hAnsi="Sylfaen" w:cs="Times New Roman"/>
+        </w:rPr>
+        <w:br/>
+        <w:t>Charge Time: Less than 2 hours (0–100%)</w:t>
+      </w:r>
+    </w:p>
+    <w:p>
+      <w:pPr>
+        <w:spacing w:before="100" w:beforeAutospacing="1" w:after="100" w:afterAutospacing="1" w:line="240" w:lineRule="auto"/>
+        <w:rPr>
+          <w:rFonts w:ascii="Sylfaen" w:eastAsia="Times New Roman" w:hAnsi="Sylfaen" w:cs="Times New Roman"/>
+        </w:rPr>
+      </w:pPr>
+      <w:r>
+        <w:rPr>
+          <w:rFonts w:ascii="Sylfaen" w:eastAsia="Times New Roman" w:hAnsi="Sylfaen" w:cs="Times New Roman"/>
+          <w:b/>
+          <w:bCs/>
+          <w:sz w:val="22"/>
+          <w:szCs w:val="22"/>
+        </w:rPr>
+        <w:t>Key Formula:</w:t>
+      </w:r>
+      <w:r>
+        <w:rPr>
+          <w:rFonts w:ascii="Sylfaen" w:eastAsia="Times New Roman" w:hAnsi="Sylfaen" w:cs="Times New Roman"/>
+          <w:sz w:val="22"/>
+          <w:szCs w:val="22"/>
+        </w:rPr>
+        <w:br/>
+      </w:r>
+      <w:r>
+        <w:rPr>
+          <w:rFonts w:ascii="Sylfaen" w:eastAsia="Times New Roman" w:hAnsi="Sylfaen" w:cs="Times New Roman"/>
+        </w:rPr>
+        <w:t>Operating Time = Battery Capacity ÷ Average Current</w:t>
+      </w:r>
+      <w:r>
+        <w:rPr>
+          <w:rFonts w:ascii="Sylfaen" w:eastAsia="Times New Roman" w:hAnsi="Sylfaen" w:cs="Times New Roman"/>
+        </w:rPr>
+        <w:br/>
+        <w:t xml:space="preserve">= 1200 </w:t>
+      </w:r>
+      <w:proofErr w:type="spellStart"/>
+      <w:r>
+        <w:rPr>
+          <w:rFonts w:ascii="Sylfaen" w:eastAsia="Times New Roman" w:hAnsi="Sylfaen" w:cs="Times New Roman"/>
+        </w:rPr>
+        <w:t>mAh</w:t>
+      </w:r>
+      <w:proofErr w:type="spellEnd"/>
+      <w:r>
+        <w:rPr>
+          <w:rFonts w:ascii="Sylfaen" w:eastAsia="Times New Roman" w:hAnsi="Sylfaen" w:cs="Times New Roman"/>
+        </w:rPr>
+        <w:t xml:space="preserve"> ÷ 13.6 mA = 88 hours</w:t>
+      </w:r>
+    </w:p>
+    <w:p>
+      <w:pPr>
+        <w:spacing w:before="100" w:beforeAutospacing="1" w:after="100" w:afterAutospacing="1" w:line="240" w:lineRule="auto"/>
+        <w:rPr>
+          <w:rFonts w:ascii="Sylfaen" w:eastAsia="Times New Roman" w:hAnsi="Sylfaen" w:cs="Times New Roman"/>
+        </w:rPr>
+      </w:pPr>
+      <w:r>
+        <w:rPr>
+          <w:rFonts w:ascii="Sylfaen" w:eastAsia="Times New Roman" w:hAnsi="Sylfaen" w:cs="Times New Roman"/>
+        </w:rPr>
+        <w:t>Charge Time = (Capacity × 1.15) ÷ (Charger Current − System Load)</w:t>
+      </w:r>
+      <w:r>
+        <w:rPr>
+          <w:rFonts w:ascii="Sylfaen" w:eastAsia="Times New Roman" w:hAnsi="Sylfaen" w:cs="Times New Roman"/>
+        </w:rPr>
+        <w:br/>
+        <w:t>= (1200 × 1.15) ÷ (1000 − 13.6) = 1.4 hours + CV phase</w:t>
+      </w:r>
+    </w:p>
+    <w:p>
+      <w:pPr>
+        <w:spacing w:before="100" w:beforeAutospacing="1" w:after="100" w:afterAutospacing="1" w:line="240" w:lineRule="auto"/>
+        <w:rPr>
+          <w:rFonts w:ascii="Sylfaen" w:eastAsia="Times New Roman" w:hAnsi="Sylfaen" w:cs="Times New Roman"/>
+        </w:rPr>
+      </w:pPr>
+      <w:r>
+        <w:rPr>
+          <w:rFonts w:ascii="Sylfaen" w:eastAsia="Times New Roman" w:hAnsi="Sylfaen" w:cs="Times New Roman"/>
+        </w:rPr>
+        <w:t>CV (Constant Voltage) – the second stage of lithium battery charging where the charger holds a steady voltage while the current gradually decreases.</w:t>
+      </w:r>
+    </w:p>
+    <w:p>
+      <w:pPr>
+        <w:pStyle w:val="Heading1"/>
+        <w:rPr>
+          <w:rFonts w:ascii="Sylfaen" w:hAnsi="Sylfaen"/>
+        </w:rPr>
+      </w:pPr>
+      <w:bookmarkStart w:id="13" w:name="_Toc221268284"/>
+      <w:r>
+        <w:rPr>
+          <w:rFonts w:ascii="Sylfaen" w:hAnsi="Sylfaen"/>
+        </w:rPr>
+        <w:t>Wire Management</w:t>
+      </w:r>
+      <w:bookmarkEnd w:id="13"/>
+    </w:p>
+    <w:p>
+      <w:pPr>
+        <w:spacing w:before="100" w:beforeAutospacing="1" w:after="100" w:afterAutospacing="1" w:line="240" w:lineRule="auto"/>
+        <w:rPr>
+          <w:rFonts w:ascii="Sylfaen" w:eastAsia="Times New Roman" w:hAnsi="Sylfaen" w:cs="Times New Roman"/>
+        </w:rPr>
+      </w:pPr>
+      <w:r>
+        <w:rPr>
+          <w:rFonts w:ascii="Sylfaen" w:eastAsia="Times New Roman" w:hAnsi="Sylfaen" w:cs="Times New Roman"/>
+        </w:rPr>
+        <w:t>Low sensor current and short cable lengths prevent signal degradation and ensure reliable data transmission.</w:t>
+      </w:r>
+    </w:p>
+    <w:p>
+      <w:pPr>
+        <w:spacing w:before="100" w:beforeAutospacing="1" w:after="100" w:afterAutospacing="1" w:line="240" w:lineRule="auto"/>
+        <w:rPr>
+          <w:rFonts w:ascii="Sylfaen" w:eastAsia="Times New Roman" w:hAnsi="Sylfaen" w:cs="Times New Roman"/>
+        </w:rPr>
+      </w:pPr>
+      <w:r>
+        <w:rPr>
+          <w:rFonts w:ascii="Sylfaen" w:eastAsia="Times New Roman" w:hAnsi="Sylfaen" w:cs="Times New Roman"/>
+          <w:b/>
+          <w:bCs/>
+          <w:sz w:val="22"/>
+          <w:szCs w:val="22"/>
+        </w:rPr>
+        <w:t>Specifications:</w:t>
+      </w:r>
+      <w:r>
+        <w:rPr>
+          <w:rFonts w:ascii="Sylfaen" w:eastAsia="Times New Roman" w:hAnsi="Sylfaen" w:cs="Times New Roman"/>
+        </w:rPr>
+        <w:br/>
+        <w:t>Maximum Wire Length: Up to 5 meters</w:t>
+      </w:r>
+      <w:r>
+        <w:rPr>
+          <w:rFonts w:ascii="Sylfaen" w:eastAsia="Times New Roman" w:hAnsi="Sylfaen" w:cs="Times New Roman"/>
+        </w:rPr>
+        <w:br/>
+        <w:t>Data Rate: 115,200 baud UART</w:t>
+      </w:r>
+      <w:r>
+        <w:rPr>
+          <w:rFonts w:ascii="Sylfaen" w:eastAsia="Times New Roman" w:hAnsi="Sylfaen" w:cs="Times New Roman"/>
+        </w:rPr>
+        <w:br/>
+        <w:t>Update Rate: 10 Hz sensor sampling</w:t>
+      </w:r>
+    </w:p>
+    <w:p>
+      <w:pPr>
+        <w:spacing w:before="100" w:beforeAutospacing="1" w:after="100" w:afterAutospacing="1" w:line="240" w:lineRule="auto"/>
+        <w:rPr>
+          <w:rFonts w:ascii="Sylfaen" w:eastAsia="Times New Roman" w:hAnsi="Sylfaen" w:cs="Times New Roman"/>
+        </w:rPr>
+      </w:pPr>
+      <w:r>
+        <w:rPr>
+          <w:rFonts w:ascii="Sylfaen" w:eastAsia="Times New Roman" w:hAnsi="Sylfaen" w:cs="Times New Roman"/>
+          <w:b/>
+          <w:bCs/>
+          <w:sz w:val="22"/>
+          <w:szCs w:val="22"/>
+        </w:rPr>
+        <w:t>Key Formula:</w:t>
+      </w:r>
+      <w:r>
+        <w:rPr>
+          <w:rFonts w:ascii="Sylfaen" w:eastAsia="Times New Roman" w:hAnsi="Sylfaen" w:cs="Times New Roman"/>
+        </w:rPr>
+        <w:br/>
+        <w:t>Voltage Drop = Current × Wire Resistance × 2 × Length</w:t>
+      </w:r>
+      <w:r>
+        <w:rPr>
+          <w:rFonts w:ascii="Sylfaen" w:eastAsia="Times New Roman" w:hAnsi="Sylfaen" w:cs="Times New Roman"/>
+        </w:rPr>
+        <w:br/>
+        <w:t>= ΔV = 0.00033 A × 0.053 Ω/m × (2 × 0.7 m)</w:t>
+      </w:r>
+      <w:r>
+        <w:rPr>
+          <w:rFonts w:ascii="Sylfaen" w:eastAsia="Times New Roman" w:hAnsi="Sylfaen" w:cs="Times New Roman"/>
+        </w:rPr>
+        <w:br/>
+        <w:t>= 0.0000245 V = 24.5 microvolts</w:t>
+      </w:r>
+    </w:p>
+    <w:p>
+      <w:pPr>
+        <w:pStyle w:val="Heading1"/>
+        <w:rPr>
+          <w:rFonts w:ascii="Sylfaen" w:hAnsi="Sylfaen"/>
+        </w:rPr>
+      </w:pPr>
+      <w:bookmarkStart w:id="14" w:name="_Toc221268285"/>
+      <w:r>
+        <w:rPr>
+          <w:rFonts w:ascii="Sylfaen" w:hAnsi="Sylfaen"/>
+        </w:rPr>
+        <w:t>System Accuracy and Calibration Performance</w:t>
+      </w:r>
+      <w:bookmarkEnd w:id="14"/>
+    </w:p>
+    <w:p>
+      <w:pPr>
+        <w:spacing w:before="100" w:beforeAutospacing="1" w:after="100" w:afterAutospacing="1" w:line="240" w:lineRule="auto"/>
+        <w:rPr>
+          <w:rFonts w:ascii="Sylfaen" w:eastAsia="Times New Roman" w:hAnsi="Sylfaen" w:cs="Times New Roman"/>
+        </w:rPr>
+      </w:pPr>
+      <w:r>
+        <w:rPr>
+          <w:rFonts w:ascii="Sylfaen" w:eastAsia="Times New Roman" w:hAnsi="Sylfaen" w:cs="Times New Roman"/>
+        </w:rPr>
+        <w:t>Calibration reduces combined system errors, improving posture detection reliability.</w:t>
+      </w:r>
+      <w:r>
+        <w:rPr>
+          <w:rFonts w:ascii="Sylfaen" w:eastAsia="Times New Roman" w:hAnsi="Sylfaen" w:cs="Times New Roman"/>
+        </w:rPr>
+        <w:br/>
+      </w:r>
+      <w:r>
+        <w:rPr>
+          <w:rFonts w:ascii="Sylfaen" w:eastAsia="Times New Roman" w:hAnsi="Sylfaen" w:cs="Times New Roman"/>
+          <w:b/>
+          <w:bCs/>
+          <w:sz w:val="22"/>
+          <w:szCs w:val="22"/>
+        </w:rPr>
+        <w:t>Key Formula:</w:t>
+      </w:r>
+      <w:r>
+        <w:rPr>
+          <w:rFonts w:ascii="Sylfaen" w:eastAsia="Times New Roman" w:hAnsi="Sylfaen" w:cs="Times New Roman"/>
+        </w:rPr>
+        <w:br/>
+        <w:t>Total system error:</w:t>
+      </w:r>
+      <w:r>
+        <w:rPr>
+          <w:rFonts w:ascii="Sylfaen" w:eastAsia="Times New Roman" w:hAnsi="Sylfaen" w:cs="Times New Roman"/>
+        </w:rPr>
+        <w:br/>
+      </w:r>
+      <w:proofErr w:type="spellStart"/>
+      <w:r>
+        <w:rPr>
+          <w:rFonts w:ascii="Sylfaen" w:eastAsia="Times New Roman" w:hAnsi="Sylfaen" w:cs="Times New Roman"/>
+        </w:rPr>
+        <w:t>E_total</w:t>
+      </w:r>
+      <w:proofErr w:type="spellEnd"/>
+      <w:r>
+        <w:rPr>
+          <w:rFonts w:ascii="Sylfaen" w:eastAsia="Times New Roman" w:hAnsi="Sylfaen" w:cs="Times New Roman"/>
+        </w:rPr>
+        <w:t xml:space="preserve"> = </w:t>
+      </w:r>
+      <w:proofErr w:type="gramStart"/>
+      <w:r>
+        <w:rPr>
+          <w:rFonts w:ascii="Sylfaen" w:eastAsia="Times New Roman" w:hAnsi="Sylfaen" w:cs="Times New Roman"/>
+        </w:rPr>
+        <w:t>√(</w:t>
+      </w:r>
+      <w:proofErr w:type="gramEnd"/>
+      <w:r>
+        <w:rPr>
+          <w:rFonts w:ascii="Sylfaen" w:eastAsia="Times New Roman" w:hAnsi="Sylfaen" w:cs="Times New Roman"/>
+        </w:rPr>
+        <w:t>3.0² + 0.04² + 0.01² + 0.5²) = 3.04%</w:t>
+      </w:r>
+    </w:p>
+    <w:p>
+      <w:pPr>
+        <w:spacing w:before="100" w:beforeAutospacing="1" w:after="100" w:afterAutospacing="1" w:line="240" w:lineRule="auto"/>
+        <w:rPr>
+          <w:rFonts w:ascii="Sylfaen" w:eastAsia="Times New Roman" w:hAnsi="Sylfaen" w:cs="Times New Roman"/>
+        </w:rPr>
+      </w:pPr>
+      <w:r>
+        <w:rPr>
+          <w:rFonts w:ascii="Sylfaen" w:eastAsia="Times New Roman" w:hAnsi="Sylfaen" w:cs="Times New Roman"/>
+        </w:rPr>
+        <w:t>Detection Accuracy = 100% − (</w:t>
+      </w:r>
+      <w:proofErr w:type="spellStart"/>
+      <w:r>
+        <w:rPr>
+          <w:rFonts w:ascii="Sylfaen" w:eastAsia="Times New Roman" w:hAnsi="Sylfaen" w:cs="Times New Roman"/>
+        </w:rPr>
+        <w:t>Calibration_Error</w:t>
+      </w:r>
+      <w:proofErr w:type="spellEnd"/>
+      <w:r>
+        <w:rPr>
+          <w:rFonts w:ascii="Sylfaen" w:eastAsia="Times New Roman" w:hAnsi="Sylfaen" w:cs="Times New Roman"/>
+        </w:rPr>
+        <w:t xml:space="preserve"> + </w:t>
+      </w:r>
+      <w:proofErr w:type="spellStart"/>
+      <w:r>
+        <w:rPr>
+          <w:rFonts w:ascii="Sylfaen" w:eastAsia="Times New Roman" w:hAnsi="Sylfaen" w:cs="Times New Roman"/>
+        </w:rPr>
+        <w:t>RSS_Error</w:t>
+      </w:r>
+      <w:proofErr w:type="spellEnd"/>
+      <w:r>
+        <w:rPr>
+          <w:rFonts w:ascii="Sylfaen" w:eastAsia="Times New Roman" w:hAnsi="Sylfaen" w:cs="Times New Roman"/>
+        </w:rPr>
+        <w:t>)</w:t>
+      </w:r>
+      <w:r>
+        <w:rPr>
+          <w:rFonts w:ascii="Sylfaen" w:eastAsia="Times New Roman" w:hAnsi="Sylfaen" w:cs="Times New Roman"/>
+        </w:rPr>
+        <w:br/>
+        <w:t>= 100% − (1% + 3.8%) = 95.2%</w:t>
+      </w:r>
+    </w:p>
+    <w:p>
+      <w:pPr>
+        <w:spacing w:before="100" w:beforeAutospacing="1" w:after="100" w:afterAutospacing="1" w:line="240" w:lineRule="auto"/>
+        <w:rPr>
+          <w:rFonts w:ascii="Sylfaen" w:eastAsia="Times New Roman" w:hAnsi="Sylfaen" w:cs="Times New Roman"/>
+          <w:sz w:val="22"/>
+          <w:szCs w:val="22"/>
+        </w:rPr>
+      </w:pPr>
+      <w:r>
+        <w:rPr>
+          <w:rFonts w:ascii="Sylfaen" w:eastAsia="Times New Roman" w:hAnsi="Sylfaen" w:cs="Times New Roman"/>
+          <w:sz w:val="22"/>
+          <w:szCs w:val="22"/>
+        </w:rPr>
+        <w:t xml:space="preserve">Verified Performance: </w:t>
+      </w:r>
+      <w:r>
+        <w:rPr>
+          <w:rFonts w:ascii="Sylfaen" w:eastAsia="Times New Roman" w:hAnsi="Sylfaen" w:cs="Times New Roman"/>
+          <w:b/>
+          <w:bCs/>
+          <w:sz w:val="22"/>
+          <w:szCs w:val="22"/>
+        </w:rPr>
+        <w:t>95.2% detection accuracy after calibration</w:t>
+      </w:r>
+    </w:p>
+    <w:p>
+      <w:pPr>
+        <w:pStyle w:val="NormalWeb"/>
+        <w:rPr>
+          <w:rFonts w:ascii="Sylfaen" w:hAnsi="Sylfaen"/>
+          <w:sz w:val="20"/>
+          <w:szCs w:val="20"/>
+        </w:rPr>
+      </w:pPr>
+    </w:p>
+    <w:p>
+      <w:pPr>
+        <w:pStyle w:val="Heading1"/>
+        <w:rPr>
+          <w:rFonts w:ascii="Sylfaen" w:hAnsi="Sylfaen"/>
+        </w:rPr>
+      </w:pPr>
+      <w:bookmarkStart w:id="15" w:name="_Toc221268286"/>
+      <w:r>
+        <w:rPr>
+          <w:rFonts w:ascii="Sylfaen" w:hAnsi="Sylfaen"/>
+        </w:rPr>
+        <w:t>Gant Chart</w:t>
+      </w:r>
+      <w:bookmarkEnd w:id="15"/>
+    </w:p>
+    <w:p>
+      <w:pPr>
+        <w:rPr>
+          <w:rFonts w:ascii="Sylfaen" w:hAnsi="Sylfaen"/>
+        </w:rPr>
+      </w:pPr>
+      <w:r>
+        <w:rPr>
+          <w:rFonts w:ascii="Sylfaen" w:hAnsi="Sylfaen"/>
           <w:noProof/>
         </w:rPr>
         <w:drawing>
@@ -1883,7 +3573,7 @@
                     <pic:cNvPicPr/>
                   </pic:nvPicPr>
                   <pic:blipFill>
-                    <a:blip r:embed="rId15"/>
+                    <a:blip r:embed="rId16"/>
                     <a:stretch>
                       <a:fillRect/>
                     </a:stretch>
@@ -1997,11 +3687,40 @@
     </w:p>
     <w:p>
       <w:pPr>
+        <w:rPr>
+          <w:rFonts w:ascii="Sylfaen" w:hAnsi="Sylfaen"/>
+        </w:rPr>
+      </w:pPr>
+    </w:p>
+    <w:p>
+      <w:pPr>
+        <w:rPr>
+          <w:rFonts w:ascii="Sylfaen" w:hAnsi="Sylfaen"/>
+        </w:rPr>
+      </w:pPr>
+    </w:p>
+    <w:p>
+      <w:pPr>
+        <w:rPr>
+          <w:rFonts w:ascii="Sylfaen" w:hAnsi="Sylfaen"/>
+        </w:rPr>
+      </w:pPr>
+    </w:p>
+    <w:p>
+      <w:pPr>
+        <w:rPr>
+          <w:rFonts w:ascii="Sylfaen" w:hAnsi="Sylfaen"/>
+        </w:rPr>
+      </w:pPr>
+    </w:p>
+    <w:p>
+      <w:pPr>
         <w:pStyle w:val="Heading1"/>
         <w:rPr>
           <w:rFonts w:ascii="Sylfaen" w:hAnsi="Sylfaen"/>
         </w:rPr>
       </w:pPr>
+      <w:bookmarkStart w:id="16" w:name="_Toc221268287"/>
       <w:r>
         <w:rPr>
           <w:rFonts w:ascii="Sylfaen" w:hAnsi="Sylfaen"/>
@@ -2009,125 +3728,211 @@
         <w:lastRenderedPageBreak/>
         <w:t>Budget</w:t>
       </w:r>
+      <w:bookmarkEnd w:id="16"/>
+    </w:p>
+    <w:p>
+      <w:pPr>
+        <w:rPr>
+          <w:rFonts w:ascii="Sylfaen" w:hAnsi="Sylfaen"/>
+          <w:sz w:val="16"/>
+          <w:szCs w:val="16"/>
+        </w:rPr>
+      </w:pPr>
     </w:p>
     <w:tbl>
       <w:tblPr>
-        <w:tblStyle w:val="TableGrid"/>
-        <w:tblW w:w="0" w:type="auto"/>
+        <w:tblW w:w="10199" w:type="dxa"/>
+        <w:tblCellSpacing w:w="15" w:type="dxa"/>
+        <w:tblBorders>
+          <w:top w:val="single" w:sz="4" w:space="0" w:color="auto"/>
+          <w:left w:val="single" w:sz="4" w:space="0" w:color="auto"/>
+          <w:bottom w:val="single" w:sz="4" w:space="0" w:color="auto"/>
+          <w:right w:val="single" w:sz="4" w:space="0" w:color="auto"/>
+          <w:insideH w:val="single" w:sz="4" w:space="0" w:color="auto"/>
+          <w:insideV w:val="single" w:sz="4" w:space="0" w:color="auto"/>
+        </w:tblBorders>
+        <w:tblCellMar>
+          <w:top w:w="15" w:type="dxa"/>
+          <w:left w:w="15" w:type="dxa"/>
+          <w:bottom w:w="15" w:type="dxa"/>
+          <w:right w:w="15" w:type="dxa"/>
+        </w:tblCellMar>
         <w:tblLook w:val="04A0" w:firstRow="1" w:lastRow="0" w:firstColumn="1" w:lastColumn="0" w:noHBand="0" w:noVBand="1"/>
       </w:tblPr>
       <w:tblGrid>
-        <w:gridCol w:w="1476"/>
-        <w:gridCol w:w="1476"/>
-        <w:gridCol w:w="1476"/>
-        <w:gridCol w:w="1476"/>
-        <w:gridCol w:w="1476"/>
-        <w:gridCol w:w="1476"/>
+        <w:gridCol w:w="1775"/>
+        <w:gridCol w:w="1875"/>
+        <w:gridCol w:w="859"/>
+        <w:gridCol w:w="809"/>
+        <w:gridCol w:w="868"/>
+        <w:gridCol w:w="1840"/>
+        <w:gridCol w:w="2173"/>
       </w:tblGrid>
       <w:tr>
+        <w:trPr>
+          <w:trHeight w:val="358"/>
+          <w:tblHeader/>
+          <w:tblCellSpacing w:w="15" w:type="dxa"/>
+        </w:trPr>
         <w:tc>
           <w:tcPr>
-            <w:tcW w:w="1476" w:type="dxa"/>
+            <w:tcW w:w="1730" w:type="dxa"/>
+            <w:vAlign w:val="center"/>
+            <w:hideMark/>
           </w:tcPr>
           <w:p>
             <w:pPr>
               <w:rPr>
                 <w:rFonts w:ascii="Sylfaen" w:hAnsi="Sylfaen"/>
+                <w:sz w:val="16"/>
+                <w:szCs w:val="16"/>
               </w:rPr>
             </w:pPr>
             <w:r>
               <w:rPr>
                 <w:rFonts w:ascii="Sylfaen" w:hAnsi="Sylfaen"/>
-              </w:rPr>
-              <w:t>Device</w:t>
+                <w:sz w:val="16"/>
+                <w:szCs w:val="16"/>
+              </w:rPr>
+              <w:t>Category</w:t>
             </w:r>
           </w:p>
         </w:tc>
         <w:tc>
           <w:tcPr>
-            <w:tcW w:w="1476" w:type="dxa"/>
+            <w:tcW w:w="1845" w:type="dxa"/>
+            <w:vAlign w:val="center"/>
+            <w:hideMark/>
           </w:tcPr>
           <w:p>
             <w:pPr>
               <w:rPr>
                 <w:rFonts w:ascii="Sylfaen" w:hAnsi="Sylfaen"/>
+                <w:sz w:val="16"/>
+                <w:szCs w:val="16"/>
               </w:rPr>
             </w:pPr>
             <w:r>
               <w:rPr>
                 <w:rFonts w:ascii="Sylfaen" w:hAnsi="Sylfaen"/>
-              </w:rPr>
-              <w:t>Number of Devices</w:t>
+                <w:sz w:val="16"/>
+                <w:szCs w:val="16"/>
+              </w:rPr>
+              <w:t>Component</w:t>
             </w:r>
           </w:p>
         </w:tc>
         <w:tc>
           <w:tcPr>
-            <w:tcW w:w="1476" w:type="dxa"/>
+            <w:tcW w:w="829" w:type="dxa"/>
+            <w:vAlign w:val="center"/>
+            <w:hideMark/>
           </w:tcPr>
           <w:p>
             <w:pPr>
               <w:rPr>
                 <w:rFonts w:ascii="Sylfaen" w:hAnsi="Sylfaen"/>
+                <w:sz w:val="16"/>
+                <w:szCs w:val="16"/>
               </w:rPr>
             </w:pPr>
             <w:r>
               <w:rPr>
                 <w:rFonts w:ascii="Sylfaen" w:hAnsi="Sylfaen"/>
-              </w:rPr>
-              <w:t>Price Per Device (Gel)</w:t>
+                <w:sz w:val="16"/>
+                <w:szCs w:val="16"/>
+              </w:rPr>
+              <w:t>Quantity</w:t>
             </w:r>
           </w:p>
         </w:tc>
         <w:tc>
           <w:tcPr>
-            <w:tcW w:w="1476" w:type="dxa"/>
+            <w:tcW w:w="779" w:type="dxa"/>
+            <w:vAlign w:val="center"/>
+            <w:hideMark/>
           </w:tcPr>
           <w:p>
             <w:pPr>
               <w:rPr>
                 <w:rFonts w:ascii="Sylfaen" w:hAnsi="Sylfaen"/>
+                <w:sz w:val="16"/>
+                <w:szCs w:val="16"/>
               </w:rPr>
             </w:pPr>
             <w:r>
               <w:rPr>
                 <w:rFonts w:ascii="Sylfaen" w:hAnsi="Sylfaen"/>
-              </w:rPr>
-              <w:t>Total Price (Gel)</w:t>
+                <w:sz w:val="16"/>
+                <w:szCs w:val="16"/>
+              </w:rPr>
+              <w:t>Unit Price</w:t>
             </w:r>
           </w:p>
         </w:tc>
         <w:tc>
           <w:tcPr>
-            <w:tcW w:w="1476" w:type="dxa"/>
+            <w:tcW w:w="838" w:type="dxa"/>
+            <w:vAlign w:val="center"/>
+            <w:hideMark/>
           </w:tcPr>
           <w:p>
             <w:pPr>
               <w:rPr>
                 <w:rFonts w:ascii="Sylfaen" w:hAnsi="Sylfaen"/>
+                <w:sz w:val="16"/>
+                <w:szCs w:val="16"/>
               </w:rPr>
             </w:pPr>
             <w:r>
               <w:rPr>
                 <w:rFonts w:ascii="Sylfaen" w:hAnsi="Sylfaen"/>
-              </w:rPr>
-              <w:t>Shop link</w:t>
+                <w:sz w:val="16"/>
+                <w:szCs w:val="16"/>
+              </w:rPr>
+              <w:t>Total Cost</w:t>
             </w:r>
           </w:p>
         </w:tc>
         <w:tc>
           <w:tcPr>
-            <w:tcW w:w="1476" w:type="dxa"/>
+            <w:tcW w:w="1810" w:type="dxa"/>
           </w:tcPr>
           <w:p>
             <w:pPr>
               <w:rPr>
                 <w:rFonts w:ascii="Sylfaen" w:hAnsi="Sylfaen"/>
+                <w:sz w:val="16"/>
+                <w:szCs w:val="16"/>
               </w:rPr>
             </w:pPr>
             <w:r>
               <w:rPr>
                 <w:rFonts w:ascii="Sylfaen" w:hAnsi="Sylfaen"/>
+                <w:sz w:val="16"/>
+                <w:szCs w:val="16"/>
+              </w:rPr>
+              <w:t>Shop Link</w:t>
+            </w:r>
+          </w:p>
+        </w:tc>
+        <w:tc>
+          <w:tcPr>
+            <w:tcW w:w="2128" w:type="dxa"/>
+          </w:tcPr>
+          <w:p>
+            <w:pPr>
+              <w:rPr>
+                <w:rFonts w:ascii="Sylfaen" w:hAnsi="Sylfaen"/>
+                <w:sz w:val="16"/>
+                <w:szCs w:val="16"/>
+              </w:rPr>
+            </w:pPr>
+            <w:r>
+              <w:rPr>
+                <w:rFonts w:ascii="Sylfaen" w:hAnsi="Sylfaen"/>
+                <w:sz w:val="16"/>
+                <w:szCs w:val="16"/>
               </w:rPr>
               <w:t>Comment</w:t>
             </w:r>
@@ -2135,1513 +3940,3367 @@
         </w:tc>
       </w:tr>
       <w:tr>
+        <w:trPr>
+          <w:trHeight w:val="358"/>
+          <w:tblCellSpacing w:w="15" w:type="dxa"/>
+        </w:trPr>
         <w:tc>
           <w:tcPr>
-            <w:tcW w:w="1476" w:type="dxa"/>
+            <w:tcW w:w="1730" w:type="dxa"/>
+            <w:vAlign w:val="center"/>
+            <w:hideMark/>
           </w:tcPr>
           <w:p>
             <w:pPr>
               <w:rPr>
                 <w:rFonts w:ascii="Sylfaen" w:hAnsi="Sylfaen"/>
+                <w:sz w:val="16"/>
+                <w:szCs w:val="16"/>
               </w:rPr>
             </w:pPr>
             <w:r>
               <w:rPr>
                 <w:rFonts w:ascii="Sylfaen" w:hAnsi="Sylfaen"/>
-              </w:rPr>
-              <w:t>ESP32DevKitC</w:t>
+                <w:sz w:val="16"/>
+                <w:szCs w:val="16"/>
+              </w:rPr>
+              <w:t>Microcontrollers</w:t>
             </w:r>
           </w:p>
         </w:tc>
         <w:tc>
           <w:tcPr>
-            <w:tcW w:w="1476" w:type="dxa"/>
+            <w:tcW w:w="1845" w:type="dxa"/>
+            <w:vAlign w:val="center"/>
+            <w:hideMark/>
           </w:tcPr>
           <w:p>
             <w:pPr>
               <w:rPr>
                 <w:rFonts w:ascii="Sylfaen" w:hAnsi="Sylfaen"/>
+                <w:sz w:val="16"/>
+                <w:szCs w:val="16"/>
               </w:rPr>
             </w:pPr>
             <w:r>
               <w:rPr>
                 <w:rFonts w:ascii="Sylfaen" w:hAnsi="Sylfaen"/>
-              </w:rPr>
-              <w:t>1</w:t>
+                <w:sz w:val="16"/>
+                <w:szCs w:val="16"/>
+              </w:rPr>
+              <w:t>STM32F0 Discovery Board</w:t>
             </w:r>
           </w:p>
         </w:tc>
         <w:tc>
           <w:tcPr>
-            <w:tcW w:w="1476" w:type="dxa"/>
+            <w:tcW w:w="829" w:type="dxa"/>
+            <w:vAlign w:val="center"/>
+            <w:hideMark/>
           </w:tcPr>
           <w:p>
             <w:pPr>
               <w:rPr>
                 <w:rFonts w:ascii="Sylfaen" w:hAnsi="Sylfaen"/>
+                <w:sz w:val="16"/>
+                <w:szCs w:val="16"/>
               </w:rPr>
             </w:pPr>
             <w:r>
               <w:rPr>
                 <w:rFonts w:ascii="Sylfaen" w:hAnsi="Sylfaen"/>
-              </w:rPr>
-              <w:t>22,50 ₾</w:t>
+                <w:sz w:val="16"/>
+                <w:szCs w:val="16"/>
+              </w:rPr>
+              <w:t>1</w:t>
             </w:r>
           </w:p>
         </w:tc>
         <w:tc>
           <w:tcPr>
-            <w:tcW w:w="1476" w:type="dxa"/>
+            <w:tcW w:w="779" w:type="dxa"/>
+            <w:vAlign w:val="center"/>
+            <w:hideMark/>
           </w:tcPr>
           <w:p>
             <w:pPr>
               <w:rPr>
                 <w:rFonts w:ascii="Sylfaen" w:hAnsi="Sylfaen"/>
+                <w:sz w:val="16"/>
+                <w:szCs w:val="16"/>
               </w:rPr>
             </w:pPr>
             <w:r>
               <w:rPr>
                 <w:rFonts w:ascii="Sylfaen" w:hAnsi="Sylfaen"/>
-              </w:rPr>
-              <w:t>22,50 ₾</w:t>
+                <w:sz w:val="16"/>
+                <w:szCs w:val="16"/>
+              </w:rPr>
+              <w:t>USD 21.00</w:t>
             </w:r>
           </w:p>
         </w:tc>
         <w:tc>
           <w:tcPr>
-            <w:tcW w:w="1476" w:type="dxa"/>
+            <w:tcW w:w="838" w:type="dxa"/>
+            <w:vAlign w:val="center"/>
+            <w:hideMark/>
           </w:tcPr>
           <w:p>
             <w:pPr>
               <w:rPr>
                 <w:rFonts w:ascii="Sylfaen" w:hAnsi="Sylfaen"/>
+                <w:sz w:val="16"/>
+                <w:szCs w:val="16"/>
               </w:rPr>
             </w:pPr>
             <w:r>
               <w:rPr>
                 <w:rFonts w:ascii="Sylfaen" w:hAnsi="Sylfaen"/>
-              </w:rPr>
-              <w:t>1</w:t>
+                <w:sz w:val="16"/>
+                <w:szCs w:val="16"/>
+              </w:rPr>
+              <w:t>USD 21.00</w:t>
             </w:r>
           </w:p>
         </w:tc>
         <w:tc>
           <w:tcPr>
-            <w:tcW w:w="1476" w:type="dxa"/>
+            <w:tcW w:w="1810" w:type="dxa"/>
           </w:tcPr>
           <w:p>
             <w:pPr>
-              <w:rPr>
-                <w:rFonts w:ascii="Sylfaen" w:hAnsi="Sylfaen"/>
+              <w:jc w:val="center"/>
+              <w:rPr>
+                <w:rFonts w:ascii="Sylfaen" w:hAnsi="Sylfaen"/>
+                <w:sz w:val="16"/>
+                <w:szCs w:val="16"/>
+              </w:rPr>
+            </w:pPr>
+            <w:hyperlink r:id="rId17" w:history="1">
+              <w:proofErr w:type="spellStart"/>
+              <w:r>
+                <w:rPr>
+                  <w:rStyle w:val="Hyperlink"/>
+                  <w:rFonts w:ascii="Sylfaen" w:hAnsi="Sylfaen"/>
+                  <w:sz w:val="16"/>
+                  <w:szCs w:val="16"/>
+                </w:rPr>
+                <w:t>Ebay</w:t>
+              </w:r>
+              <w:proofErr w:type="spellEnd"/>
+            </w:hyperlink>
+          </w:p>
+        </w:tc>
+        <w:tc>
+          <w:tcPr>
+            <w:tcW w:w="2128" w:type="dxa"/>
+          </w:tcPr>
+          <w:p>
+            <w:pPr>
+              <w:rPr>
+                <w:rFonts w:ascii="Sylfaen" w:hAnsi="Sylfaen"/>
+                <w:sz w:val="16"/>
+                <w:szCs w:val="16"/>
               </w:rPr>
             </w:pPr>
           </w:p>
         </w:tc>
       </w:tr>
       <w:tr>
+        <w:trPr>
+          <w:trHeight w:val="358"/>
+          <w:tblCellSpacing w:w="15" w:type="dxa"/>
+        </w:trPr>
         <w:tc>
           <w:tcPr>
-            <w:tcW w:w="1476" w:type="dxa"/>
+            <w:tcW w:w="1730" w:type="dxa"/>
+            <w:vAlign w:val="center"/>
+            <w:hideMark/>
           </w:tcPr>
           <w:p>
             <w:pPr>
               <w:rPr>
                 <w:rFonts w:ascii="Sylfaen" w:hAnsi="Sylfaen"/>
-              </w:rPr>
-            </w:pPr>
-            <w:r>
-              <w:rPr>
-                <w:rFonts w:ascii="Sylfaen" w:hAnsi="Sylfaen"/>
-              </w:rPr>
-              <w:t>Mini Vibration Motors DC 3V-5V</w:t>
-            </w:r>
-          </w:p>
-        </w:tc>
-        <w:tc>
-          <w:tcPr>
-            <w:tcW w:w="1476" w:type="dxa"/>
-          </w:tcPr>
-          <w:p>
-            <w:pPr>
-              <w:rPr>
-                <w:rFonts w:ascii="Sylfaen" w:hAnsi="Sylfaen"/>
-              </w:rPr>
-            </w:pPr>
-            <w:r>
-              <w:rPr>
-                <w:rFonts w:ascii="Sylfaen" w:hAnsi="Sylfaen"/>
-              </w:rPr>
-              <w:t>10</w:t>
-            </w:r>
-          </w:p>
-        </w:tc>
-        <w:tc>
-          <w:tcPr>
-            <w:tcW w:w="1476" w:type="dxa"/>
-          </w:tcPr>
-          <w:p>
-            <w:pPr>
-              <w:rPr>
-                <w:rFonts w:ascii="Sylfaen" w:hAnsi="Sylfaen"/>
+                <w:sz w:val="16"/>
+                <w:szCs w:val="16"/>
               </w:rPr>
             </w:pPr>
           </w:p>
         </w:tc>
         <w:tc>
           <w:tcPr>
-            <w:tcW w:w="1476" w:type="dxa"/>
+            <w:tcW w:w="1845" w:type="dxa"/>
+            <w:vAlign w:val="center"/>
+            <w:hideMark/>
           </w:tcPr>
           <w:p>
             <w:pPr>
               <w:rPr>
                 <w:rFonts w:ascii="Sylfaen" w:hAnsi="Sylfaen"/>
+                <w:sz w:val="16"/>
+                <w:szCs w:val="16"/>
+              </w:rPr>
+            </w:pPr>
+            <w:r>
+              <w:rPr>
+                <w:rFonts w:ascii="Sylfaen" w:hAnsi="Sylfaen"/>
+                <w:sz w:val="16"/>
+                <w:szCs w:val="16"/>
+              </w:rPr>
+              <w:t xml:space="preserve">ESP32 </w:t>
+            </w:r>
+            <w:proofErr w:type="spellStart"/>
+            <w:r>
+              <w:rPr>
+                <w:rFonts w:ascii="Sylfaen" w:hAnsi="Sylfaen"/>
+                <w:sz w:val="16"/>
+                <w:szCs w:val="16"/>
+              </w:rPr>
+              <w:t>DevKitC</w:t>
+            </w:r>
+            <w:proofErr w:type="spellEnd"/>
+            <w:r>
+              <w:rPr>
+                <w:rFonts w:ascii="Sylfaen" w:hAnsi="Sylfaen"/>
+                <w:sz w:val="16"/>
+                <w:szCs w:val="16"/>
+              </w:rPr>
+              <w:t xml:space="preserve"> V4</w:t>
+            </w:r>
+          </w:p>
+        </w:tc>
+        <w:tc>
+          <w:tcPr>
+            <w:tcW w:w="829" w:type="dxa"/>
+            <w:vAlign w:val="center"/>
+            <w:hideMark/>
+          </w:tcPr>
+          <w:p>
+            <w:pPr>
+              <w:rPr>
+                <w:rFonts w:ascii="Sylfaen" w:hAnsi="Sylfaen"/>
+                <w:sz w:val="16"/>
+                <w:szCs w:val="16"/>
+              </w:rPr>
+            </w:pPr>
+            <w:r>
+              <w:rPr>
+                <w:rFonts w:ascii="Sylfaen" w:hAnsi="Sylfaen"/>
+                <w:sz w:val="16"/>
+                <w:szCs w:val="16"/>
+              </w:rPr>
+              <w:t>1</w:t>
+            </w:r>
+          </w:p>
+        </w:tc>
+        <w:tc>
+          <w:tcPr>
+            <w:tcW w:w="779" w:type="dxa"/>
+            <w:vAlign w:val="center"/>
+            <w:hideMark/>
+          </w:tcPr>
+          <w:p>
+            <w:pPr>
+              <w:rPr>
+                <w:rFonts w:ascii="Sylfaen" w:hAnsi="Sylfaen"/>
+                <w:sz w:val="16"/>
+                <w:szCs w:val="16"/>
+              </w:rPr>
+            </w:pPr>
+            <w:r>
+              <w:rPr>
+                <w:rFonts w:ascii="Sylfaen" w:hAnsi="Sylfaen"/>
+                <w:sz w:val="16"/>
+                <w:szCs w:val="16"/>
+              </w:rPr>
+              <w:t>USD 9.39</w:t>
+            </w:r>
+          </w:p>
+        </w:tc>
+        <w:tc>
+          <w:tcPr>
+            <w:tcW w:w="838" w:type="dxa"/>
+            <w:vAlign w:val="center"/>
+            <w:hideMark/>
+          </w:tcPr>
+          <w:p>
+            <w:pPr>
+              <w:rPr>
+                <w:rFonts w:ascii="Sylfaen" w:hAnsi="Sylfaen"/>
+                <w:sz w:val="16"/>
+                <w:szCs w:val="16"/>
+              </w:rPr>
+            </w:pPr>
+            <w:r>
+              <w:rPr>
+                <w:rFonts w:ascii="Sylfaen" w:hAnsi="Sylfaen"/>
+                <w:sz w:val="16"/>
+                <w:szCs w:val="16"/>
+              </w:rPr>
+              <w:t>USD 9.39</w:t>
+            </w:r>
+          </w:p>
+        </w:tc>
+        <w:tc>
+          <w:tcPr>
+            <w:tcW w:w="1810" w:type="dxa"/>
+          </w:tcPr>
+          <w:p>
+            <w:pPr>
+              <w:jc w:val="center"/>
+              <w:rPr>
+                <w:rFonts w:ascii="Sylfaen" w:hAnsi="Sylfaen"/>
+                <w:sz w:val="16"/>
+                <w:szCs w:val="16"/>
+              </w:rPr>
+            </w:pPr>
+            <w:hyperlink r:id="rId18" w:history="1">
+              <w:proofErr w:type="spellStart"/>
+              <w:r>
+                <w:rPr>
+                  <w:rStyle w:val="Hyperlink"/>
+                  <w:rFonts w:ascii="Sylfaen" w:hAnsi="Sylfaen"/>
+                  <w:sz w:val="16"/>
+                  <w:szCs w:val="16"/>
+                </w:rPr>
+                <w:t>Ebay</w:t>
+              </w:r>
+              <w:proofErr w:type="spellEnd"/>
+            </w:hyperlink>
+            <w:r>
+              <w:rPr>
+                <w:rStyle w:val="Hyperlink"/>
+                <w:rFonts w:ascii="Sylfaen" w:hAnsi="Sylfaen"/>
+                <w:sz w:val="16"/>
+                <w:szCs w:val="16"/>
+              </w:rPr>
+              <w:br/>
+            </w:r>
+          </w:p>
+        </w:tc>
+        <w:tc>
+          <w:tcPr>
+            <w:tcW w:w="2128" w:type="dxa"/>
+          </w:tcPr>
+          <w:p>
+            <w:pPr>
+              <w:rPr>
+                <w:rFonts w:ascii="Sylfaen" w:hAnsi="Sylfaen"/>
+                <w:sz w:val="16"/>
+                <w:szCs w:val="16"/>
+              </w:rPr>
+            </w:pPr>
+          </w:p>
+        </w:tc>
+      </w:tr>
+      <w:tr>
+        <w:trPr>
+          <w:trHeight w:val="358"/>
+          <w:tblCellSpacing w:w="15" w:type="dxa"/>
+        </w:trPr>
+        <w:tc>
+          <w:tcPr>
+            <w:tcW w:w="1730" w:type="dxa"/>
+            <w:vAlign w:val="center"/>
+            <w:hideMark/>
+          </w:tcPr>
+          <w:p>
+            <w:pPr>
+              <w:rPr>
+                <w:rFonts w:ascii="Sylfaen" w:hAnsi="Sylfaen"/>
+                <w:sz w:val="16"/>
+                <w:szCs w:val="16"/>
+              </w:rPr>
+            </w:pPr>
+            <w:r>
+              <w:rPr>
+                <w:rFonts w:ascii="Sylfaen" w:hAnsi="Sylfaen"/>
+                <w:sz w:val="16"/>
+                <w:szCs w:val="16"/>
+              </w:rPr>
+              <w:t>Power Management</w:t>
+            </w:r>
+          </w:p>
+        </w:tc>
+        <w:tc>
+          <w:tcPr>
+            <w:tcW w:w="1845" w:type="dxa"/>
+            <w:vAlign w:val="center"/>
+            <w:hideMark/>
+          </w:tcPr>
+          <w:p>
+            <w:pPr>
+              <w:rPr>
+                <w:rFonts w:ascii="Sylfaen" w:hAnsi="Sylfaen"/>
+                <w:sz w:val="16"/>
+                <w:szCs w:val="16"/>
+              </w:rPr>
+            </w:pPr>
+            <w:r>
+              <w:rPr>
+                <w:rFonts w:ascii="Sylfaen" w:hAnsi="Sylfaen"/>
+                <w:sz w:val="16"/>
+                <w:szCs w:val="16"/>
+              </w:rPr>
+              <w:t>TP4056 Li-ion Charger Module</w:t>
+            </w:r>
+          </w:p>
+        </w:tc>
+        <w:tc>
+          <w:tcPr>
+            <w:tcW w:w="829" w:type="dxa"/>
+            <w:vAlign w:val="center"/>
+            <w:hideMark/>
+          </w:tcPr>
+          <w:p>
+            <w:pPr>
+              <w:rPr>
+                <w:rFonts w:ascii="Sylfaen" w:hAnsi="Sylfaen"/>
+                <w:sz w:val="16"/>
+                <w:szCs w:val="16"/>
+              </w:rPr>
+            </w:pPr>
+            <w:r>
+              <w:rPr>
+                <w:rFonts w:ascii="Sylfaen" w:hAnsi="Sylfaen"/>
+                <w:sz w:val="16"/>
+                <w:szCs w:val="16"/>
+              </w:rPr>
+              <w:t>1</w:t>
+            </w:r>
+          </w:p>
+        </w:tc>
+        <w:tc>
+          <w:tcPr>
+            <w:tcW w:w="779" w:type="dxa"/>
+            <w:vAlign w:val="center"/>
+            <w:hideMark/>
+          </w:tcPr>
+          <w:p>
+            <w:pPr>
+              <w:rPr>
+                <w:rFonts w:ascii="Sylfaen" w:hAnsi="Sylfaen"/>
+                <w:sz w:val="16"/>
+                <w:szCs w:val="16"/>
+              </w:rPr>
+            </w:pPr>
+            <w:r>
+              <w:rPr>
+                <w:rFonts w:ascii="Sylfaen" w:hAnsi="Sylfaen"/>
+                <w:sz w:val="16"/>
+                <w:szCs w:val="16"/>
+              </w:rPr>
+              <w:t>USD 1.61</w:t>
+            </w:r>
+          </w:p>
+        </w:tc>
+        <w:tc>
+          <w:tcPr>
+            <w:tcW w:w="838" w:type="dxa"/>
+            <w:vAlign w:val="center"/>
+            <w:hideMark/>
+          </w:tcPr>
+          <w:p>
+            <w:pPr>
+              <w:rPr>
+                <w:rFonts w:ascii="Sylfaen" w:hAnsi="Sylfaen"/>
+                <w:sz w:val="16"/>
+                <w:szCs w:val="16"/>
+              </w:rPr>
+            </w:pPr>
+            <w:r>
+              <w:rPr>
+                <w:rFonts w:ascii="Sylfaen" w:hAnsi="Sylfaen"/>
+                <w:sz w:val="16"/>
+                <w:szCs w:val="16"/>
+              </w:rPr>
+              <w:t>USD 1.61</w:t>
+            </w:r>
+          </w:p>
+        </w:tc>
+        <w:tc>
+          <w:tcPr>
+            <w:tcW w:w="1810" w:type="dxa"/>
+          </w:tcPr>
+          <w:p>
+            <w:pPr>
+              <w:jc w:val="center"/>
+              <w:rPr>
+                <w:rFonts w:ascii="Sylfaen" w:hAnsi="Sylfaen"/>
+                <w:sz w:val="16"/>
+                <w:szCs w:val="16"/>
+              </w:rPr>
+            </w:pPr>
+            <w:hyperlink r:id="rId19" w:history="1">
+              <w:r>
+                <w:rPr>
+                  <w:rStyle w:val="Hyperlink"/>
+                  <w:rFonts w:ascii="Sylfaen" w:hAnsi="Sylfaen"/>
+                  <w:sz w:val="16"/>
+                  <w:szCs w:val="16"/>
+                </w:rPr>
+                <w:t>E-bay</w:t>
+              </w:r>
+            </w:hyperlink>
+          </w:p>
+        </w:tc>
+        <w:tc>
+          <w:tcPr>
+            <w:tcW w:w="2128" w:type="dxa"/>
+          </w:tcPr>
+          <w:p>
+            <w:pPr>
+              <w:rPr>
+                <w:rFonts w:ascii="Sylfaen" w:hAnsi="Sylfaen"/>
+                <w:sz w:val="16"/>
+                <w:szCs w:val="16"/>
+              </w:rPr>
+            </w:pPr>
+          </w:p>
+        </w:tc>
+      </w:tr>
+      <w:tr>
+        <w:trPr>
+          <w:trHeight w:val="369"/>
+          <w:tblCellSpacing w:w="15" w:type="dxa"/>
+        </w:trPr>
+        <w:tc>
+          <w:tcPr>
+            <w:tcW w:w="1730" w:type="dxa"/>
+            <w:vAlign w:val="center"/>
+            <w:hideMark/>
+          </w:tcPr>
+          <w:p>
+            <w:pPr>
+              <w:rPr>
+                <w:rFonts w:ascii="Sylfaen" w:hAnsi="Sylfaen"/>
+                <w:sz w:val="16"/>
+                <w:szCs w:val="16"/>
               </w:rPr>
             </w:pPr>
           </w:p>
         </w:tc>
         <w:tc>
           <w:tcPr>
-            <w:tcW w:w="1476" w:type="dxa"/>
+            <w:tcW w:w="1845" w:type="dxa"/>
+            <w:vAlign w:val="center"/>
+            <w:hideMark/>
           </w:tcPr>
           <w:p>
             <w:pPr>
               <w:rPr>
                 <w:rFonts w:ascii="Sylfaen" w:hAnsi="Sylfaen"/>
+                <w:sz w:val="16"/>
+                <w:szCs w:val="16"/>
               </w:rPr>
             </w:pPr>
             <w:r>
               <w:rPr>
                 <w:rFonts w:ascii="Sylfaen" w:hAnsi="Sylfaen"/>
-              </w:rPr>
-              <w:t>2</w:t>
+                <w:sz w:val="16"/>
+                <w:szCs w:val="16"/>
+              </w:rPr>
+              <w:t xml:space="preserve">3.7V LiPo Battery (1200 </w:t>
+            </w:r>
+            <w:proofErr w:type="spellStart"/>
+            <w:r>
+              <w:rPr>
+                <w:rFonts w:ascii="Sylfaen" w:hAnsi="Sylfaen"/>
+                <w:sz w:val="16"/>
+                <w:szCs w:val="16"/>
+              </w:rPr>
+              <w:t>mAh</w:t>
+            </w:r>
+            <w:proofErr w:type="spellEnd"/>
+            <w:r>
+              <w:rPr>
+                <w:rFonts w:ascii="Sylfaen" w:hAnsi="Sylfaen"/>
+                <w:sz w:val="16"/>
+                <w:szCs w:val="16"/>
+              </w:rPr>
+              <w:t>)</w:t>
             </w:r>
           </w:p>
         </w:tc>
         <w:tc>
           <w:tcPr>
-            <w:tcW w:w="1476" w:type="dxa"/>
+            <w:tcW w:w="829" w:type="dxa"/>
+            <w:vAlign w:val="center"/>
+            <w:hideMark/>
           </w:tcPr>
           <w:p>
             <w:pPr>
               <w:rPr>
                 <w:rFonts w:ascii="Sylfaen" w:hAnsi="Sylfaen"/>
+                <w:sz w:val="16"/>
+                <w:szCs w:val="16"/>
+              </w:rPr>
+            </w:pPr>
+            <w:r>
+              <w:rPr>
+                <w:rFonts w:ascii="Sylfaen" w:hAnsi="Sylfaen"/>
+                <w:sz w:val="16"/>
+                <w:szCs w:val="16"/>
+              </w:rPr>
+              <w:t>1</w:t>
+            </w:r>
+          </w:p>
+        </w:tc>
+        <w:tc>
+          <w:tcPr>
+            <w:tcW w:w="779" w:type="dxa"/>
+            <w:vAlign w:val="center"/>
+            <w:hideMark/>
+          </w:tcPr>
+          <w:p>
+            <w:pPr>
+              <w:rPr>
+                <w:rFonts w:ascii="Sylfaen" w:hAnsi="Sylfaen"/>
+                <w:sz w:val="16"/>
+                <w:szCs w:val="16"/>
+              </w:rPr>
+            </w:pPr>
+            <w:r>
+              <w:rPr>
+                <w:rFonts w:ascii="Sylfaen" w:hAnsi="Sylfaen"/>
+                <w:sz w:val="16"/>
+                <w:szCs w:val="16"/>
+              </w:rPr>
+              <w:t>GEL 24.17</w:t>
+            </w:r>
+          </w:p>
+        </w:tc>
+        <w:tc>
+          <w:tcPr>
+            <w:tcW w:w="838" w:type="dxa"/>
+            <w:vAlign w:val="center"/>
+            <w:hideMark/>
+          </w:tcPr>
+          <w:p>
+            <w:pPr>
+              <w:rPr>
+                <w:rFonts w:ascii="Sylfaen" w:hAnsi="Sylfaen"/>
+                <w:sz w:val="16"/>
+                <w:szCs w:val="16"/>
+              </w:rPr>
+            </w:pPr>
+            <w:r>
+              <w:rPr>
+                <w:rFonts w:ascii="Sylfaen" w:hAnsi="Sylfaen"/>
+                <w:sz w:val="16"/>
+                <w:szCs w:val="16"/>
+              </w:rPr>
+              <w:t>GEL 24.17</w:t>
+            </w:r>
+          </w:p>
+        </w:tc>
+        <w:tc>
+          <w:tcPr>
+            <w:tcW w:w="1810" w:type="dxa"/>
+          </w:tcPr>
+          <w:p>
+            <w:pPr>
+              <w:jc w:val="center"/>
+              <w:rPr>
+                <w:rFonts w:ascii="Sylfaen" w:hAnsi="Sylfaen"/>
+                <w:sz w:val="16"/>
+                <w:szCs w:val="16"/>
+              </w:rPr>
+            </w:pPr>
+            <w:hyperlink r:id="rId20" w:history="1">
+              <w:r>
+                <w:rPr>
+                  <w:rStyle w:val="Hyperlink"/>
+                  <w:rFonts w:ascii="Sylfaen" w:hAnsi="Sylfaen"/>
+                  <w:sz w:val="16"/>
+                  <w:szCs w:val="16"/>
+                </w:rPr>
+                <w:t>Amazon</w:t>
+              </w:r>
+            </w:hyperlink>
+          </w:p>
+        </w:tc>
+        <w:tc>
+          <w:tcPr>
+            <w:tcW w:w="2128" w:type="dxa"/>
+          </w:tcPr>
+          <w:p>
+            <w:pPr>
+              <w:rPr>
+                <w:rFonts w:ascii="Sylfaen" w:hAnsi="Sylfaen"/>
+                <w:sz w:val="16"/>
+                <w:szCs w:val="16"/>
               </w:rPr>
             </w:pPr>
           </w:p>
         </w:tc>
       </w:tr>
       <w:tr>
+        <w:trPr>
+          <w:trHeight w:val="358"/>
+          <w:tblCellSpacing w:w="15" w:type="dxa"/>
+        </w:trPr>
         <w:tc>
           <w:tcPr>
-            <w:tcW w:w="1476" w:type="dxa"/>
+            <w:tcW w:w="1730" w:type="dxa"/>
+            <w:vAlign w:val="center"/>
+            <w:hideMark/>
           </w:tcPr>
           <w:p>
             <w:pPr>
               <w:rPr>
                 <w:rFonts w:ascii="Sylfaen" w:hAnsi="Sylfaen"/>
-              </w:rPr>
-            </w:pPr>
-            <w:r>
-              <w:rPr>
-                <w:rFonts w:ascii="Sylfaen" w:hAnsi="Sylfaen"/>
-              </w:rPr>
-              <w:t>Active Buzzer Module 3.3V-5V</w:t>
-            </w:r>
-          </w:p>
-        </w:tc>
-        <w:tc>
-          <w:tcPr>
-            <w:tcW w:w="1476" w:type="dxa"/>
-          </w:tcPr>
-          <w:p>
-            <w:pPr>
-              <w:rPr>
-                <w:rFonts w:ascii="Sylfaen" w:hAnsi="Sylfaen"/>
-              </w:rPr>
-            </w:pPr>
-            <w:r>
-              <w:rPr>
-                <w:rFonts w:ascii="Sylfaen" w:hAnsi="Sylfaen"/>
-              </w:rPr>
-              <w:t>1</w:t>
-            </w:r>
-          </w:p>
-        </w:tc>
-        <w:tc>
-          <w:tcPr>
-            <w:tcW w:w="1476" w:type="dxa"/>
-          </w:tcPr>
-          <w:p>
-            <w:pPr>
-              <w:rPr>
-                <w:rFonts w:ascii="Sylfaen" w:hAnsi="Sylfaen"/>
+                <w:sz w:val="16"/>
+                <w:szCs w:val="16"/>
               </w:rPr>
             </w:pPr>
           </w:p>
         </w:tc>
         <w:tc>
           <w:tcPr>
-            <w:tcW w:w="1476" w:type="dxa"/>
+            <w:tcW w:w="1845" w:type="dxa"/>
+            <w:vAlign w:val="center"/>
+            <w:hideMark/>
           </w:tcPr>
           <w:p>
             <w:pPr>
               <w:rPr>
                 <w:rFonts w:ascii="Sylfaen" w:hAnsi="Sylfaen"/>
+                <w:sz w:val="16"/>
+                <w:szCs w:val="16"/>
+              </w:rPr>
+            </w:pPr>
+            <w:r>
+              <w:rPr>
+                <w:rFonts w:ascii="Sylfaen" w:hAnsi="Sylfaen"/>
+                <w:sz w:val="16"/>
+                <w:szCs w:val="16"/>
+              </w:rPr>
+              <w:t>LDO Regulator 3.3V (300 mA)</w:t>
+            </w:r>
+          </w:p>
+        </w:tc>
+        <w:tc>
+          <w:tcPr>
+            <w:tcW w:w="829" w:type="dxa"/>
+            <w:vAlign w:val="center"/>
+            <w:hideMark/>
+          </w:tcPr>
+          <w:p>
+            <w:pPr>
+              <w:rPr>
+                <w:rFonts w:ascii="Sylfaen" w:hAnsi="Sylfaen"/>
+                <w:sz w:val="16"/>
+                <w:szCs w:val="16"/>
+              </w:rPr>
+            </w:pPr>
+            <w:r>
+              <w:rPr>
+                <w:rFonts w:ascii="Sylfaen" w:hAnsi="Sylfaen"/>
+                <w:sz w:val="16"/>
+                <w:szCs w:val="16"/>
+              </w:rPr>
+              <w:t>1</w:t>
+            </w:r>
+          </w:p>
+        </w:tc>
+        <w:tc>
+          <w:tcPr>
+            <w:tcW w:w="779" w:type="dxa"/>
+            <w:vAlign w:val="center"/>
+            <w:hideMark/>
+          </w:tcPr>
+          <w:p>
+            <w:pPr>
+              <w:rPr>
+                <w:rFonts w:ascii="Sylfaen" w:hAnsi="Sylfaen"/>
+                <w:sz w:val="16"/>
+                <w:szCs w:val="16"/>
+              </w:rPr>
+            </w:pPr>
+            <w:r>
+              <w:rPr>
+                <w:rFonts w:ascii="Sylfaen" w:hAnsi="Sylfaen"/>
+                <w:sz w:val="16"/>
+                <w:szCs w:val="16"/>
+              </w:rPr>
+              <w:t>USD 2.09</w:t>
+            </w:r>
+          </w:p>
+        </w:tc>
+        <w:tc>
+          <w:tcPr>
+            <w:tcW w:w="838" w:type="dxa"/>
+            <w:vAlign w:val="center"/>
+            <w:hideMark/>
+          </w:tcPr>
+          <w:p>
+            <w:pPr>
+              <w:rPr>
+                <w:rFonts w:ascii="Sylfaen" w:hAnsi="Sylfaen"/>
+                <w:sz w:val="16"/>
+                <w:szCs w:val="16"/>
+              </w:rPr>
+            </w:pPr>
+            <w:r>
+              <w:rPr>
+                <w:rFonts w:ascii="Sylfaen" w:hAnsi="Sylfaen"/>
+                <w:sz w:val="16"/>
+                <w:szCs w:val="16"/>
+              </w:rPr>
+              <w:t>USD 2.09</w:t>
+            </w:r>
+          </w:p>
+        </w:tc>
+        <w:tc>
+          <w:tcPr>
+            <w:tcW w:w="1810" w:type="dxa"/>
+          </w:tcPr>
+          <w:p>
+            <w:pPr>
+              <w:jc w:val="center"/>
+              <w:rPr>
+                <w:rFonts w:ascii="Sylfaen" w:hAnsi="Sylfaen"/>
+                <w:sz w:val="16"/>
+                <w:szCs w:val="16"/>
+              </w:rPr>
+            </w:pPr>
+            <w:hyperlink r:id="rId21" w:history="1">
+              <w:proofErr w:type="spellStart"/>
+              <w:r>
+                <w:rPr>
+                  <w:rStyle w:val="Hyperlink"/>
+                  <w:rFonts w:ascii="Sylfaen" w:hAnsi="Sylfaen"/>
+                  <w:sz w:val="16"/>
+                  <w:szCs w:val="16"/>
+                </w:rPr>
+                <w:t>ebay</w:t>
+              </w:r>
+              <w:proofErr w:type="spellEnd"/>
+            </w:hyperlink>
+          </w:p>
+        </w:tc>
+        <w:tc>
+          <w:tcPr>
+            <w:tcW w:w="2128" w:type="dxa"/>
+          </w:tcPr>
+          <w:p>
+            <w:pPr>
+              <w:rPr>
+                <w:rFonts w:ascii="Sylfaen" w:hAnsi="Sylfaen"/>
+                <w:sz w:val="16"/>
+                <w:szCs w:val="16"/>
+              </w:rPr>
+            </w:pPr>
+          </w:p>
+        </w:tc>
+      </w:tr>
+      <w:tr>
+        <w:trPr>
+          <w:trHeight w:val="358"/>
+          <w:tblCellSpacing w:w="15" w:type="dxa"/>
+        </w:trPr>
+        <w:tc>
+          <w:tcPr>
+            <w:tcW w:w="1730" w:type="dxa"/>
+            <w:vAlign w:val="center"/>
+            <w:hideMark/>
+          </w:tcPr>
+          <w:p>
+            <w:pPr>
+              <w:rPr>
+                <w:rFonts w:ascii="Sylfaen" w:hAnsi="Sylfaen"/>
+                <w:sz w:val="16"/>
+                <w:szCs w:val="16"/>
+              </w:rPr>
+            </w:pPr>
+            <w:r>
+              <w:rPr>
+                <w:rFonts w:ascii="Sylfaen" w:hAnsi="Sylfaen"/>
+                <w:sz w:val="16"/>
+                <w:szCs w:val="16"/>
+              </w:rPr>
+              <w:t>Sensors</w:t>
+            </w:r>
+          </w:p>
+        </w:tc>
+        <w:tc>
+          <w:tcPr>
+            <w:tcW w:w="1845" w:type="dxa"/>
+            <w:vAlign w:val="center"/>
+            <w:hideMark/>
+          </w:tcPr>
+          <w:p>
+            <w:pPr>
+              <w:rPr>
+                <w:rFonts w:ascii="Sylfaen" w:hAnsi="Sylfaen"/>
+                <w:sz w:val="16"/>
+                <w:szCs w:val="16"/>
+              </w:rPr>
+            </w:pPr>
+            <w:r>
+              <w:rPr>
+                <w:rFonts w:ascii="Sylfaen" w:hAnsi="Sylfaen"/>
+                <w:sz w:val="16"/>
+                <w:szCs w:val="16"/>
+              </w:rPr>
+              <w:t>Force Sensing Resistors (FSR)</w:t>
+            </w:r>
+          </w:p>
+        </w:tc>
+        <w:tc>
+          <w:tcPr>
+            <w:tcW w:w="829" w:type="dxa"/>
+            <w:vAlign w:val="center"/>
+            <w:hideMark/>
+          </w:tcPr>
+          <w:p>
+            <w:pPr>
+              <w:rPr>
+                <w:rFonts w:ascii="Sylfaen" w:hAnsi="Sylfaen"/>
+                <w:sz w:val="16"/>
+                <w:szCs w:val="16"/>
+              </w:rPr>
+            </w:pPr>
+            <w:r>
+              <w:rPr>
+                <w:rFonts w:ascii="Sylfaen" w:hAnsi="Sylfaen"/>
+                <w:sz w:val="16"/>
+                <w:szCs w:val="16"/>
+              </w:rPr>
+              <w:t>4</w:t>
+            </w:r>
+          </w:p>
+        </w:tc>
+        <w:tc>
+          <w:tcPr>
+            <w:tcW w:w="779" w:type="dxa"/>
+            <w:vAlign w:val="center"/>
+            <w:hideMark/>
+          </w:tcPr>
+          <w:p>
+            <w:pPr>
+              <w:rPr>
+                <w:rFonts w:ascii="Sylfaen" w:hAnsi="Sylfaen"/>
+                <w:sz w:val="16"/>
+                <w:szCs w:val="16"/>
+              </w:rPr>
+            </w:pPr>
+            <w:r>
+              <w:rPr>
+                <w:rFonts w:ascii="Sylfaen" w:hAnsi="Sylfaen"/>
+                <w:sz w:val="16"/>
+                <w:szCs w:val="16"/>
+              </w:rPr>
+              <w:t>USD 30.28</w:t>
+            </w:r>
+          </w:p>
+        </w:tc>
+        <w:tc>
+          <w:tcPr>
+            <w:tcW w:w="838" w:type="dxa"/>
+            <w:vAlign w:val="center"/>
+            <w:hideMark/>
+          </w:tcPr>
+          <w:p>
+            <w:pPr>
+              <w:rPr>
+                <w:rFonts w:ascii="Sylfaen" w:hAnsi="Sylfaen"/>
+                <w:sz w:val="16"/>
+                <w:szCs w:val="16"/>
+              </w:rPr>
+            </w:pPr>
+            <w:r>
+              <w:rPr>
+                <w:rFonts w:ascii="Sylfaen" w:hAnsi="Sylfaen"/>
+                <w:sz w:val="16"/>
+                <w:szCs w:val="16"/>
+              </w:rPr>
+              <w:t>USD 30.28</w:t>
+            </w:r>
+          </w:p>
+        </w:tc>
+        <w:tc>
+          <w:tcPr>
+            <w:tcW w:w="1810" w:type="dxa"/>
+          </w:tcPr>
+          <w:p>
+            <w:pPr>
+              <w:jc w:val="center"/>
+              <w:rPr>
+                <w:rFonts w:ascii="Sylfaen" w:hAnsi="Sylfaen"/>
+                <w:sz w:val="16"/>
+                <w:szCs w:val="16"/>
+              </w:rPr>
+            </w:pPr>
+            <w:hyperlink r:id="rId22" w:history="1">
+              <w:proofErr w:type="spellStart"/>
+              <w:r>
+                <w:rPr>
+                  <w:rStyle w:val="Hyperlink"/>
+                  <w:rFonts w:ascii="Sylfaen" w:hAnsi="Sylfaen"/>
+                  <w:sz w:val="16"/>
+                  <w:szCs w:val="16"/>
+                </w:rPr>
+                <w:t>Ebay</w:t>
+              </w:r>
+              <w:proofErr w:type="spellEnd"/>
+            </w:hyperlink>
+          </w:p>
+        </w:tc>
+        <w:tc>
+          <w:tcPr>
+            <w:tcW w:w="2128" w:type="dxa"/>
+          </w:tcPr>
+          <w:p>
+            <w:pPr>
+              <w:rPr>
+                <w:rFonts w:ascii="Sylfaen" w:hAnsi="Sylfaen"/>
+                <w:sz w:val="16"/>
+                <w:szCs w:val="16"/>
+              </w:rPr>
+            </w:pPr>
+          </w:p>
+        </w:tc>
+      </w:tr>
+      <w:tr>
+        <w:trPr>
+          <w:trHeight w:val="358"/>
+          <w:tblCellSpacing w:w="15" w:type="dxa"/>
+        </w:trPr>
+        <w:tc>
+          <w:tcPr>
+            <w:tcW w:w="1730" w:type="dxa"/>
+            <w:vAlign w:val="center"/>
+            <w:hideMark/>
+          </w:tcPr>
+          <w:p>
+            <w:pPr>
+              <w:rPr>
+                <w:rFonts w:ascii="Sylfaen" w:hAnsi="Sylfaen"/>
+                <w:sz w:val="16"/>
+                <w:szCs w:val="16"/>
               </w:rPr>
             </w:pPr>
           </w:p>
         </w:tc>
         <w:tc>
           <w:tcPr>
-            <w:tcW w:w="1476" w:type="dxa"/>
+            <w:tcW w:w="1845" w:type="dxa"/>
+            <w:vAlign w:val="center"/>
+            <w:hideMark/>
           </w:tcPr>
           <w:p>
             <w:pPr>
               <w:rPr>
                 <w:rFonts w:ascii="Sylfaen" w:hAnsi="Sylfaen"/>
+                <w:sz w:val="16"/>
+                <w:szCs w:val="16"/>
               </w:rPr>
             </w:pPr>
             <w:r>
               <w:rPr>
                 <w:rFonts w:ascii="Sylfaen" w:hAnsi="Sylfaen"/>
-              </w:rPr>
-              <w:t>3</w:t>
+                <w:sz w:val="16"/>
+                <w:szCs w:val="16"/>
+              </w:rPr>
+              <w:t>Flex Sensors</w:t>
             </w:r>
           </w:p>
         </w:tc>
         <w:tc>
           <w:tcPr>
-            <w:tcW w:w="1476" w:type="dxa"/>
+            <w:tcW w:w="829" w:type="dxa"/>
+            <w:vAlign w:val="center"/>
+            <w:hideMark/>
           </w:tcPr>
           <w:p>
             <w:pPr>
               <w:rPr>
                 <w:rFonts w:ascii="Sylfaen" w:hAnsi="Sylfaen"/>
+                <w:sz w:val="16"/>
+                <w:szCs w:val="16"/>
+              </w:rPr>
+            </w:pPr>
+            <w:r>
+              <w:rPr>
+                <w:rFonts w:ascii="Sylfaen" w:hAnsi="Sylfaen"/>
+                <w:sz w:val="16"/>
+                <w:szCs w:val="16"/>
+              </w:rPr>
+              <w:t>2</w:t>
+            </w:r>
+          </w:p>
+        </w:tc>
+        <w:tc>
+          <w:tcPr>
+            <w:tcW w:w="779" w:type="dxa"/>
+            <w:vAlign w:val="center"/>
+            <w:hideMark/>
+          </w:tcPr>
+          <w:p>
+            <w:pPr>
+              <w:rPr>
+                <w:rFonts w:ascii="Sylfaen" w:hAnsi="Sylfaen"/>
+                <w:sz w:val="16"/>
+                <w:szCs w:val="16"/>
+              </w:rPr>
+            </w:pPr>
+            <w:r>
+              <w:rPr>
+                <w:rFonts w:ascii="Sylfaen" w:hAnsi="Sylfaen"/>
+                <w:sz w:val="16"/>
+                <w:szCs w:val="16"/>
+              </w:rPr>
+              <w:t>USD 19.98</w:t>
+            </w:r>
+          </w:p>
+        </w:tc>
+        <w:tc>
+          <w:tcPr>
+            <w:tcW w:w="838" w:type="dxa"/>
+            <w:vAlign w:val="center"/>
+            <w:hideMark/>
+          </w:tcPr>
+          <w:p>
+            <w:pPr>
+              <w:rPr>
+                <w:rFonts w:ascii="Sylfaen" w:hAnsi="Sylfaen"/>
+                <w:sz w:val="16"/>
+                <w:szCs w:val="16"/>
+              </w:rPr>
+            </w:pPr>
+            <w:r>
+              <w:rPr>
+                <w:rFonts w:ascii="Sylfaen" w:hAnsi="Sylfaen"/>
+                <w:sz w:val="16"/>
+                <w:szCs w:val="16"/>
+              </w:rPr>
+              <w:t>USD 19.98</w:t>
+            </w:r>
+          </w:p>
+        </w:tc>
+        <w:tc>
+          <w:tcPr>
+            <w:tcW w:w="1810" w:type="dxa"/>
+          </w:tcPr>
+          <w:p>
+            <w:pPr>
+              <w:jc w:val="center"/>
+              <w:rPr>
+                <w:rFonts w:ascii="Sylfaen" w:hAnsi="Sylfaen"/>
+                <w:sz w:val="16"/>
+                <w:szCs w:val="16"/>
+              </w:rPr>
+            </w:pPr>
+            <w:hyperlink r:id="rId23" w:history="1">
+              <w:proofErr w:type="spellStart"/>
+              <w:r>
+                <w:rPr>
+                  <w:rStyle w:val="Hyperlink"/>
+                  <w:rFonts w:ascii="Sylfaen" w:hAnsi="Sylfaen"/>
+                  <w:sz w:val="16"/>
+                  <w:szCs w:val="16"/>
+                </w:rPr>
+                <w:t>Ebay</w:t>
+              </w:r>
+              <w:proofErr w:type="spellEnd"/>
+            </w:hyperlink>
+          </w:p>
+          <w:p>
+            <w:pPr>
+              <w:jc w:val="center"/>
+              <w:rPr>
+                <w:rFonts w:ascii="Sylfaen" w:hAnsi="Sylfaen"/>
+                <w:sz w:val="16"/>
+                <w:szCs w:val="16"/>
+              </w:rPr>
+            </w:pPr>
+          </w:p>
+        </w:tc>
+        <w:tc>
+          <w:tcPr>
+            <w:tcW w:w="2128" w:type="dxa"/>
+          </w:tcPr>
+          <w:p>
+            <w:pPr>
+              <w:rPr>
+                <w:rFonts w:ascii="Sylfaen" w:hAnsi="Sylfaen"/>
+                <w:sz w:val="16"/>
+                <w:szCs w:val="16"/>
               </w:rPr>
             </w:pPr>
           </w:p>
         </w:tc>
       </w:tr>
       <w:tr>
+        <w:trPr>
+          <w:trHeight w:val="358"/>
+          <w:tblCellSpacing w:w="15" w:type="dxa"/>
+        </w:trPr>
         <w:tc>
           <w:tcPr>
-            <w:tcW w:w="1476" w:type="dxa"/>
+            <w:tcW w:w="1730" w:type="dxa"/>
+            <w:vAlign w:val="center"/>
+            <w:hideMark/>
           </w:tcPr>
           <w:p>
             <w:pPr>
               <w:rPr>
                 <w:rFonts w:ascii="Sylfaen" w:hAnsi="Sylfaen"/>
+                <w:sz w:val="16"/>
+                <w:szCs w:val="16"/>
               </w:rPr>
             </w:pPr>
             <w:r>
               <w:rPr>
                 <w:rFonts w:ascii="Sylfaen" w:hAnsi="Sylfaen"/>
-              </w:rPr>
-              <w:t>STM32F4 Discovery / Dev Kit</w:t>
+                <w:sz w:val="16"/>
+                <w:szCs w:val="16"/>
+              </w:rPr>
+              <w:t>Actuators &amp; Feedback</w:t>
             </w:r>
           </w:p>
         </w:tc>
         <w:tc>
           <w:tcPr>
-            <w:tcW w:w="1476" w:type="dxa"/>
+            <w:tcW w:w="1845" w:type="dxa"/>
+            <w:vAlign w:val="center"/>
+            <w:hideMark/>
           </w:tcPr>
           <w:p>
             <w:pPr>
               <w:rPr>
                 <w:rFonts w:ascii="Sylfaen" w:hAnsi="Sylfaen"/>
+                <w:sz w:val="16"/>
+                <w:szCs w:val="16"/>
               </w:rPr>
             </w:pPr>
             <w:r>
               <w:rPr>
                 <w:rFonts w:ascii="Sylfaen" w:hAnsi="Sylfaen"/>
-              </w:rPr>
-              <w:t>1</w:t>
+                <w:sz w:val="16"/>
+                <w:szCs w:val="16"/>
+              </w:rPr>
+              <w:t>Buzzer Module</w:t>
             </w:r>
           </w:p>
         </w:tc>
         <w:tc>
           <w:tcPr>
-            <w:tcW w:w="1476" w:type="dxa"/>
+            <w:tcW w:w="829" w:type="dxa"/>
+            <w:vAlign w:val="center"/>
+            <w:hideMark/>
           </w:tcPr>
           <w:p>
             <w:pPr>
               <w:rPr>
                 <w:rFonts w:ascii="Sylfaen" w:hAnsi="Sylfaen"/>
+                <w:sz w:val="16"/>
+                <w:szCs w:val="16"/>
+              </w:rPr>
+            </w:pPr>
+            <w:r>
+              <w:rPr>
+                <w:rFonts w:ascii="Sylfaen" w:hAnsi="Sylfaen"/>
+                <w:sz w:val="16"/>
+                <w:szCs w:val="16"/>
+              </w:rPr>
+              <w:t>1</w:t>
+            </w:r>
+          </w:p>
+        </w:tc>
+        <w:tc>
+          <w:tcPr>
+            <w:tcW w:w="779" w:type="dxa"/>
+            <w:vAlign w:val="center"/>
+            <w:hideMark/>
+          </w:tcPr>
+          <w:p>
+            <w:pPr>
+              <w:rPr>
+                <w:rFonts w:ascii="Sylfaen" w:hAnsi="Sylfaen"/>
+                <w:sz w:val="16"/>
+                <w:szCs w:val="16"/>
+              </w:rPr>
+            </w:pPr>
+            <w:r>
+              <w:rPr>
+                <w:rFonts w:ascii="Sylfaen" w:hAnsi="Sylfaen"/>
+                <w:sz w:val="16"/>
+                <w:szCs w:val="16"/>
+              </w:rPr>
+              <w:t>USD 2.36</w:t>
+            </w:r>
+          </w:p>
+        </w:tc>
+        <w:tc>
+          <w:tcPr>
+            <w:tcW w:w="838" w:type="dxa"/>
+            <w:vAlign w:val="center"/>
+            <w:hideMark/>
+          </w:tcPr>
+          <w:p>
+            <w:pPr>
+              <w:rPr>
+                <w:rFonts w:ascii="Sylfaen" w:hAnsi="Sylfaen"/>
+                <w:sz w:val="16"/>
+                <w:szCs w:val="16"/>
+              </w:rPr>
+            </w:pPr>
+            <w:r>
+              <w:rPr>
+                <w:rFonts w:ascii="Sylfaen" w:hAnsi="Sylfaen"/>
+                <w:sz w:val="16"/>
+                <w:szCs w:val="16"/>
+              </w:rPr>
+              <w:t>USD 2.36</w:t>
+            </w:r>
+          </w:p>
+        </w:tc>
+        <w:tc>
+          <w:tcPr>
+            <w:tcW w:w="1810" w:type="dxa"/>
+          </w:tcPr>
+          <w:p>
+            <w:pPr>
+              <w:jc w:val="center"/>
+              <w:rPr>
+                <w:rFonts w:ascii="Sylfaen" w:hAnsi="Sylfaen"/>
+                <w:sz w:val="16"/>
+                <w:szCs w:val="16"/>
+              </w:rPr>
+            </w:pPr>
+            <w:hyperlink r:id="rId24" w:history="1">
+              <w:proofErr w:type="spellStart"/>
+              <w:r>
+                <w:rPr>
+                  <w:rStyle w:val="Hyperlink"/>
+                  <w:rFonts w:ascii="Sylfaen" w:hAnsi="Sylfaen"/>
+                  <w:sz w:val="16"/>
+                  <w:szCs w:val="16"/>
+                </w:rPr>
+                <w:t>Ebay</w:t>
+              </w:r>
+              <w:proofErr w:type="spellEnd"/>
+            </w:hyperlink>
+          </w:p>
+        </w:tc>
+        <w:tc>
+          <w:tcPr>
+            <w:tcW w:w="2128" w:type="dxa"/>
+          </w:tcPr>
+          <w:p>
+            <w:pPr>
+              <w:rPr>
+                <w:rFonts w:ascii="Sylfaen" w:hAnsi="Sylfaen"/>
+                <w:sz w:val="16"/>
+                <w:szCs w:val="16"/>
+              </w:rPr>
+            </w:pPr>
+          </w:p>
+        </w:tc>
+      </w:tr>
+      <w:tr>
+        <w:trPr>
+          <w:trHeight w:val="358"/>
+          <w:tblCellSpacing w:w="15" w:type="dxa"/>
+        </w:trPr>
+        <w:tc>
+          <w:tcPr>
+            <w:tcW w:w="1730" w:type="dxa"/>
+            <w:vAlign w:val="center"/>
+            <w:hideMark/>
+          </w:tcPr>
+          <w:p>
+            <w:pPr>
+              <w:rPr>
+                <w:rFonts w:ascii="Sylfaen" w:hAnsi="Sylfaen"/>
+                <w:sz w:val="16"/>
+                <w:szCs w:val="16"/>
               </w:rPr>
             </w:pPr>
           </w:p>
         </w:tc>
         <w:tc>
           <w:tcPr>
-            <w:tcW w:w="1476" w:type="dxa"/>
+            <w:tcW w:w="1845" w:type="dxa"/>
+            <w:vAlign w:val="center"/>
+            <w:hideMark/>
           </w:tcPr>
           <w:p>
             <w:pPr>
               <w:rPr>
                 <w:rFonts w:ascii="Sylfaen" w:hAnsi="Sylfaen"/>
+                <w:sz w:val="16"/>
+                <w:szCs w:val="16"/>
+              </w:rPr>
+            </w:pPr>
+            <w:r>
+              <w:rPr>
+                <w:rFonts w:ascii="Sylfaen" w:hAnsi="Sylfaen"/>
+                <w:sz w:val="16"/>
+                <w:szCs w:val="16"/>
+              </w:rPr>
+              <w:t>Vibration Motor (DC)</w:t>
+            </w:r>
+          </w:p>
+        </w:tc>
+        <w:tc>
+          <w:tcPr>
+            <w:tcW w:w="829" w:type="dxa"/>
+            <w:vAlign w:val="center"/>
+            <w:hideMark/>
+          </w:tcPr>
+          <w:p>
+            <w:pPr>
+              <w:rPr>
+                <w:rFonts w:ascii="Sylfaen" w:hAnsi="Sylfaen"/>
+                <w:sz w:val="16"/>
+                <w:szCs w:val="16"/>
+              </w:rPr>
+            </w:pPr>
+            <w:r>
+              <w:rPr>
+                <w:rFonts w:ascii="Sylfaen" w:hAnsi="Sylfaen"/>
+                <w:sz w:val="16"/>
+                <w:szCs w:val="16"/>
+              </w:rPr>
+              <w:t>1</w:t>
+            </w:r>
+          </w:p>
+        </w:tc>
+        <w:tc>
+          <w:tcPr>
+            <w:tcW w:w="779" w:type="dxa"/>
+            <w:vAlign w:val="center"/>
+            <w:hideMark/>
+          </w:tcPr>
+          <w:p>
+            <w:pPr>
+              <w:rPr>
+                <w:rFonts w:ascii="Sylfaen" w:hAnsi="Sylfaen"/>
+                <w:sz w:val="16"/>
+                <w:szCs w:val="16"/>
+              </w:rPr>
+            </w:pPr>
+            <w:r>
+              <w:rPr>
+                <w:rFonts w:ascii="Sylfaen" w:hAnsi="Sylfaen"/>
+                <w:sz w:val="16"/>
+                <w:szCs w:val="16"/>
+              </w:rPr>
+              <w:t>USD 3.98</w:t>
+            </w:r>
+          </w:p>
+        </w:tc>
+        <w:tc>
+          <w:tcPr>
+            <w:tcW w:w="838" w:type="dxa"/>
+            <w:vAlign w:val="center"/>
+            <w:hideMark/>
+          </w:tcPr>
+          <w:p>
+            <w:pPr>
+              <w:rPr>
+                <w:rFonts w:ascii="Sylfaen" w:hAnsi="Sylfaen"/>
+                <w:sz w:val="16"/>
+                <w:szCs w:val="16"/>
+              </w:rPr>
+            </w:pPr>
+            <w:r>
+              <w:rPr>
+                <w:rFonts w:ascii="Sylfaen" w:hAnsi="Sylfaen"/>
+                <w:sz w:val="16"/>
+                <w:szCs w:val="16"/>
+              </w:rPr>
+              <w:t>USD 3.98</w:t>
+            </w:r>
+          </w:p>
+        </w:tc>
+        <w:tc>
+          <w:tcPr>
+            <w:tcW w:w="1810" w:type="dxa"/>
+          </w:tcPr>
+          <w:p>
+            <w:pPr>
+              <w:jc w:val="center"/>
+              <w:rPr>
+                <w:rFonts w:ascii="Sylfaen" w:hAnsi="Sylfaen"/>
+                <w:sz w:val="16"/>
+                <w:szCs w:val="16"/>
+              </w:rPr>
+            </w:pPr>
+            <w:hyperlink r:id="rId25" w:history="1">
+              <w:proofErr w:type="spellStart"/>
+              <w:r>
+                <w:rPr>
+                  <w:rStyle w:val="Hyperlink"/>
+                  <w:rFonts w:ascii="Sylfaen" w:hAnsi="Sylfaen"/>
+                  <w:sz w:val="16"/>
+                  <w:szCs w:val="16"/>
+                </w:rPr>
+                <w:t>Ebay</w:t>
+              </w:r>
+              <w:proofErr w:type="spellEnd"/>
+            </w:hyperlink>
+          </w:p>
+        </w:tc>
+        <w:tc>
+          <w:tcPr>
+            <w:tcW w:w="2128" w:type="dxa"/>
+          </w:tcPr>
+          <w:p>
+            <w:pPr>
+              <w:rPr>
+                <w:rFonts w:ascii="Sylfaen" w:hAnsi="Sylfaen"/>
+                <w:sz w:val="16"/>
+                <w:szCs w:val="16"/>
+              </w:rPr>
+            </w:pPr>
+          </w:p>
+        </w:tc>
+      </w:tr>
+      <w:tr>
+        <w:trPr>
+          <w:trHeight w:val="358"/>
+          <w:tblCellSpacing w:w="15" w:type="dxa"/>
+        </w:trPr>
+        <w:tc>
+          <w:tcPr>
+            <w:tcW w:w="1730" w:type="dxa"/>
+            <w:vAlign w:val="center"/>
+            <w:hideMark/>
+          </w:tcPr>
+          <w:p>
+            <w:pPr>
+              <w:rPr>
+                <w:rFonts w:ascii="Sylfaen" w:hAnsi="Sylfaen"/>
+                <w:sz w:val="16"/>
+                <w:szCs w:val="16"/>
+              </w:rPr>
+            </w:pPr>
+            <w:r>
+              <w:rPr>
+                <w:rFonts w:ascii="Sylfaen" w:hAnsi="Sylfaen"/>
+                <w:sz w:val="16"/>
+                <w:szCs w:val="16"/>
+              </w:rPr>
+              <w:t>Semiconductors</w:t>
+            </w:r>
+          </w:p>
+        </w:tc>
+        <w:tc>
+          <w:tcPr>
+            <w:tcW w:w="1845" w:type="dxa"/>
+            <w:vAlign w:val="center"/>
+            <w:hideMark/>
+          </w:tcPr>
+          <w:p>
+            <w:pPr>
+              <w:rPr>
+                <w:rFonts w:ascii="Sylfaen" w:hAnsi="Sylfaen"/>
+                <w:sz w:val="16"/>
+                <w:szCs w:val="16"/>
+              </w:rPr>
+            </w:pPr>
+            <w:r>
+              <w:rPr>
+                <w:rFonts w:ascii="Sylfaen" w:hAnsi="Sylfaen"/>
+                <w:sz w:val="16"/>
+                <w:szCs w:val="16"/>
+              </w:rPr>
+              <w:t>NPN Transistor (2N2222)</w:t>
+            </w:r>
+          </w:p>
+        </w:tc>
+        <w:tc>
+          <w:tcPr>
+            <w:tcW w:w="829" w:type="dxa"/>
+            <w:vAlign w:val="center"/>
+            <w:hideMark/>
+          </w:tcPr>
+          <w:p>
+            <w:pPr>
+              <w:rPr>
+                <w:rFonts w:ascii="Sylfaen" w:hAnsi="Sylfaen"/>
+                <w:sz w:val="16"/>
+                <w:szCs w:val="16"/>
+              </w:rPr>
+            </w:pPr>
+            <w:r>
+              <w:rPr>
+                <w:rFonts w:ascii="Sylfaen" w:hAnsi="Sylfaen"/>
+                <w:sz w:val="16"/>
+                <w:szCs w:val="16"/>
+              </w:rPr>
+              <w:t>200</w:t>
+            </w:r>
+          </w:p>
+        </w:tc>
+        <w:tc>
+          <w:tcPr>
+            <w:tcW w:w="779" w:type="dxa"/>
+            <w:vAlign w:val="center"/>
+            <w:hideMark/>
+          </w:tcPr>
+          <w:p>
+            <w:pPr>
+              <w:rPr>
+                <w:rFonts w:ascii="Sylfaen" w:hAnsi="Sylfaen"/>
+                <w:sz w:val="16"/>
+                <w:szCs w:val="16"/>
+              </w:rPr>
+            </w:pPr>
+            <w:r>
+              <w:rPr>
+                <w:rFonts w:ascii="Sylfaen" w:hAnsi="Sylfaen"/>
+                <w:sz w:val="16"/>
+                <w:szCs w:val="16"/>
+              </w:rPr>
+              <w:t>USD 5.99</w:t>
+            </w:r>
+          </w:p>
+        </w:tc>
+        <w:tc>
+          <w:tcPr>
+            <w:tcW w:w="838" w:type="dxa"/>
+            <w:vAlign w:val="center"/>
+            <w:hideMark/>
+          </w:tcPr>
+          <w:p>
+            <w:pPr>
+              <w:rPr>
+                <w:rFonts w:ascii="Sylfaen" w:hAnsi="Sylfaen"/>
+                <w:sz w:val="16"/>
+                <w:szCs w:val="16"/>
+              </w:rPr>
+            </w:pPr>
+            <w:r>
+              <w:rPr>
+                <w:rFonts w:ascii="Sylfaen" w:hAnsi="Sylfaen"/>
+                <w:sz w:val="16"/>
+                <w:szCs w:val="16"/>
+              </w:rPr>
+              <w:t>USD 5.99</w:t>
+            </w:r>
+          </w:p>
+        </w:tc>
+        <w:tc>
+          <w:tcPr>
+            <w:tcW w:w="1810" w:type="dxa"/>
+          </w:tcPr>
+          <w:p>
+            <w:pPr>
+              <w:jc w:val="center"/>
+              <w:rPr>
+                <w:rFonts w:ascii="Sylfaen" w:hAnsi="Sylfaen"/>
+                <w:sz w:val="16"/>
+                <w:szCs w:val="16"/>
+              </w:rPr>
+            </w:pPr>
+            <w:hyperlink r:id="rId26" w:history="1">
+              <w:r>
+                <w:rPr>
+                  <w:rStyle w:val="Hyperlink"/>
+                  <w:rFonts w:ascii="Sylfaen" w:hAnsi="Sylfaen"/>
+                  <w:sz w:val="16"/>
+                  <w:szCs w:val="16"/>
+                </w:rPr>
+                <w:t>Amazon</w:t>
+              </w:r>
+            </w:hyperlink>
+          </w:p>
+        </w:tc>
+        <w:tc>
+          <w:tcPr>
+            <w:tcW w:w="2128" w:type="dxa"/>
+          </w:tcPr>
+          <w:p>
+            <w:pPr>
+              <w:rPr>
+                <w:rFonts w:ascii="Sylfaen" w:hAnsi="Sylfaen"/>
+                <w:sz w:val="16"/>
+                <w:szCs w:val="16"/>
+              </w:rPr>
+            </w:pPr>
+          </w:p>
+        </w:tc>
+      </w:tr>
+      <w:tr>
+        <w:trPr>
+          <w:trHeight w:val="358"/>
+          <w:tblCellSpacing w:w="15" w:type="dxa"/>
+        </w:trPr>
+        <w:tc>
+          <w:tcPr>
+            <w:tcW w:w="1730" w:type="dxa"/>
+            <w:vAlign w:val="center"/>
+            <w:hideMark/>
+          </w:tcPr>
+          <w:p>
+            <w:pPr>
+              <w:rPr>
+                <w:rFonts w:ascii="Sylfaen" w:hAnsi="Sylfaen"/>
+                <w:sz w:val="16"/>
+                <w:szCs w:val="16"/>
               </w:rPr>
             </w:pPr>
           </w:p>
         </w:tc>
         <w:tc>
           <w:tcPr>
-            <w:tcW w:w="1476" w:type="dxa"/>
+            <w:tcW w:w="1845" w:type="dxa"/>
+            <w:vAlign w:val="center"/>
+            <w:hideMark/>
           </w:tcPr>
           <w:p>
             <w:pPr>
               <w:rPr>
                 <w:rFonts w:ascii="Sylfaen" w:hAnsi="Sylfaen"/>
+                <w:sz w:val="16"/>
+                <w:szCs w:val="16"/>
               </w:rPr>
             </w:pPr>
             <w:r>
               <w:rPr>
                 <w:rFonts w:ascii="Sylfaen" w:hAnsi="Sylfaen"/>
-              </w:rPr>
-              <w:t>4</w:t>
+                <w:sz w:val="16"/>
+                <w:szCs w:val="16"/>
+              </w:rPr>
+              <w:t>Diode (1N4148)</w:t>
             </w:r>
           </w:p>
         </w:tc>
         <w:tc>
           <w:tcPr>
-            <w:tcW w:w="1476" w:type="dxa"/>
+            <w:tcW w:w="829" w:type="dxa"/>
+            <w:vAlign w:val="center"/>
+            <w:hideMark/>
           </w:tcPr>
           <w:p>
             <w:pPr>
               <w:rPr>
                 <w:rFonts w:ascii="Sylfaen" w:hAnsi="Sylfaen"/>
+                <w:sz w:val="16"/>
+                <w:szCs w:val="16"/>
+              </w:rPr>
+            </w:pPr>
+            <w:r>
+              <w:rPr>
+                <w:rFonts w:ascii="Sylfaen" w:hAnsi="Sylfaen"/>
+                <w:sz w:val="16"/>
+                <w:szCs w:val="16"/>
+              </w:rPr>
+              <w:t>1</w:t>
+            </w:r>
+          </w:p>
+        </w:tc>
+        <w:tc>
+          <w:tcPr>
+            <w:tcW w:w="779" w:type="dxa"/>
+            <w:vAlign w:val="center"/>
+            <w:hideMark/>
+          </w:tcPr>
+          <w:p>
+            <w:pPr>
+              <w:rPr>
+                <w:rFonts w:ascii="Sylfaen" w:hAnsi="Sylfaen"/>
+                <w:sz w:val="16"/>
+                <w:szCs w:val="16"/>
+              </w:rPr>
+            </w:pPr>
+            <w:r>
+              <w:rPr>
+                <w:rFonts w:ascii="Sylfaen" w:hAnsi="Sylfaen"/>
+                <w:sz w:val="16"/>
+                <w:szCs w:val="16"/>
+              </w:rPr>
+              <w:t>GEL 0.20</w:t>
+            </w:r>
+          </w:p>
+        </w:tc>
+        <w:tc>
+          <w:tcPr>
+            <w:tcW w:w="838" w:type="dxa"/>
+            <w:vAlign w:val="center"/>
+            <w:hideMark/>
+          </w:tcPr>
+          <w:p>
+            <w:pPr>
+              <w:rPr>
+                <w:rFonts w:ascii="Sylfaen" w:hAnsi="Sylfaen"/>
+                <w:sz w:val="16"/>
+                <w:szCs w:val="16"/>
+              </w:rPr>
+            </w:pPr>
+            <w:r>
+              <w:rPr>
+                <w:rFonts w:ascii="Sylfaen" w:hAnsi="Sylfaen"/>
+                <w:sz w:val="16"/>
+                <w:szCs w:val="16"/>
+              </w:rPr>
+              <w:t>GEL 0.20</w:t>
+            </w:r>
+          </w:p>
+        </w:tc>
+        <w:tc>
+          <w:tcPr>
+            <w:tcW w:w="1810" w:type="dxa"/>
+          </w:tcPr>
+          <w:p>
+            <w:pPr>
+              <w:jc w:val="center"/>
+              <w:rPr>
+                <w:rFonts w:ascii="Sylfaen" w:hAnsi="Sylfaen"/>
+                <w:sz w:val="16"/>
+                <w:szCs w:val="16"/>
+              </w:rPr>
+            </w:pPr>
+            <w:hyperlink r:id="rId27" w:history="1">
+              <w:r>
+                <w:rPr>
+                  <w:rStyle w:val="Hyperlink"/>
+                  <w:rFonts w:ascii="Sylfaen" w:hAnsi="Sylfaen"/>
+                  <w:sz w:val="16"/>
+                  <w:szCs w:val="16"/>
+                </w:rPr>
+                <w:t>D.A.C</w:t>
+              </w:r>
+            </w:hyperlink>
+          </w:p>
+        </w:tc>
+        <w:tc>
+          <w:tcPr>
+            <w:tcW w:w="2128" w:type="dxa"/>
+          </w:tcPr>
+          <w:p>
+            <w:pPr>
+              <w:rPr>
+                <w:rFonts w:ascii="Sylfaen" w:hAnsi="Sylfaen"/>
+                <w:sz w:val="16"/>
+                <w:szCs w:val="16"/>
               </w:rPr>
             </w:pPr>
           </w:p>
         </w:tc>
       </w:tr>
       <w:tr>
+        <w:trPr>
+          <w:trHeight w:val="358"/>
+          <w:tblCellSpacing w:w="15" w:type="dxa"/>
+        </w:trPr>
         <w:tc>
           <w:tcPr>
-            <w:tcW w:w="1476" w:type="dxa"/>
+            <w:tcW w:w="1730" w:type="dxa"/>
+            <w:vAlign w:val="center"/>
+            <w:hideMark/>
           </w:tcPr>
           <w:p>
             <w:pPr>
               <w:rPr>
                 <w:rFonts w:ascii="Sylfaen" w:hAnsi="Sylfaen"/>
+                <w:sz w:val="16"/>
+                <w:szCs w:val="16"/>
               </w:rPr>
             </w:pPr>
             <w:r>
               <w:rPr>
                 <w:rFonts w:ascii="Sylfaen" w:hAnsi="Sylfaen"/>
-              </w:rPr>
-              <w:t xml:space="preserve">3000 </w:t>
-            </w:r>
-            <w:proofErr w:type="spellStart"/>
-            <w:r>
-              <w:rPr>
-                <w:rFonts w:ascii="Sylfaen" w:hAnsi="Sylfaen"/>
-              </w:rPr>
-              <w:t>mAh</w:t>
-            </w:r>
-            <w:proofErr w:type="spellEnd"/>
-            <w:r>
-              <w:rPr>
-                <w:rFonts w:ascii="Sylfaen" w:hAnsi="Sylfaen"/>
-              </w:rPr>
-              <w:t xml:space="preserve"> Rechargeable LiPo Battery</w:t>
+                <w:sz w:val="16"/>
+                <w:szCs w:val="16"/>
+              </w:rPr>
+              <w:t>Resistors</w:t>
             </w:r>
           </w:p>
         </w:tc>
         <w:tc>
           <w:tcPr>
-            <w:tcW w:w="1476" w:type="dxa"/>
+            <w:tcW w:w="1845" w:type="dxa"/>
+            <w:vAlign w:val="center"/>
+            <w:hideMark/>
           </w:tcPr>
           <w:p>
             <w:pPr>
               <w:rPr>
                 <w:rFonts w:ascii="Sylfaen" w:hAnsi="Sylfaen"/>
+                <w:sz w:val="16"/>
+                <w:szCs w:val="16"/>
               </w:rPr>
             </w:pPr>
             <w:r>
               <w:rPr>
                 <w:rFonts w:ascii="Sylfaen" w:hAnsi="Sylfaen"/>
-              </w:rPr>
-              <w:t>1</w:t>
+                <w:sz w:val="16"/>
+                <w:szCs w:val="16"/>
+              </w:rPr>
+              <w:t>1 MΩ Resistor</w:t>
             </w:r>
           </w:p>
         </w:tc>
         <w:tc>
           <w:tcPr>
-            <w:tcW w:w="1476" w:type="dxa"/>
+            <w:tcW w:w="829" w:type="dxa"/>
+            <w:vAlign w:val="center"/>
+            <w:hideMark/>
           </w:tcPr>
           <w:p>
             <w:pPr>
               <w:rPr>
                 <w:rFonts w:ascii="Sylfaen" w:hAnsi="Sylfaen"/>
+                <w:sz w:val="16"/>
+                <w:szCs w:val="16"/>
+              </w:rPr>
+            </w:pPr>
+            <w:r>
+              <w:rPr>
+                <w:rFonts w:ascii="Sylfaen" w:hAnsi="Sylfaen"/>
+                <w:sz w:val="16"/>
+                <w:szCs w:val="16"/>
+              </w:rPr>
+              <w:t>10</w:t>
+            </w:r>
+          </w:p>
+        </w:tc>
+        <w:tc>
+          <w:tcPr>
+            <w:tcW w:w="779" w:type="dxa"/>
+            <w:vAlign w:val="center"/>
+            <w:hideMark/>
+          </w:tcPr>
+          <w:p>
+            <w:pPr>
+              <w:rPr>
+                <w:rFonts w:ascii="Sylfaen" w:hAnsi="Sylfaen"/>
+                <w:sz w:val="16"/>
+                <w:szCs w:val="16"/>
+              </w:rPr>
+            </w:pPr>
+            <w:r>
+              <w:rPr>
+                <w:rFonts w:ascii="Sylfaen" w:hAnsi="Sylfaen"/>
+                <w:sz w:val="16"/>
+                <w:szCs w:val="16"/>
+              </w:rPr>
+              <w:t>USD 3.99</w:t>
+            </w:r>
+          </w:p>
+        </w:tc>
+        <w:tc>
+          <w:tcPr>
+            <w:tcW w:w="838" w:type="dxa"/>
+            <w:vAlign w:val="center"/>
+            <w:hideMark/>
+          </w:tcPr>
+          <w:p>
+            <w:pPr>
+              <w:rPr>
+                <w:rFonts w:ascii="Sylfaen" w:hAnsi="Sylfaen"/>
+                <w:sz w:val="16"/>
+                <w:szCs w:val="16"/>
+              </w:rPr>
+            </w:pPr>
+            <w:r>
+              <w:rPr>
+                <w:rFonts w:ascii="Sylfaen" w:hAnsi="Sylfaen"/>
+                <w:sz w:val="16"/>
+                <w:szCs w:val="16"/>
+              </w:rPr>
+              <w:t>USD 3.99</w:t>
+            </w:r>
+          </w:p>
+        </w:tc>
+        <w:tc>
+          <w:tcPr>
+            <w:tcW w:w="1810" w:type="dxa"/>
+          </w:tcPr>
+          <w:p>
+            <w:pPr>
+              <w:jc w:val="center"/>
+              <w:rPr>
+                <w:rFonts w:ascii="Sylfaen" w:hAnsi="Sylfaen"/>
+                <w:sz w:val="16"/>
+                <w:szCs w:val="16"/>
+              </w:rPr>
+            </w:pPr>
+            <w:hyperlink r:id="rId28" w:history="1">
+              <w:r>
+                <w:rPr>
+                  <w:rStyle w:val="Hyperlink"/>
+                  <w:rFonts w:ascii="Sylfaen" w:hAnsi="Sylfaen"/>
+                  <w:sz w:val="16"/>
+                  <w:szCs w:val="16"/>
+                </w:rPr>
+                <w:t>Amazon</w:t>
+              </w:r>
+            </w:hyperlink>
+          </w:p>
+        </w:tc>
+        <w:tc>
+          <w:tcPr>
+            <w:tcW w:w="2128" w:type="dxa"/>
+          </w:tcPr>
+          <w:p>
+            <w:pPr>
+              <w:rPr>
+                <w:rFonts w:ascii="Sylfaen" w:hAnsi="Sylfaen"/>
+                <w:sz w:val="16"/>
+                <w:szCs w:val="16"/>
+              </w:rPr>
+            </w:pPr>
+          </w:p>
+        </w:tc>
+      </w:tr>
+      <w:tr>
+        <w:trPr>
+          <w:trHeight w:val="369"/>
+          <w:tblCellSpacing w:w="15" w:type="dxa"/>
+        </w:trPr>
+        <w:tc>
+          <w:tcPr>
+            <w:tcW w:w="1730" w:type="dxa"/>
+            <w:vAlign w:val="center"/>
+            <w:hideMark/>
+          </w:tcPr>
+          <w:p>
+            <w:pPr>
+              <w:rPr>
+                <w:rFonts w:ascii="Sylfaen" w:hAnsi="Sylfaen"/>
+                <w:sz w:val="16"/>
+                <w:szCs w:val="16"/>
               </w:rPr>
             </w:pPr>
           </w:p>
         </w:tc>
         <w:tc>
           <w:tcPr>
-            <w:tcW w:w="1476" w:type="dxa"/>
+            <w:tcW w:w="1845" w:type="dxa"/>
+            <w:vAlign w:val="center"/>
+            <w:hideMark/>
           </w:tcPr>
           <w:p>
             <w:pPr>
               <w:rPr>
                 <w:rFonts w:ascii="Sylfaen" w:hAnsi="Sylfaen"/>
+                <w:sz w:val="16"/>
+                <w:szCs w:val="16"/>
+              </w:rPr>
+            </w:pPr>
+            <w:r>
+              <w:rPr>
+                <w:rFonts w:ascii="Sylfaen" w:hAnsi="Sylfaen"/>
+                <w:sz w:val="16"/>
+                <w:szCs w:val="16"/>
+              </w:rPr>
+              <w:t xml:space="preserve">100 </w:t>
+            </w:r>
+            <w:proofErr w:type="spellStart"/>
+            <w:r>
+              <w:rPr>
+                <w:rFonts w:ascii="Sylfaen" w:hAnsi="Sylfaen"/>
+                <w:sz w:val="16"/>
+                <w:szCs w:val="16"/>
+              </w:rPr>
+              <w:t>kΩ</w:t>
+            </w:r>
+            <w:proofErr w:type="spellEnd"/>
+            <w:r>
+              <w:rPr>
+                <w:rFonts w:ascii="Sylfaen" w:hAnsi="Sylfaen"/>
+                <w:sz w:val="16"/>
+                <w:szCs w:val="16"/>
+              </w:rPr>
+              <w:t xml:space="preserve"> Resistor</w:t>
+            </w:r>
+          </w:p>
+        </w:tc>
+        <w:tc>
+          <w:tcPr>
+            <w:tcW w:w="829" w:type="dxa"/>
+            <w:vAlign w:val="center"/>
+            <w:hideMark/>
+          </w:tcPr>
+          <w:p>
+            <w:pPr>
+              <w:rPr>
+                <w:rFonts w:ascii="Sylfaen" w:hAnsi="Sylfaen"/>
+                <w:sz w:val="16"/>
+                <w:szCs w:val="16"/>
+              </w:rPr>
+            </w:pPr>
+            <w:r>
+              <w:rPr>
+                <w:rFonts w:ascii="Sylfaen" w:hAnsi="Sylfaen"/>
+                <w:sz w:val="16"/>
+                <w:szCs w:val="16"/>
+              </w:rPr>
+              <w:t>100</w:t>
+            </w:r>
+          </w:p>
+        </w:tc>
+        <w:tc>
+          <w:tcPr>
+            <w:tcW w:w="779" w:type="dxa"/>
+            <w:vAlign w:val="center"/>
+            <w:hideMark/>
+          </w:tcPr>
+          <w:p>
+            <w:pPr>
+              <w:rPr>
+                <w:rFonts w:ascii="Sylfaen" w:hAnsi="Sylfaen"/>
+                <w:sz w:val="16"/>
+                <w:szCs w:val="16"/>
+              </w:rPr>
+            </w:pPr>
+            <w:r>
+              <w:rPr>
+                <w:rFonts w:ascii="Sylfaen" w:hAnsi="Sylfaen"/>
+                <w:sz w:val="16"/>
+                <w:szCs w:val="16"/>
+              </w:rPr>
+              <w:t>USD 4.97</w:t>
+            </w:r>
+          </w:p>
+        </w:tc>
+        <w:tc>
+          <w:tcPr>
+            <w:tcW w:w="838" w:type="dxa"/>
+            <w:vAlign w:val="center"/>
+            <w:hideMark/>
+          </w:tcPr>
+          <w:p>
+            <w:pPr>
+              <w:rPr>
+                <w:rFonts w:ascii="Sylfaen" w:hAnsi="Sylfaen"/>
+                <w:sz w:val="16"/>
+                <w:szCs w:val="16"/>
+              </w:rPr>
+            </w:pPr>
+            <w:r>
+              <w:rPr>
+                <w:rFonts w:ascii="Sylfaen" w:hAnsi="Sylfaen"/>
+                <w:sz w:val="16"/>
+                <w:szCs w:val="16"/>
+              </w:rPr>
+              <w:t>USD 4.97</w:t>
+            </w:r>
+          </w:p>
+        </w:tc>
+        <w:tc>
+          <w:tcPr>
+            <w:tcW w:w="1810" w:type="dxa"/>
+          </w:tcPr>
+          <w:p>
+            <w:pPr>
+              <w:jc w:val="center"/>
+              <w:rPr>
+                <w:rFonts w:ascii="Sylfaen" w:hAnsi="Sylfaen"/>
+                <w:sz w:val="16"/>
+                <w:szCs w:val="16"/>
+              </w:rPr>
+            </w:pPr>
+            <w:hyperlink r:id="rId29" w:history="1">
+              <w:r>
+                <w:rPr>
+                  <w:rStyle w:val="Hyperlink"/>
+                  <w:rFonts w:ascii="Sylfaen" w:hAnsi="Sylfaen"/>
+                  <w:sz w:val="16"/>
+                  <w:szCs w:val="16"/>
+                </w:rPr>
+                <w:t>Amazon</w:t>
+              </w:r>
+            </w:hyperlink>
+            <w:r>
+              <w:rPr>
+                <w:rStyle w:val="Hyperlink"/>
+                <w:rFonts w:ascii="Sylfaen" w:hAnsi="Sylfaen"/>
+                <w:sz w:val="16"/>
+                <w:szCs w:val="16"/>
+              </w:rPr>
+              <w:t xml:space="preserve">    /   </w:t>
+            </w:r>
+            <w:hyperlink r:id="rId30" w:history="1">
+              <w:proofErr w:type="spellStart"/>
+              <w:r>
+                <w:rPr>
+                  <w:rStyle w:val="Hyperlink"/>
+                  <w:rFonts w:ascii="Sylfaen" w:hAnsi="Sylfaen"/>
+                  <w:sz w:val="16"/>
+                  <w:szCs w:val="16"/>
+                </w:rPr>
+                <w:t>ebay</w:t>
+              </w:r>
+              <w:proofErr w:type="spellEnd"/>
+            </w:hyperlink>
+          </w:p>
+        </w:tc>
+        <w:tc>
+          <w:tcPr>
+            <w:tcW w:w="2128" w:type="dxa"/>
+          </w:tcPr>
+          <w:p>
+            <w:pPr>
+              <w:rPr>
+                <w:rFonts w:ascii="Sylfaen" w:hAnsi="Sylfaen"/>
+                <w:sz w:val="16"/>
+                <w:szCs w:val="16"/>
+              </w:rPr>
+            </w:pPr>
+          </w:p>
+        </w:tc>
+      </w:tr>
+      <w:tr>
+        <w:trPr>
+          <w:trHeight w:val="358"/>
+          <w:tblCellSpacing w:w="15" w:type="dxa"/>
+        </w:trPr>
+        <w:tc>
+          <w:tcPr>
+            <w:tcW w:w="1730" w:type="dxa"/>
+            <w:vAlign w:val="center"/>
+            <w:hideMark/>
+          </w:tcPr>
+          <w:p>
+            <w:pPr>
+              <w:rPr>
+                <w:rFonts w:ascii="Sylfaen" w:hAnsi="Sylfaen"/>
+                <w:sz w:val="16"/>
+                <w:szCs w:val="16"/>
               </w:rPr>
             </w:pPr>
           </w:p>
         </w:tc>
         <w:tc>
           <w:tcPr>
-            <w:tcW w:w="1476" w:type="dxa"/>
+            <w:tcW w:w="1845" w:type="dxa"/>
+            <w:vAlign w:val="center"/>
+            <w:hideMark/>
           </w:tcPr>
           <w:p>
             <w:pPr>
               <w:rPr>
                 <w:rFonts w:ascii="Sylfaen" w:hAnsi="Sylfaen"/>
+                <w:sz w:val="16"/>
+                <w:szCs w:val="16"/>
               </w:rPr>
             </w:pPr>
             <w:r>
               <w:rPr>
                 <w:rFonts w:ascii="Sylfaen" w:hAnsi="Sylfaen"/>
-              </w:rPr>
-              <w:t>5</w:t>
+                <w:sz w:val="16"/>
+                <w:szCs w:val="16"/>
+              </w:rPr>
+              <w:t xml:space="preserve">10 </w:t>
+            </w:r>
+            <w:proofErr w:type="spellStart"/>
+            <w:r>
+              <w:rPr>
+                <w:rFonts w:ascii="Sylfaen" w:hAnsi="Sylfaen"/>
+                <w:sz w:val="16"/>
+                <w:szCs w:val="16"/>
+              </w:rPr>
+              <w:t>kΩ</w:t>
+            </w:r>
+            <w:proofErr w:type="spellEnd"/>
+            <w:r>
+              <w:rPr>
+                <w:rFonts w:ascii="Sylfaen" w:hAnsi="Sylfaen"/>
+                <w:sz w:val="16"/>
+                <w:szCs w:val="16"/>
+              </w:rPr>
+              <w:t xml:space="preserve"> Resistor</w:t>
             </w:r>
           </w:p>
         </w:tc>
         <w:tc>
           <w:tcPr>
-            <w:tcW w:w="1476" w:type="dxa"/>
+            <w:tcW w:w="829" w:type="dxa"/>
+            <w:vAlign w:val="center"/>
+            <w:hideMark/>
           </w:tcPr>
           <w:p>
             <w:pPr>
               <w:rPr>
                 <w:rFonts w:ascii="Sylfaen" w:hAnsi="Sylfaen"/>
+                <w:sz w:val="16"/>
+                <w:szCs w:val="16"/>
+              </w:rPr>
+            </w:pPr>
+            <w:r>
+              <w:rPr>
+                <w:rFonts w:ascii="Sylfaen" w:hAnsi="Sylfaen"/>
+                <w:sz w:val="16"/>
+                <w:szCs w:val="16"/>
+              </w:rPr>
+              <w:t>10</w:t>
+            </w:r>
+          </w:p>
+        </w:tc>
+        <w:tc>
+          <w:tcPr>
+            <w:tcW w:w="779" w:type="dxa"/>
+            <w:vAlign w:val="center"/>
+            <w:hideMark/>
+          </w:tcPr>
+          <w:p>
+            <w:pPr>
+              <w:rPr>
+                <w:rFonts w:ascii="Sylfaen" w:hAnsi="Sylfaen"/>
+                <w:sz w:val="16"/>
+                <w:szCs w:val="16"/>
+              </w:rPr>
+            </w:pPr>
+            <w:r>
+              <w:rPr>
+                <w:rFonts w:ascii="Sylfaen" w:hAnsi="Sylfaen"/>
+                <w:sz w:val="16"/>
+                <w:szCs w:val="16"/>
+              </w:rPr>
+              <w:t>USD 3.99</w:t>
+            </w:r>
+          </w:p>
+        </w:tc>
+        <w:tc>
+          <w:tcPr>
+            <w:tcW w:w="838" w:type="dxa"/>
+            <w:vAlign w:val="center"/>
+            <w:hideMark/>
+          </w:tcPr>
+          <w:p>
+            <w:pPr>
+              <w:rPr>
+                <w:rFonts w:ascii="Sylfaen" w:hAnsi="Sylfaen"/>
+                <w:sz w:val="16"/>
+                <w:szCs w:val="16"/>
+              </w:rPr>
+            </w:pPr>
+            <w:r>
+              <w:rPr>
+                <w:rFonts w:ascii="Sylfaen" w:hAnsi="Sylfaen"/>
+                <w:sz w:val="16"/>
+                <w:szCs w:val="16"/>
+              </w:rPr>
+              <w:t>USD 3.99</w:t>
+            </w:r>
+          </w:p>
+        </w:tc>
+        <w:tc>
+          <w:tcPr>
+            <w:tcW w:w="1810" w:type="dxa"/>
+          </w:tcPr>
+          <w:p>
+            <w:pPr>
+              <w:jc w:val="center"/>
+              <w:rPr>
+                <w:rFonts w:ascii="Sylfaen" w:hAnsi="Sylfaen"/>
+                <w:sz w:val="16"/>
+                <w:szCs w:val="16"/>
+              </w:rPr>
+            </w:pPr>
+            <w:hyperlink r:id="rId31" w:history="1">
+              <w:r>
+                <w:rPr>
+                  <w:rStyle w:val="Hyperlink"/>
+                  <w:rFonts w:ascii="Sylfaen" w:hAnsi="Sylfaen"/>
+                  <w:sz w:val="16"/>
+                  <w:szCs w:val="16"/>
+                </w:rPr>
+                <w:t>Amazon</w:t>
+              </w:r>
+            </w:hyperlink>
+          </w:p>
+        </w:tc>
+        <w:tc>
+          <w:tcPr>
+            <w:tcW w:w="2128" w:type="dxa"/>
+          </w:tcPr>
+          <w:p>
+            <w:pPr>
+              <w:rPr>
+                <w:rFonts w:ascii="Sylfaen" w:hAnsi="Sylfaen"/>
+                <w:sz w:val="16"/>
+                <w:szCs w:val="16"/>
               </w:rPr>
             </w:pPr>
           </w:p>
         </w:tc>
       </w:tr>
       <w:tr>
+        <w:trPr>
+          <w:trHeight w:val="358"/>
+          <w:tblCellSpacing w:w="15" w:type="dxa"/>
+        </w:trPr>
         <w:tc>
           <w:tcPr>
-            <w:tcW w:w="1476" w:type="dxa"/>
+            <w:tcW w:w="1730" w:type="dxa"/>
+            <w:vAlign w:val="center"/>
+            <w:hideMark/>
           </w:tcPr>
           <w:p>
             <w:pPr>
               <w:rPr>
                 <w:rFonts w:ascii="Sylfaen" w:hAnsi="Sylfaen"/>
-              </w:rPr>
-            </w:pPr>
-            <w:r>
-              <w:rPr>
-                <w:rFonts w:ascii="Sylfaen" w:hAnsi="Sylfaen"/>
-              </w:rPr>
-              <w:t>USB charging module and protection circuit</w:t>
-            </w:r>
-          </w:p>
-        </w:tc>
-        <w:tc>
-          <w:tcPr>
-            <w:tcW w:w="1476" w:type="dxa"/>
-          </w:tcPr>
-          <w:p>
-            <w:pPr>
-              <w:rPr>
-                <w:rFonts w:ascii="Sylfaen" w:hAnsi="Sylfaen"/>
-              </w:rPr>
-            </w:pPr>
-            <w:r>
-              <w:rPr>
-                <w:rFonts w:ascii="Sylfaen" w:hAnsi="Sylfaen"/>
-              </w:rPr>
-              <w:t>1</w:t>
-            </w:r>
-          </w:p>
-        </w:tc>
-        <w:tc>
-          <w:tcPr>
-            <w:tcW w:w="1476" w:type="dxa"/>
-          </w:tcPr>
-          <w:p>
-            <w:pPr>
-              <w:rPr>
-                <w:rFonts w:ascii="Sylfaen" w:hAnsi="Sylfaen"/>
+                <w:sz w:val="16"/>
+                <w:szCs w:val="16"/>
               </w:rPr>
             </w:pPr>
           </w:p>
         </w:tc>
         <w:tc>
           <w:tcPr>
-            <w:tcW w:w="1476" w:type="dxa"/>
+            <w:tcW w:w="1845" w:type="dxa"/>
+            <w:vAlign w:val="center"/>
+            <w:hideMark/>
           </w:tcPr>
           <w:p>
             <w:pPr>
               <w:rPr>
                 <w:rFonts w:ascii="Sylfaen" w:hAnsi="Sylfaen"/>
+                <w:sz w:val="16"/>
+                <w:szCs w:val="16"/>
+              </w:rPr>
+            </w:pPr>
+            <w:r>
+              <w:rPr>
+                <w:rFonts w:ascii="Sylfaen" w:hAnsi="Sylfaen"/>
+                <w:sz w:val="16"/>
+                <w:szCs w:val="16"/>
+              </w:rPr>
+              <w:t xml:space="preserve">1 </w:t>
+            </w:r>
+            <w:proofErr w:type="spellStart"/>
+            <w:r>
+              <w:rPr>
+                <w:rFonts w:ascii="Sylfaen" w:hAnsi="Sylfaen"/>
+                <w:sz w:val="16"/>
+                <w:szCs w:val="16"/>
+              </w:rPr>
+              <w:t>kΩ</w:t>
+            </w:r>
+            <w:proofErr w:type="spellEnd"/>
+            <w:r>
+              <w:rPr>
+                <w:rFonts w:ascii="Sylfaen" w:hAnsi="Sylfaen"/>
+                <w:sz w:val="16"/>
+                <w:szCs w:val="16"/>
+              </w:rPr>
+              <w:t xml:space="preserve"> Resistor</w:t>
+            </w:r>
+          </w:p>
+        </w:tc>
+        <w:tc>
+          <w:tcPr>
+            <w:tcW w:w="829" w:type="dxa"/>
+            <w:vAlign w:val="center"/>
+            <w:hideMark/>
+          </w:tcPr>
+          <w:p>
+            <w:pPr>
+              <w:rPr>
+                <w:rFonts w:ascii="Sylfaen" w:hAnsi="Sylfaen"/>
+                <w:sz w:val="16"/>
+                <w:szCs w:val="16"/>
+              </w:rPr>
+            </w:pPr>
+            <w:r>
+              <w:rPr>
+                <w:rFonts w:ascii="Sylfaen" w:hAnsi="Sylfaen"/>
+                <w:sz w:val="16"/>
+                <w:szCs w:val="16"/>
+              </w:rPr>
+              <w:t>10</w:t>
+            </w:r>
+          </w:p>
+        </w:tc>
+        <w:tc>
+          <w:tcPr>
+            <w:tcW w:w="779" w:type="dxa"/>
+            <w:vAlign w:val="center"/>
+            <w:hideMark/>
+          </w:tcPr>
+          <w:p>
+            <w:pPr>
+              <w:rPr>
+                <w:rFonts w:ascii="Sylfaen" w:hAnsi="Sylfaen"/>
+                <w:sz w:val="16"/>
+                <w:szCs w:val="16"/>
+              </w:rPr>
+            </w:pPr>
+            <w:r>
+              <w:rPr>
+                <w:rFonts w:ascii="Sylfaen" w:hAnsi="Sylfaen"/>
+                <w:sz w:val="16"/>
+                <w:szCs w:val="16"/>
+              </w:rPr>
+              <w:t>GEL 2.00</w:t>
+            </w:r>
+          </w:p>
+        </w:tc>
+        <w:tc>
+          <w:tcPr>
+            <w:tcW w:w="838" w:type="dxa"/>
+            <w:vAlign w:val="center"/>
+            <w:hideMark/>
+          </w:tcPr>
+          <w:p>
+            <w:pPr>
+              <w:rPr>
+                <w:rFonts w:ascii="Sylfaen" w:hAnsi="Sylfaen"/>
+                <w:sz w:val="16"/>
+                <w:szCs w:val="16"/>
+              </w:rPr>
+            </w:pPr>
+            <w:r>
+              <w:rPr>
+                <w:rFonts w:ascii="Sylfaen" w:hAnsi="Sylfaen"/>
+                <w:sz w:val="16"/>
+                <w:szCs w:val="16"/>
+              </w:rPr>
+              <w:t>GEL 2.00</w:t>
+            </w:r>
+          </w:p>
+        </w:tc>
+        <w:tc>
+          <w:tcPr>
+            <w:tcW w:w="1810" w:type="dxa"/>
+          </w:tcPr>
+          <w:p>
+            <w:pPr>
+              <w:jc w:val="center"/>
+              <w:rPr>
+                <w:rFonts w:ascii="Sylfaen" w:hAnsi="Sylfaen"/>
+                <w:sz w:val="16"/>
+                <w:szCs w:val="16"/>
+              </w:rPr>
+            </w:pPr>
+            <w:hyperlink r:id="rId32" w:history="1">
+              <w:r>
+                <w:rPr>
+                  <w:rStyle w:val="Hyperlink"/>
+                  <w:rFonts w:ascii="Sylfaen" w:hAnsi="Sylfaen"/>
+                  <w:sz w:val="16"/>
+                  <w:szCs w:val="16"/>
+                </w:rPr>
+                <w:t>D.A.C</w:t>
+              </w:r>
+            </w:hyperlink>
+          </w:p>
+        </w:tc>
+        <w:tc>
+          <w:tcPr>
+            <w:tcW w:w="2128" w:type="dxa"/>
+          </w:tcPr>
+          <w:p>
+            <w:pPr>
+              <w:rPr>
+                <w:rFonts w:ascii="Sylfaen" w:hAnsi="Sylfaen"/>
+                <w:sz w:val="16"/>
+                <w:szCs w:val="16"/>
+              </w:rPr>
+            </w:pPr>
+          </w:p>
+        </w:tc>
+      </w:tr>
+      <w:tr>
+        <w:trPr>
+          <w:trHeight w:val="358"/>
+          <w:tblCellSpacing w:w="15" w:type="dxa"/>
+        </w:trPr>
+        <w:tc>
+          <w:tcPr>
+            <w:tcW w:w="1730" w:type="dxa"/>
+            <w:vAlign w:val="center"/>
+            <w:hideMark/>
+          </w:tcPr>
+          <w:p>
+            <w:pPr>
+              <w:rPr>
+                <w:rFonts w:ascii="Sylfaen" w:hAnsi="Sylfaen"/>
+                <w:sz w:val="16"/>
+                <w:szCs w:val="16"/>
               </w:rPr>
             </w:pPr>
           </w:p>
         </w:tc>
         <w:tc>
           <w:tcPr>
-            <w:tcW w:w="1476" w:type="dxa"/>
+            <w:tcW w:w="1845" w:type="dxa"/>
+            <w:vAlign w:val="center"/>
+            <w:hideMark/>
           </w:tcPr>
           <w:p>
             <w:pPr>
               <w:rPr>
                 <w:rFonts w:ascii="Sylfaen" w:hAnsi="Sylfaen"/>
+                <w:sz w:val="16"/>
+                <w:szCs w:val="16"/>
               </w:rPr>
             </w:pPr>
             <w:r>
               <w:rPr>
                 <w:rFonts w:ascii="Sylfaen" w:hAnsi="Sylfaen"/>
-              </w:rPr>
-              <w:t>6</w:t>
+                <w:sz w:val="16"/>
+                <w:szCs w:val="16"/>
+              </w:rPr>
+              <w:t>100 Ω Resistor</w:t>
             </w:r>
           </w:p>
         </w:tc>
         <w:tc>
           <w:tcPr>
-            <w:tcW w:w="1476" w:type="dxa"/>
+            <w:tcW w:w="829" w:type="dxa"/>
+            <w:vAlign w:val="center"/>
+            <w:hideMark/>
           </w:tcPr>
           <w:p>
             <w:pPr>
               <w:rPr>
                 <w:rFonts w:ascii="Sylfaen" w:hAnsi="Sylfaen"/>
+                <w:sz w:val="16"/>
+                <w:szCs w:val="16"/>
+              </w:rPr>
+            </w:pPr>
+            <w:r>
+              <w:rPr>
+                <w:rFonts w:ascii="Sylfaen" w:hAnsi="Sylfaen"/>
+                <w:sz w:val="16"/>
+                <w:szCs w:val="16"/>
+              </w:rPr>
+              <w:t>10</w:t>
+            </w:r>
+          </w:p>
+        </w:tc>
+        <w:tc>
+          <w:tcPr>
+            <w:tcW w:w="779" w:type="dxa"/>
+            <w:vAlign w:val="center"/>
+            <w:hideMark/>
+          </w:tcPr>
+          <w:p>
+            <w:pPr>
+              <w:rPr>
+                <w:rFonts w:ascii="Sylfaen" w:hAnsi="Sylfaen"/>
+                <w:sz w:val="16"/>
+                <w:szCs w:val="16"/>
+              </w:rPr>
+            </w:pPr>
+            <w:r>
+              <w:rPr>
+                <w:rFonts w:ascii="Sylfaen" w:hAnsi="Sylfaen"/>
+                <w:sz w:val="16"/>
+                <w:szCs w:val="16"/>
+              </w:rPr>
+              <w:t>GEL 2.00</w:t>
+            </w:r>
+          </w:p>
+        </w:tc>
+        <w:tc>
+          <w:tcPr>
+            <w:tcW w:w="838" w:type="dxa"/>
+            <w:vAlign w:val="center"/>
+            <w:hideMark/>
+          </w:tcPr>
+          <w:p>
+            <w:pPr>
+              <w:rPr>
+                <w:rFonts w:ascii="Sylfaen" w:hAnsi="Sylfaen"/>
+                <w:sz w:val="16"/>
+                <w:szCs w:val="16"/>
+              </w:rPr>
+            </w:pPr>
+            <w:r>
+              <w:rPr>
+                <w:rFonts w:ascii="Sylfaen" w:hAnsi="Sylfaen"/>
+                <w:sz w:val="16"/>
+                <w:szCs w:val="16"/>
+              </w:rPr>
+              <w:t>GEL 2.00</w:t>
+            </w:r>
+          </w:p>
+        </w:tc>
+        <w:tc>
+          <w:tcPr>
+            <w:tcW w:w="1810" w:type="dxa"/>
+          </w:tcPr>
+          <w:p>
+            <w:pPr>
+              <w:jc w:val="center"/>
+              <w:rPr>
+                <w:rFonts w:ascii="Sylfaen" w:hAnsi="Sylfaen"/>
+                <w:sz w:val="16"/>
+                <w:szCs w:val="16"/>
+              </w:rPr>
+            </w:pPr>
+            <w:hyperlink r:id="rId33" w:history="1">
+              <w:r>
+                <w:rPr>
+                  <w:rStyle w:val="Hyperlink"/>
+                  <w:rFonts w:ascii="Sylfaen" w:hAnsi="Sylfaen"/>
+                  <w:sz w:val="16"/>
+                  <w:szCs w:val="16"/>
+                </w:rPr>
+                <w:t>D.A.C</w:t>
+              </w:r>
+            </w:hyperlink>
+          </w:p>
+        </w:tc>
+        <w:tc>
+          <w:tcPr>
+            <w:tcW w:w="2128" w:type="dxa"/>
+          </w:tcPr>
+          <w:p>
+            <w:pPr>
+              <w:rPr>
+                <w:rFonts w:ascii="Sylfaen" w:hAnsi="Sylfaen"/>
+                <w:sz w:val="16"/>
+                <w:szCs w:val="16"/>
               </w:rPr>
             </w:pPr>
           </w:p>
         </w:tc>
       </w:tr>
       <w:tr>
+        <w:trPr>
+          <w:trHeight w:val="358"/>
+          <w:tblCellSpacing w:w="15" w:type="dxa"/>
+        </w:trPr>
         <w:tc>
           <w:tcPr>
-            <w:tcW w:w="1476" w:type="dxa"/>
+            <w:tcW w:w="1730" w:type="dxa"/>
+            <w:vAlign w:val="center"/>
+            <w:hideMark/>
           </w:tcPr>
           <w:p>
             <w:pPr>
               <w:rPr>
                 <w:rFonts w:ascii="Sylfaen" w:hAnsi="Sylfaen"/>
+                <w:sz w:val="16"/>
+                <w:szCs w:val="16"/>
               </w:rPr>
             </w:pPr>
             <w:r>
               <w:rPr>
                 <w:rFonts w:ascii="Sylfaen" w:hAnsi="Sylfaen"/>
-              </w:rPr>
-              <w:t>Cushion foam</w:t>
+                <w:sz w:val="16"/>
+                <w:szCs w:val="16"/>
+              </w:rPr>
+              <w:t>Capacitors</w:t>
             </w:r>
           </w:p>
         </w:tc>
         <w:tc>
           <w:tcPr>
-            <w:tcW w:w="1476" w:type="dxa"/>
+            <w:tcW w:w="1845" w:type="dxa"/>
+            <w:vAlign w:val="center"/>
+            <w:hideMark/>
           </w:tcPr>
           <w:p>
             <w:pPr>
               <w:rPr>
                 <w:rFonts w:ascii="Sylfaen" w:hAnsi="Sylfaen"/>
+                <w:sz w:val="16"/>
+                <w:szCs w:val="16"/>
+              </w:rPr>
+            </w:pPr>
+            <w:r>
+              <w:rPr>
+                <w:rFonts w:ascii="Sylfaen" w:hAnsi="Sylfaen"/>
+                <w:sz w:val="16"/>
+                <w:szCs w:val="16"/>
+              </w:rPr>
+              <w:t>100 µF Electrolytic Capacitor</w:t>
+            </w:r>
+          </w:p>
+        </w:tc>
+        <w:tc>
+          <w:tcPr>
+            <w:tcW w:w="829" w:type="dxa"/>
+            <w:vAlign w:val="center"/>
+            <w:hideMark/>
+          </w:tcPr>
+          <w:p>
+            <w:pPr>
+              <w:rPr>
+                <w:rFonts w:ascii="Sylfaen" w:hAnsi="Sylfaen"/>
+                <w:sz w:val="16"/>
+                <w:szCs w:val="16"/>
+              </w:rPr>
+            </w:pPr>
+            <w:r>
+              <w:rPr>
+                <w:rFonts w:ascii="Sylfaen" w:hAnsi="Sylfaen"/>
+                <w:sz w:val="16"/>
+                <w:szCs w:val="16"/>
+              </w:rPr>
+              <w:t>1</w:t>
+            </w:r>
+          </w:p>
+        </w:tc>
+        <w:tc>
+          <w:tcPr>
+            <w:tcW w:w="779" w:type="dxa"/>
+            <w:vAlign w:val="center"/>
+            <w:hideMark/>
+          </w:tcPr>
+          <w:p>
+            <w:pPr>
+              <w:rPr>
+                <w:rFonts w:ascii="Sylfaen" w:hAnsi="Sylfaen"/>
+                <w:sz w:val="16"/>
+                <w:szCs w:val="16"/>
+              </w:rPr>
+            </w:pPr>
+            <w:r>
+              <w:rPr>
+                <w:rFonts w:ascii="Sylfaen" w:hAnsi="Sylfaen"/>
+                <w:sz w:val="16"/>
+                <w:szCs w:val="16"/>
+              </w:rPr>
+              <w:t>GEL 0.90</w:t>
+            </w:r>
+          </w:p>
+        </w:tc>
+        <w:tc>
+          <w:tcPr>
+            <w:tcW w:w="838" w:type="dxa"/>
+            <w:vAlign w:val="center"/>
+            <w:hideMark/>
+          </w:tcPr>
+          <w:p>
+            <w:pPr>
+              <w:rPr>
+                <w:rFonts w:ascii="Sylfaen" w:hAnsi="Sylfaen"/>
+                <w:sz w:val="16"/>
+                <w:szCs w:val="16"/>
+              </w:rPr>
+            </w:pPr>
+            <w:r>
+              <w:rPr>
+                <w:rFonts w:ascii="Sylfaen" w:hAnsi="Sylfaen"/>
+                <w:sz w:val="16"/>
+                <w:szCs w:val="16"/>
+              </w:rPr>
+              <w:t>GEL 0.90</w:t>
+            </w:r>
+          </w:p>
+        </w:tc>
+        <w:tc>
+          <w:tcPr>
+            <w:tcW w:w="1810" w:type="dxa"/>
+          </w:tcPr>
+          <w:p>
+            <w:pPr>
+              <w:jc w:val="center"/>
+              <w:rPr>
+                <w:rFonts w:ascii="Sylfaen" w:hAnsi="Sylfaen"/>
+                <w:sz w:val="16"/>
+                <w:szCs w:val="16"/>
+              </w:rPr>
+            </w:pPr>
+            <w:hyperlink r:id="rId34" w:history="1">
+              <w:r>
+                <w:rPr>
+                  <w:rStyle w:val="Hyperlink"/>
+                  <w:rFonts w:ascii="Sylfaen" w:hAnsi="Sylfaen"/>
+                  <w:sz w:val="16"/>
+                  <w:szCs w:val="16"/>
+                </w:rPr>
+                <w:t>D.A.C</w:t>
+              </w:r>
+            </w:hyperlink>
+            <w:r>
+              <w:rPr>
+                <w:rFonts w:ascii="Sylfaen" w:hAnsi="Sylfaen"/>
+                <w:sz w:val="16"/>
+                <w:szCs w:val="16"/>
+              </w:rPr>
+              <w:br/>
+            </w:r>
+          </w:p>
+        </w:tc>
+        <w:tc>
+          <w:tcPr>
+            <w:tcW w:w="2128" w:type="dxa"/>
+          </w:tcPr>
+          <w:p>
+            <w:pPr>
+              <w:rPr>
+                <w:rFonts w:ascii="Sylfaen" w:hAnsi="Sylfaen"/>
+                <w:sz w:val="16"/>
+                <w:szCs w:val="16"/>
+              </w:rPr>
+            </w:pPr>
+          </w:p>
+        </w:tc>
+      </w:tr>
+      <w:tr>
+        <w:trPr>
+          <w:trHeight w:val="358"/>
+          <w:tblCellSpacing w:w="15" w:type="dxa"/>
+        </w:trPr>
+        <w:tc>
+          <w:tcPr>
+            <w:tcW w:w="1730" w:type="dxa"/>
+            <w:vAlign w:val="center"/>
+            <w:hideMark/>
+          </w:tcPr>
+          <w:p>
+            <w:pPr>
+              <w:rPr>
+                <w:rFonts w:ascii="Sylfaen" w:hAnsi="Sylfaen"/>
+                <w:sz w:val="16"/>
+                <w:szCs w:val="16"/>
               </w:rPr>
             </w:pPr>
           </w:p>
         </w:tc>
         <w:tc>
           <w:tcPr>
-            <w:tcW w:w="1476" w:type="dxa"/>
+            <w:tcW w:w="1845" w:type="dxa"/>
+            <w:vAlign w:val="center"/>
+            <w:hideMark/>
           </w:tcPr>
           <w:p>
             <w:pPr>
               <w:rPr>
                 <w:rFonts w:ascii="Sylfaen" w:hAnsi="Sylfaen"/>
+                <w:sz w:val="16"/>
+                <w:szCs w:val="16"/>
+              </w:rPr>
+            </w:pPr>
+            <w:r>
+              <w:rPr>
+                <w:rFonts w:ascii="Sylfaen" w:hAnsi="Sylfaen"/>
+                <w:sz w:val="16"/>
+                <w:szCs w:val="16"/>
+              </w:rPr>
+              <w:t>10 µF Electrolytic Capacitor</w:t>
+            </w:r>
+          </w:p>
+        </w:tc>
+        <w:tc>
+          <w:tcPr>
+            <w:tcW w:w="829" w:type="dxa"/>
+            <w:vAlign w:val="center"/>
+            <w:hideMark/>
+          </w:tcPr>
+          <w:p>
+            <w:pPr>
+              <w:rPr>
+                <w:rFonts w:ascii="Sylfaen" w:hAnsi="Sylfaen"/>
+                <w:sz w:val="16"/>
+                <w:szCs w:val="16"/>
+              </w:rPr>
+            </w:pPr>
+            <w:r>
+              <w:rPr>
+                <w:rFonts w:ascii="Sylfaen" w:hAnsi="Sylfaen"/>
+                <w:sz w:val="16"/>
+                <w:szCs w:val="16"/>
+              </w:rPr>
+              <w:t>2</w:t>
+            </w:r>
+          </w:p>
+        </w:tc>
+        <w:tc>
+          <w:tcPr>
+            <w:tcW w:w="779" w:type="dxa"/>
+            <w:vAlign w:val="center"/>
+            <w:hideMark/>
+          </w:tcPr>
+          <w:p>
+            <w:pPr>
+              <w:rPr>
+                <w:rFonts w:ascii="Sylfaen" w:hAnsi="Sylfaen"/>
+                <w:sz w:val="16"/>
+                <w:szCs w:val="16"/>
+              </w:rPr>
+            </w:pPr>
+            <w:r>
+              <w:rPr>
+                <w:rFonts w:ascii="Sylfaen" w:hAnsi="Sylfaen"/>
+                <w:sz w:val="16"/>
+                <w:szCs w:val="16"/>
+              </w:rPr>
+              <w:t>GEL 1.80</w:t>
+            </w:r>
+          </w:p>
+        </w:tc>
+        <w:tc>
+          <w:tcPr>
+            <w:tcW w:w="838" w:type="dxa"/>
+            <w:vAlign w:val="center"/>
+            <w:hideMark/>
+          </w:tcPr>
+          <w:p>
+            <w:pPr>
+              <w:rPr>
+                <w:rFonts w:ascii="Sylfaen" w:hAnsi="Sylfaen"/>
+                <w:sz w:val="16"/>
+                <w:szCs w:val="16"/>
+              </w:rPr>
+            </w:pPr>
+            <w:r>
+              <w:rPr>
+                <w:rFonts w:ascii="Sylfaen" w:hAnsi="Sylfaen"/>
+                <w:sz w:val="16"/>
+                <w:szCs w:val="16"/>
+              </w:rPr>
+              <w:t>GEL 1.80</w:t>
+            </w:r>
+          </w:p>
+        </w:tc>
+        <w:tc>
+          <w:tcPr>
+            <w:tcW w:w="1810" w:type="dxa"/>
+          </w:tcPr>
+          <w:p>
+            <w:pPr>
+              <w:jc w:val="center"/>
+              <w:rPr>
+                <w:rFonts w:ascii="Sylfaen" w:hAnsi="Sylfaen"/>
+                <w:sz w:val="16"/>
+                <w:szCs w:val="16"/>
+              </w:rPr>
+            </w:pPr>
+            <w:hyperlink r:id="rId35" w:history="1">
+              <w:r>
+                <w:rPr>
+                  <w:rStyle w:val="Hyperlink"/>
+                  <w:rFonts w:ascii="Sylfaen" w:hAnsi="Sylfaen"/>
+                  <w:sz w:val="16"/>
+                  <w:szCs w:val="16"/>
+                </w:rPr>
+                <w:t>D.A.C</w:t>
+              </w:r>
+            </w:hyperlink>
+          </w:p>
+        </w:tc>
+        <w:tc>
+          <w:tcPr>
+            <w:tcW w:w="2128" w:type="dxa"/>
+          </w:tcPr>
+          <w:p>
+            <w:pPr>
+              <w:rPr>
+                <w:rFonts w:ascii="Sylfaen" w:hAnsi="Sylfaen"/>
+                <w:sz w:val="16"/>
+                <w:szCs w:val="16"/>
+              </w:rPr>
+            </w:pPr>
+          </w:p>
+        </w:tc>
+      </w:tr>
+      <w:tr>
+        <w:trPr>
+          <w:trHeight w:val="358"/>
+          <w:tblCellSpacing w:w="15" w:type="dxa"/>
+        </w:trPr>
+        <w:tc>
+          <w:tcPr>
+            <w:tcW w:w="1730" w:type="dxa"/>
+            <w:vAlign w:val="center"/>
+            <w:hideMark/>
+          </w:tcPr>
+          <w:p>
+            <w:pPr>
+              <w:rPr>
+                <w:rFonts w:ascii="Sylfaen" w:hAnsi="Sylfaen"/>
+                <w:sz w:val="16"/>
+                <w:szCs w:val="16"/>
               </w:rPr>
             </w:pPr>
           </w:p>
         </w:tc>
         <w:tc>
           <w:tcPr>
-            <w:tcW w:w="1476" w:type="dxa"/>
+            <w:tcW w:w="1845" w:type="dxa"/>
+            <w:vAlign w:val="center"/>
+            <w:hideMark/>
           </w:tcPr>
           <w:p>
             <w:pPr>
               <w:rPr>
                 <w:rFonts w:ascii="Sylfaen" w:hAnsi="Sylfaen"/>
+                <w:sz w:val="16"/>
+                <w:szCs w:val="16"/>
+              </w:rPr>
+            </w:pPr>
+            <w:r>
+              <w:rPr>
+                <w:rFonts w:ascii="Sylfaen" w:hAnsi="Sylfaen"/>
+                <w:sz w:val="16"/>
+                <w:szCs w:val="16"/>
+              </w:rPr>
+              <w:t>0.1 µF Ceramic Capacitor</w:t>
+            </w:r>
+          </w:p>
+        </w:tc>
+        <w:tc>
+          <w:tcPr>
+            <w:tcW w:w="829" w:type="dxa"/>
+            <w:vAlign w:val="center"/>
+            <w:hideMark/>
+          </w:tcPr>
+          <w:p>
+            <w:pPr>
+              <w:rPr>
+                <w:rFonts w:ascii="Sylfaen" w:hAnsi="Sylfaen"/>
+                <w:sz w:val="16"/>
+                <w:szCs w:val="16"/>
+              </w:rPr>
+            </w:pPr>
+            <w:r>
+              <w:rPr>
+                <w:rFonts w:ascii="Sylfaen" w:hAnsi="Sylfaen"/>
+                <w:sz w:val="16"/>
+                <w:szCs w:val="16"/>
+              </w:rPr>
+              <w:t>8</w:t>
+            </w:r>
+          </w:p>
+        </w:tc>
+        <w:tc>
+          <w:tcPr>
+            <w:tcW w:w="779" w:type="dxa"/>
+            <w:vAlign w:val="center"/>
+            <w:hideMark/>
+          </w:tcPr>
+          <w:p>
+            <w:pPr>
+              <w:rPr>
+                <w:rFonts w:ascii="Sylfaen" w:hAnsi="Sylfaen"/>
+                <w:sz w:val="16"/>
+                <w:szCs w:val="16"/>
+              </w:rPr>
+            </w:pPr>
+            <w:r>
+              <w:rPr>
+                <w:rFonts w:ascii="Sylfaen" w:hAnsi="Sylfaen"/>
+                <w:sz w:val="16"/>
+                <w:szCs w:val="16"/>
+              </w:rPr>
+              <w:t>USD 2.56</w:t>
+            </w:r>
+          </w:p>
+        </w:tc>
+        <w:tc>
+          <w:tcPr>
+            <w:tcW w:w="838" w:type="dxa"/>
+            <w:vAlign w:val="center"/>
+            <w:hideMark/>
+          </w:tcPr>
+          <w:p>
+            <w:pPr>
+              <w:rPr>
+                <w:rFonts w:ascii="Sylfaen" w:hAnsi="Sylfaen"/>
+                <w:sz w:val="16"/>
+                <w:szCs w:val="16"/>
+              </w:rPr>
+            </w:pPr>
+            <w:r>
+              <w:rPr>
+                <w:rFonts w:ascii="Sylfaen" w:hAnsi="Sylfaen"/>
+                <w:sz w:val="16"/>
+                <w:szCs w:val="16"/>
+              </w:rPr>
+              <w:t>USD 2.56</w:t>
+            </w:r>
+          </w:p>
+        </w:tc>
+        <w:tc>
+          <w:tcPr>
+            <w:tcW w:w="1810" w:type="dxa"/>
+          </w:tcPr>
+          <w:p>
+            <w:pPr>
+              <w:jc w:val="center"/>
+              <w:rPr>
+                <w:rFonts w:ascii="Sylfaen" w:hAnsi="Sylfaen"/>
+                <w:sz w:val="16"/>
+                <w:szCs w:val="16"/>
+              </w:rPr>
+            </w:pPr>
+            <w:hyperlink r:id="rId36" w:history="1">
+              <w:proofErr w:type="spellStart"/>
+              <w:r>
+                <w:rPr>
+                  <w:rStyle w:val="Hyperlink"/>
+                  <w:rFonts w:ascii="Sylfaen" w:hAnsi="Sylfaen"/>
+                  <w:sz w:val="16"/>
+                  <w:szCs w:val="16"/>
+                </w:rPr>
+                <w:t>Sparkfun</w:t>
+              </w:r>
+              <w:proofErr w:type="spellEnd"/>
+            </w:hyperlink>
+          </w:p>
+        </w:tc>
+        <w:tc>
+          <w:tcPr>
+            <w:tcW w:w="2128" w:type="dxa"/>
+          </w:tcPr>
+          <w:p>
+            <w:pPr>
+              <w:rPr>
+                <w:rFonts w:ascii="Sylfaen" w:hAnsi="Sylfaen"/>
+                <w:sz w:val="16"/>
+                <w:szCs w:val="16"/>
+              </w:rPr>
+            </w:pPr>
+          </w:p>
+        </w:tc>
+      </w:tr>
+      <w:tr>
+        <w:trPr>
+          <w:trHeight w:val="358"/>
+          <w:tblCellSpacing w:w="15" w:type="dxa"/>
+        </w:trPr>
+        <w:tc>
+          <w:tcPr>
+            <w:tcW w:w="1730" w:type="dxa"/>
+            <w:vAlign w:val="center"/>
+            <w:hideMark/>
+          </w:tcPr>
+          <w:p>
+            <w:pPr>
+              <w:rPr>
+                <w:rFonts w:ascii="Sylfaen" w:hAnsi="Sylfaen"/>
+                <w:sz w:val="16"/>
+                <w:szCs w:val="16"/>
+              </w:rPr>
+            </w:pPr>
+            <w:r>
+              <w:rPr>
+                <w:rFonts w:ascii="Sylfaen" w:hAnsi="Sylfaen"/>
+                <w:sz w:val="16"/>
+                <w:szCs w:val="16"/>
+              </w:rPr>
+              <w:t>—</w:t>
+            </w:r>
+          </w:p>
+        </w:tc>
+        <w:tc>
+          <w:tcPr>
+            <w:tcW w:w="1845" w:type="dxa"/>
+            <w:vAlign w:val="center"/>
+            <w:hideMark/>
+          </w:tcPr>
+          <w:p>
+            <w:pPr>
+              <w:rPr>
+                <w:rFonts w:ascii="Sylfaen" w:hAnsi="Sylfaen"/>
+                <w:sz w:val="16"/>
+                <w:szCs w:val="16"/>
+              </w:rPr>
+            </w:pPr>
+            <w:r>
+              <w:rPr>
+                <w:rFonts w:ascii="Sylfaen" w:hAnsi="Sylfaen"/>
+                <w:sz w:val="16"/>
+                <w:szCs w:val="16"/>
+              </w:rPr>
+              <w:t>Total Estimated Cost</w:t>
+            </w:r>
+          </w:p>
+        </w:tc>
+        <w:tc>
+          <w:tcPr>
+            <w:tcW w:w="829" w:type="dxa"/>
+            <w:vAlign w:val="center"/>
+            <w:hideMark/>
+          </w:tcPr>
+          <w:p>
+            <w:pPr>
+              <w:rPr>
+                <w:rFonts w:ascii="Sylfaen" w:hAnsi="Sylfaen"/>
+                <w:sz w:val="16"/>
+                <w:szCs w:val="16"/>
+              </w:rPr>
+            </w:pPr>
+            <w:r>
+              <w:rPr>
+                <w:rFonts w:ascii="Sylfaen" w:hAnsi="Sylfaen"/>
+                <w:sz w:val="16"/>
+                <w:szCs w:val="16"/>
+              </w:rPr>
+              <w:t>—</w:t>
+            </w:r>
+          </w:p>
+        </w:tc>
+        <w:tc>
+          <w:tcPr>
+            <w:tcW w:w="779" w:type="dxa"/>
+            <w:vAlign w:val="center"/>
+            <w:hideMark/>
+          </w:tcPr>
+          <w:p>
+            <w:pPr>
+              <w:rPr>
+                <w:rFonts w:ascii="Sylfaen" w:hAnsi="Sylfaen"/>
+                <w:sz w:val="16"/>
+                <w:szCs w:val="16"/>
+              </w:rPr>
+            </w:pPr>
+            <w:r>
+              <w:rPr>
+                <w:rFonts w:ascii="Sylfaen" w:hAnsi="Sylfaen"/>
+                <w:sz w:val="16"/>
+                <w:szCs w:val="16"/>
+              </w:rPr>
+              <w:t>—</w:t>
+            </w:r>
+          </w:p>
+        </w:tc>
+        <w:tc>
+          <w:tcPr>
+            <w:tcW w:w="838" w:type="dxa"/>
+            <w:vAlign w:val="center"/>
+            <w:hideMark/>
+          </w:tcPr>
+          <w:p>
+            <w:pPr>
+              <w:rPr>
+                <w:rFonts w:ascii="Sylfaen" w:hAnsi="Sylfaen"/>
+                <w:sz w:val="16"/>
+                <w:szCs w:val="16"/>
+              </w:rPr>
+            </w:pPr>
+            <w:r>
+              <w:rPr>
+                <w:rFonts w:ascii="Sylfaen" w:hAnsi="Sylfaen"/>
+                <w:sz w:val="16"/>
+                <w:szCs w:val="16"/>
+              </w:rPr>
+              <w:t>GEL 332.86</w:t>
+            </w:r>
+          </w:p>
+        </w:tc>
+        <w:tc>
+          <w:tcPr>
+            <w:tcW w:w="1810" w:type="dxa"/>
+          </w:tcPr>
+          <w:p>
+            <w:pPr>
+              <w:rPr>
+                <w:rFonts w:ascii="Sylfaen" w:hAnsi="Sylfaen"/>
+                <w:sz w:val="16"/>
+                <w:szCs w:val="16"/>
               </w:rPr>
             </w:pPr>
           </w:p>
         </w:tc>
         <w:tc>
           <w:tcPr>
-            <w:tcW w:w="1476" w:type="dxa"/>
+            <w:tcW w:w="2128" w:type="dxa"/>
           </w:tcPr>
           <w:p>
             <w:pPr>
               <w:rPr>
                 <w:rFonts w:ascii="Sylfaen" w:hAnsi="Sylfaen"/>
-              </w:rPr>
-            </w:pPr>
-            <w:r>
-              <w:rPr>
-                <w:rFonts w:ascii="Sylfaen" w:hAnsi="Sylfaen"/>
-              </w:rPr>
-              <w:t>7</w:t>
-            </w:r>
-          </w:p>
-        </w:tc>
-        <w:tc>
-          <w:tcPr>
-            <w:tcW w:w="1476" w:type="dxa"/>
-          </w:tcPr>
-          <w:p>
-            <w:pPr>
-              <w:rPr>
-                <w:rFonts w:ascii="Sylfaen" w:hAnsi="Sylfaen"/>
-              </w:rPr>
-            </w:pPr>
-          </w:p>
-        </w:tc>
-      </w:tr>
-      <w:tr>
-        <w:tc>
-          <w:tcPr>
-            <w:tcW w:w="1476" w:type="dxa"/>
-          </w:tcPr>
-          <w:p>
-            <w:pPr>
-              <w:rPr>
-                <w:rFonts w:ascii="Sylfaen" w:hAnsi="Sylfaen"/>
-              </w:rPr>
-            </w:pPr>
-            <w:r>
-              <w:rPr>
-                <w:rFonts w:ascii="Sylfaen" w:hAnsi="Sylfaen"/>
-              </w:rPr>
-              <w:t>Non-wettable protective fabric</w:t>
-            </w:r>
-          </w:p>
-        </w:tc>
-        <w:tc>
-          <w:tcPr>
-            <w:tcW w:w="1476" w:type="dxa"/>
-          </w:tcPr>
-          <w:p>
-            <w:pPr>
-              <w:rPr>
-                <w:rFonts w:ascii="Sylfaen" w:hAnsi="Sylfaen"/>
-              </w:rPr>
-            </w:pPr>
-          </w:p>
-        </w:tc>
-        <w:tc>
-          <w:tcPr>
-            <w:tcW w:w="1476" w:type="dxa"/>
-          </w:tcPr>
-          <w:p>
-            <w:pPr>
-              <w:rPr>
-                <w:rFonts w:ascii="Sylfaen" w:hAnsi="Sylfaen"/>
-              </w:rPr>
-            </w:pPr>
-          </w:p>
-        </w:tc>
-        <w:tc>
-          <w:tcPr>
-            <w:tcW w:w="1476" w:type="dxa"/>
-          </w:tcPr>
-          <w:p>
-            <w:pPr>
-              <w:rPr>
-                <w:rFonts w:ascii="Sylfaen" w:hAnsi="Sylfaen"/>
-              </w:rPr>
-            </w:pPr>
-          </w:p>
-        </w:tc>
-        <w:tc>
-          <w:tcPr>
-            <w:tcW w:w="1476" w:type="dxa"/>
-          </w:tcPr>
-          <w:p>
-            <w:pPr>
-              <w:rPr>
-                <w:rFonts w:ascii="Sylfaen" w:hAnsi="Sylfaen"/>
-              </w:rPr>
-            </w:pPr>
-            <w:r>
-              <w:rPr>
-                <w:rFonts w:ascii="Sylfaen" w:hAnsi="Sylfaen"/>
-              </w:rPr>
-              <w:t>8</w:t>
-            </w:r>
-          </w:p>
-        </w:tc>
-        <w:tc>
-          <w:tcPr>
-            <w:tcW w:w="1476" w:type="dxa"/>
-          </w:tcPr>
-          <w:p>
-            <w:pPr>
-              <w:rPr>
-                <w:rFonts w:ascii="Sylfaen" w:hAnsi="Sylfaen"/>
-              </w:rPr>
-            </w:pPr>
-          </w:p>
-        </w:tc>
-      </w:tr>
-      <w:tr>
-        <w:tc>
-          <w:tcPr>
-            <w:tcW w:w="1476" w:type="dxa"/>
-          </w:tcPr>
-          <w:p>
-            <w:pPr>
-              <w:rPr>
-                <w:rFonts w:ascii="Sylfaen" w:hAnsi="Sylfaen"/>
-              </w:rPr>
-            </w:pPr>
-            <w:r>
-              <w:rPr>
-                <w:rFonts w:ascii="Sylfaen" w:hAnsi="Sylfaen"/>
-              </w:rPr>
-              <w:t>Flex tape / reinforcement for sensor placement</w:t>
-            </w:r>
-          </w:p>
-        </w:tc>
-        <w:tc>
-          <w:tcPr>
-            <w:tcW w:w="1476" w:type="dxa"/>
-          </w:tcPr>
-          <w:p>
-            <w:pPr>
-              <w:rPr>
-                <w:rFonts w:ascii="Sylfaen" w:hAnsi="Sylfaen"/>
-              </w:rPr>
-            </w:pPr>
-          </w:p>
-        </w:tc>
-        <w:tc>
-          <w:tcPr>
-            <w:tcW w:w="1476" w:type="dxa"/>
-          </w:tcPr>
-          <w:p>
-            <w:pPr>
-              <w:rPr>
-                <w:rFonts w:ascii="Sylfaen" w:hAnsi="Sylfaen"/>
-              </w:rPr>
-            </w:pPr>
-          </w:p>
-        </w:tc>
-        <w:tc>
-          <w:tcPr>
-            <w:tcW w:w="1476" w:type="dxa"/>
-          </w:tcPr>
-          <w:p>
-            <w:pPr>
-              <w:rPr>
-                <w:rFonts w:ascii="Sylfaen" w:hAnsi="Sylfaen"/>
-              </w:rPr>
-            </w:pPr>
-          </w:p>
-        </w:tc>
-        <w:tc>
-          <w:tcPr>
-            <w:tcW w:w="1476" w:type="dxa"/>
-          </w:tcPr>
-          <w:p>
-            <w:pPr>
-              <w:rPr>
-                <w:rFonts w:ascii="Sylfaen" w:hAnsi="Sylfaen"/>
-              </w:rPr>
-            </w:pPr>
-            <w:r>
-              <w:rPr>
-                <w:rFonts w:ascii="Sylfaen" w:hAnsi="Sylfaen"/>
-              </w:rPr>
-              <w:t>9</w:t>
-            </w:r>
-          </w:p>
-        </w:tc>
-        <w:tc>
-          <w:tcPr>
-            <w:tcW w:w="1476" w:type="dxa"/>
-          </w:tcPr>
-          <w:p>
-            <w:pPr>
-              <w:rPr>
-                <w:rFonts w:ascii="Sylfaen" w:hAnsi="Sylfaen"/>
-              </w:rPr>
-            </w:pPr>
-          </w:p>
-        </w:tc>
-      </w:tr>
-      <w:tr>
-        <w:tc>
-          <w:tcPr>
-            <w:tcW w:w="1476" w:type="dxa"/>
-          </w:tcPr>
-          <w:p>
-            <w:pPr>
-              <w:rPr>
-                <w:rFonts w:ascii="Sylfaen" w:hAnsi="Sylfaen"/>
-              </w:rPr>
-            </w:pPr>
-            <w:r>
-              <w:rPr>
-                <w:rFonts w:ascii="Sylfaen" w:hAnsi="Sylfaen"/>
-              </w:rPr>
-              <w:t>Velcro straps or small clamps for chair fixation</w:t>
-            </w:r>
-          </w:p>
-        </w:tc>
-        <w:tc>
-          <w:tcPr>
-            <w:tcW w:w="1476" w:type="dxa"/>
-          </w:tcPr>
-          <w:p>
-            <w:pPr>
-              <w:rPr>
-                <w:rFonts w:ascii="Sylfaen" w:hAnsi="Sylfaen"/>
-              </w:rPr>
-            </w:pPr>
-          </w:p>
-        </w:tc>
-        <w:tc>
-          <w:tcPr>
-            <w:tcW w:w="1476" w:type="dxa"/>
-          </w:tcPr>
-          <w:p>
-            <w:pPr>
-              <w:rPr>
-                <w:rFonts w:ascii="Sylfaen" w:hAnsi="Sylfaen"/>
-              </w:rPr>
-            </w:pPr>
-          </w:p>
-        </w:tc>
-        <w:tc>
-          <w:tcPr>
-            <w:tcW w:w="1476" w:type="dxa"/>
-          </w:tcPr>
-          <w:p>
-            <w:pPr>
-              <w:rPr>
-                <w:rFonts w:ascii="Sylfaen" w:hAnsi="Sylfaen"/>
-              </w:rPr>
-            </w:pPr>
-          </w:p>
-        </w:tc>
-        <w:tc>
-          <w:tcPr>
-            <w:tcW w:w="1476" w:type="dxa"/>
-          </w:tcPr>
-          <w:p>
-            <w:pPr>
-              <w:rPr>
-                <w:rFonts w:ascii="Sylfaen" w:hAnsi="Sylfaen"/>
-              </w:rPr>
-            </w:pPr>
-            <w:r>
-              <w:rPr>
-                <w:rFonts w:ascii="Sylfaen" w:hAnsi="Sylfaen"/>
-              </w:rPr>
-              <w:t>0</w:t>
-            </w:r>
-          </w:p>
-        </w:tc>
-        <w:tc>
-          <w:tcPr>
-            <w:tcW w:w="1476" w:type="dxa"/>
-          </w:tcPr>
-          <w:p>
-            <w:pPr>
-              <w:rPr>
-                <w:rFonts w:ascii="Sylfaen" w:hAnsi="Sylfaen"/>
-              </w:rPr>
-            </w:pPr>
-          </w:p>
-        </w:tc>
-      </w:tr>
-      <w:tr>
-        <w:tc>
-          <w:tcPr>
-            <w:tcW w:w="1476" w:type="dxa"/>
-          </w:tcPr>
-          <w:p>
-            <w:pPr>
-              <w:rPr>
-                <w:rFonts w:ascii="Sylfaen" w:hAnsi="Sylfaen"/>
-              </w:rPr>
-            </w:pPr>
-            <w:r>
-              <w:rPr>
-                <w:rFonts w:ascii="Sylfaen" w:hAnsi="Sylfaen"/>
-              </w:rPr>
-              <w:t>Adhesive, fasteners, or small screws for mounting electronics</w:t>
-            </w:r>
-          </w:p>
-        </w:tc>
-        <w:tc>
-          <w:tcPr>
-            <w:tcW w:w="1476" w:type="dxa"/>
-          </w:tcPr>
-          <w:p>
-            <w:pPr>
-              <w:rPr>
-                <w:rFonts w:ascii="Sylfaen" w:hAnsi="Sylfaen"/>
-              </w:rPr>
-            </w:pPr>
-          </w:p>
-        </w:tc>
-        <w:tc>
-          <w:tcPr>
-            <w:tcW w:w="1476" w:type="dxa"/>
-          </w:tcPr>
-          <w:p>
-            <w:pPr>
-              <w:rPr>
-                <w:rFonts w:ascii="Sylfaen" w:hAnsi="Sylfaen"/>
-              </w:rPr>
-            </w:pPr>
-          </w:p>
-        </w:tc>
-        <w:tc>
-          <w:tcPr>
-            <w:tcW w:w="1476" w:type="dxa"/>
-          </w:tcPr>
-          <w:p>
-            <w:pPr>
-              <w:rPr>
-                <w:rFonts w:ascii="Sylfaen" w:hAnsi="Sylfaen"/>
-              </w:rPr>
-            </w:pPr>
-          </w:p>
-        </w:tc>
-        <w:tc>
-          <w:tcPr>
-            <w:tcW w:w="1476" w:type="dxa"/>
-          </w:tcPr>
-          <w:p>
-            <w:pPr>
-              <w:rPr>
-                <w:rFonts w:ascii="Sylfaen" w:hAnsi="Sylfaen"/>
-              </w:rPr>
-            </w:pPr>
-            <w:r>
-              <w:rPr>
-                <w:rFonts w:ascii="Sylfaen" w:hAnsi="Sylfaen"/>
-              </w:rPr>
-              <w:t>11</w:t>
-            </w:r>
-          </w:p>
-        </w:tc>
-        <w:tc>
-          <w:tcPr>
-            <w:tcW w:w="1476" w:type="dxa"/>
-          </w:tcPr>
-          <w:p>
-            <w:pPr>
-              <w:rPr>
-                <w:rFonts w:ascii="Sylfaen" w:hAnsi="Sylfaen"/>
-              </w:rPr>
-            </w:pPr>
-          </w:p>
-        </w:tc>
-      </w:tr>
-      <w:tr>
-        <w:tc>
-          <w:tcPr>
-            <w:tcW w:w="1476" w:type="dxa"/>
-          </w:tcPr>
-          <w:p>
-            <w:pPr>
-              <w:rPr>
-                <w:rFonts w:ascii="Sylfaen" w:hAnsi="Sylfaen"/>
-              </w:rPr>
-            </w:pPr>
-            <w:r>
-              <w:rPr>
-                <w:rFonts w:ascii="Sylfaen" w:hAnsi="Sylfaen"/>
-              </w:rPr>
-              <w:t>Resistors, jumper wires, and passive components</w:t>
-            </w:r>
-          </w:p>
-        </w:tc>
-        <w:tc>
-          <w:tcPr>
-            <w:tcW w:w="1476" w:type="dxa"/>
-          </w:tcPr>
-          <w:p>
-            <w:pPr>
-              <w:rPr>
-                <w:rFonts w:ascii="Sylfaen" w:hAnsi="Sylfaen"/>
-              </w:rPr>
-            </w:pPr>
-          </w:p>
-        </w:tc>
-        <w:tc>
-          <w:tcPr>
-            <w:tcW w:w="1476" w:type="dxa"/>
-          </w:tcPr>
-          <w:p>
-            <w:pPr>
-              <w:rPr>
-                <w:rFonts w:ascii="Sylfaen" w:hAnsi="Sylfaen"/>
-              </w:rPr>
-            </w:pPr>
-          </w:p>
-        </w:tc>
-        <w:tc>
-          <w:tcPr>
-            <w:tcW w:w="1476" w:type="dxa"/>
-          </w:tcPr>
-          <w:p>
-            <w:pPr>
-              <w:rPr>
-                <w:rFonts w:ascii="Sylfaen" w:hAnsi="Sylfaen"/>
-              </w:rPr>
-            </w:pPr>
-          </w:p>
-        </w:tc>
-        <w:tc>
-          <w:tcPr>
-            <w:tcW w:w="1476" w:type="dxa"/>
-          </w:tcPr>
-          <w:p>
-            <w:pPr>
-              <w:rPr>
-                <w:rFonts w:ascii="Sylfaen" w:hAnsi="Sylfaen"/>
-              </w:rPr>
-            </w:pPr>
-            <w:r>
-              <w:rPr>
-                <w:rFonts w:ascii="Sylfaen" w:hAnsi="Sylfaen"/>
-              </w:rPr>
-              <w:t>12</w:t>
-            </w:r>
-          </w:p>
-        </w:tc>
-        <w:tc>
-          <w:tcPr>
-            <w:tcW w:w="1476" w:type="dxa"/>
-          </w:tcPr>
-          <w:p>
-            <w:pPr>
-              <w:rPr>
-                <w:rFonts w:ascii="Sylfaen" w:hAnsi="Sylfaen"/>
-              </w:rPr>
-            </w:pPr>
-          </w:p>
-        </w:tc>
-      </w:tr>
-      <w:tr>
-        <w:tc>
-          <w:tcPr>
-            <w:tcW w:w="1476" w:type="dxa"/>
-          </w:tcPr>
-          <w:p>
-            <w:pPr>
-              <w:rPr>
-                <w:rFonts w:ascii="Sylfaen" w:hAnsi="Sylfaen"/>
-              </w:rPr>
-            </w:pPr>
-            <w:r>
-              <w:rPr>
-                <w:rFonts w:ascii="Sylfaen" w:hAnsi="Sylfaen"/>
-              </w:rPr>
-              <w:t>Wires and JST connectors</w:t>
-            </w:r>
-          </w:p>
-        </w:tc>
-        <w:tc>
-          <w:tcPr>
-            <w:tcW w:w="1476" w:type="dxa"/>
-          </w:tcPr>
-          <w:p>
-            <w:pPr>
-              <w:rPr>
-                <w:rFonts w:ascii="Sylfaen" w:hAnsi="Sylfaen"/>
-              </w:rPr>
-            </w:pPr>
-          </w:p>
-        </w:tc>
-        <w:tc>
-          <w:tcPr>
-            <w:tcW w:w="1476" w:type="dxa"/>
-          </w:tcPr>
-          <w:p>
-            <w:pPr>
-              <w:rPr>
-                <w:rFonts w:ascii="Sylfaen" w:hAnsi="Sylfaen"/>
-              </w:rPr>
-            </w:pPr>
-          </w:p>
-        </w:tc>
-        <w:tc>
-          <w:tcPr>
-            <w:tcW w:w="1476" w:type="dxa"/>
-          </w:tcPr>
-          <w:p>
-            <w:pPr>
-              <w:rPr>
-                <w:rFonts w:ascii="Sylfaen" w:hAnsi="Sylfaen"/>
-              </w:rPr>
-            </w:pPr>
-          </w:p>
-        </w:tc>
-        <w:tc>
-          <w:tcPr>
-            <w:tcW w:w="1476" w:type="dxa"/>
-          </w:tcPr>
-          <w:p>
-            <w:pPr>
-              <w:rPr>
-                <w:rFonts w:ascii="Sylfaen" w:hAnsi="Sylfaen"/>
-              </w:rPr>
-            </w:pPr>
-            <w:r>
-              <w:rPr>
-                <w:rFonts w:ascii="Sylfaen" w:hAnsi="Sylfaen"/>
-              </w:rPr>
-              <w:t>13</w:t>
-            </w:r>
-          </w:p>
-        </w:tc>
-        <w:tc>
-          <w:tcPr>
-            <w:tcW w:w="1476" w:type="dxa"/>
-          </w:tcPr>
-          <w:p>
-            <w:pPr>
-              <w:rPr>
-                <w:rFonts w:ascii="Sylfaen" w:hAnsi="Sylfaen"/>
-              </w:rPr>
-            </w:pPr>
-          </w:p>
-        </w:tc>
-      </w:tr>
-      <w:tr>
-        <w:tc>
-          <w:tcPr>
-            <w:tcW w:w="1476" w:type="dxa"/>
-          </w:tcPr>
-          <w:p>
-            <w:pPr>
-              <w:rPr>
-                <w:rFonts w:ascii="Sylfaen" w:hAnsi="Sylfaen"/>
-              </w:rPr>
-            </w:pPr>
-            <w:r>
-              <w:rPr>
-                <w:rFonts w:ascii="Sylfaen" w:hAnsi="Sylfaen"/>
-              </w:rPr>
-              <w:t>Force Sensitive Resistors</w:t>
-            </w:r>
-          </w:p>
-        </w:tc>
-        <w:tc>
-          <w:tcPr>
-            <w:tcW w:w="1476" w:type="dxa"/>
-          </w:tcPr>
-          <w:p>
-            <w:pPr>
-              <w:rPr>
-                <w:rFonts w:ascii="Sylfaen" w:hAnsi="Sylfaen"/>
-              </w:rPr>
-            </w:pPr>
-          </w:p>
-        </w:tc>
-        <w:tc>
-          <w:tcPr>
-            <w:tcW w:w="1476" w:type="dxa"/>
-          </w:tcPr>
-          <w:p>
-            <w:pPr>
-              <w:rPr>
-                <w:rFonts w:ascii="Sylfaen" w:hAnsi="Sylfaen"/>
-              </w:rPr>
-            </w:pPr>
-          </w:p>
-        </w:tc>
-        <w:tc>
-          <w:tcPr>
-            <w:tcW w:w="1476" w:type="dxa"/>
-          </w:tcPr>
-          <w:p>
-            <w:pPr>
-              <w:rPr>
-                <w:rFonts w:ascii="Sylfaen" w:hAnsi="Sylfaen"/>
-              </w:rPr>
-            </w:pPr>
-          </w:p>
-        </w:tc>
-        <w:tc>
-          <w:tcPr>
-            <w:tcW w:w="1476" w:type="dxa"/>
-          </w:tcPr>
-          <w:p>
-            <w:pPr>
-              <w:rPr>
-                <w:rFonts w:ascii="Sylfaen" w:hAnsi="Sylfaen"/>
-              </w:rPr>
-            </w:pPr>
-            <w:r>
-              <w:rPr>
-                <w:rFonts w:ascii="Sylfaen" w:hAnsi="Sylfaen"/>
-              </w:rPr>
-              <w:t>14</w:t>
-            </w:r>
-          </w:p>
-        </w:tc>
-        <w:tc>
-          <w:tcPr>
-            <w:tcW w:w="1476" w:type="dxa"/>
-          </w:tcPr>
-          <w:p>
-            <w:pPr>
-              <w:rPr>
-                <w:rFonts w:ascii="Sylfaen" w:hAnsi="Sylfaen"/>
-              </w:rPr>
-            </w:pPr>
-          </w:p>
-        </w:tc>
-      </w:tr>
-      <w:tr>
-        <w:tc>
-          <w:tcPr>
-            <w:tcW w:w="1476" w:type="dxa"/>
-          </w:tcPr>
-          <w:p>
-            <w:pPr>
-              <w:rPr>
-                <w:rFonts w:ascii="Sylfaen" w:hAnsi="Sylfaen"/>
-              </w:rPr>
-            </w:pPr>
-            <w:r>
-              <w:rPr>
-                <w:rFonts w:ascii="Sylfaen" w:hAnsi="Sylfaen"/>
-              </w:rPr>
-              <w:lastRenderedPageBreak/>
-              <w:t>Flex Sensor 2.2"</w:t>
-            </w:r>
-          </w:p>
-        </w:tc>
-        <w:tc>
-          <w:tcPr>
-            <w:tcW w:w="1476" w:type="dxa"/>
-          </w:tcPr>
-          <w:p>
-            <w:pPr>
-              <w:rPr>
-                <w:rFonts w:ascii="Sylfaen" w:hAnsi="Sylfaen"/>
-              </w:rPr>
-            </w:pPr>
-          </w:p>
-        </w:tc>
-        <w:tc>
-          <w:tcPr>
-            <w:tcW w:w="1476" w:type="dxa"/>
-          </w:tcPr>
-          <w:p>
-            <w:pPr>
-              <w:rPr>
-                <w:rFonts w:ascii="Sylfaen" w:hAnsi="Sylfaen"/>
-              </w:rPr>
-            </w:pPr>
-          </w:p>
-        </w:tc>
-        <w:tc>
-          <w:tcPr>
-            <w:tcW w:w="1476" w:type="dxa"/>
-          </w:tcPr>
-          <w:p>
-            <w:pPr>
-              <w:rPr>
-                <w:rFonts w:ascii="Sylfaen" w:hAnsi="Sylfaen"/>
-              </w:rPr>
-            </w:pPr>
-          </w:p>
-        </w:tc>
-        <w:tc>
-          <w:tcPr>
-            <w:tcW w:w="1476" w:type="dxa"/>
-          </w:tcPr>
-          <w:p>
-            <w:pPr>
-              <w:rPr>
-                <w:rFonts w:ascii="Sylfaen" w:hAnsi="Sylfaen"/>
-              </w:rPr>
-            </w:pPr>
-            <w:r>
-              <w:rPr>
-                <w:rFonts w:ascii="Sylfaen" w:hAnsi="Sylfaen"/>
-              </w:rPr>
-              <w:t>15</w:t>
-            </w:r>
-          </w:p>
-        </w:tc>
-        <w:tc>
-          <w:tcPr>
-            <w:tcW w:w="1476" w:type="dxa"/>
-          </w:tcPr>
-          <w:p>
-            <w:pPr>
-              <w:rPr>
-                <w:rFonts w:ascii="Sylfaen" w:hAnsi="Sylfaen"/>
-              </w:rPr>
-            </w:pPr>
-          </w:p>
-        </w:tc>
-      </w:tr>
-      <w:tr>
-        <w:tc>
-          <w:tcPr>
-            <w:tcW w:w="1476" w:type="dxa"/>
-          </w:tcPr>
-          <w:p>
-            <w:pPr>
-              <w:rPr>
-                <w:rFonts w:ascii="Sylfaen" w:hAnsi="Sylfaen"/>
-              </w:rPr>
-            </w:pPr>
-          </w:p>
-        </w:tc>
-        <w:tc>
-          <w:tcPr>
-            <w:tcW w:w="1476" w:type="dxa"/>
-          </w:tcPr>
-          <w:p>
-            <w:pPr>
-              <w:rPr>
-                <w:rFonts w:ascii="Sylfaen" w:hAnsi="Sylfaen"/>
-              </w:rPr>
-            </w:pPr>
-          </w:p>
-        </w:tc>
-        <w:tc>
-          <w:tcPr>
-            <w:tcW w:w="1476" w:type="dxa"/>
-          </w:tcPr>
-          <w:p>
-            <w:pPr>
-              <w:rPr>
-                <w:rFonts w:ascii="Sylfaen" w:hAnsi="Sylfaen"/>
-              </w:rPr>
-            </w:pPr>
-          </w:p>
-        </w:tc>
-        <w:tc>
-          <w:tcPr>
-            <w:tcW w:w="1476" w:type="dxa"/>
-          </w:tcPr>
-          <w:p>
-            <w:pPr>
-              <w:rPr>
-                <w:rFonts w:ascii="Sylfaen" w:hAnsi="Sylfaen"/>
-              </w:rPr>
-            </w:pPr>
-          </w:p>
-        </w:tc>
-        <w:tc>
-          <w:tcPr>
-            <w:tcW w:w="1476" w:type="dxa"/>
-          </w:tcPr>
-          <w:p>
-            <w:pPr>
-              <w:rPr>
-                <w:rFonts w:ascii="Sylfaen" w:hAnsi="Sylfaen"/>
-              </w:rPr>
-            </w:pPr>
-            <w:r>
-              <w:rPr>
-                <w:rFonts w:ascii="Sylfaen" w:hAnsi="Sylfaen"/>
-              </w:rPr>
-              <w:t>16</w:t>
-            </w:r>
-          </w:p>
-        </w:tc>
-        <w:tc>
-          <w:tcPr>
-            <w:tcW w:w="1476" w:type="dxa"/>
-          </w:tcPr>
-          <w:p>
-            <w:pPr>
-              <w:rPr>
-                <w:rFonts w:ascii="Sylfaen" w:hAnsi="Sylfaen"/>
-              </w:rPr>
-            </w:pPr>
-          </w:p>
-        </w:tc>
-      </w:tr>
-      <w:tr>
-        <w:tc>
-          <w:tcPr>
-            <w:tcW w:w="1476" w:type="dxa"/>
-          </w:tcPr>
-          <w:p>
-            <w:pPr>
-              <w:rPr>
-                <w:rFonts w:ascii="Sylfaen" w:hAnsi="Sylfaen"/>
-              </w:rPr>
-            </w:pPr>
-          </w:p>
-        </w:tc>
-        <w:tc>
-          <w:tcPr>
-            <w:tcW w:w="1476" w:type="dxa"/>
-          </w:tcPr>
-          <w:p>
-            <w:pPr>
-              <w:rPr>
-                <w:rFonts w:ascii="Sylfaen" w:hAnsi="Sylfaen"/>
-              </w:rPr>
-            </w:pPr>
-          </w:p>
-        </w:tc>
-        <w:tc>
-          <w:tcPr>
-            <w:tcW w:w="1476" w:type="dxa"/>
-          </w:tcPr>
-          <w:p>
-            <w:pPr>
-              <w:rPr>
-                <w:rFonts w:ascii="Sylfaen" w:hAnsi="Sylfaen"/>
-              </w:rPr>
-            </w:pPr>
-          </w:p>
-        </w:tc>
-        <w:tc>
-          <w:tcPr>
-            <w:tcW w:w="1476" w:type="dxa"/>
-          </w:tcPr>
-          <w:p>
-            <w:pPr>
-              <w:rPr>
-                <w:rFonts w:ascii="Sylfaen" w:hAnsi="Sylfaen"/>
-              </w:rPr>
-            </w:pPr>
-          </w:p>
-        </w:tc>
-        <w:tc>
-          <w:tcPr>
-            <w:tcW w:w="1476" w:type="dxa"/>
-          </w:tcPr>
-          <w:p>
-            <w:pPr>
-              <w:rPr>
-                <w:rFonts w:ascii="Sylfaen" w:hAnsi="Sylfaen"/>
-              </w:rPr>
-            </w:pPr>
-            <w:r>
-              <w:rPr>
-                <w:rFonts w:ascii="Sylfaen" w:hAnsi="Sylfaen"/>
-              </w:rPr>
-              <w:t>17</w:t>
-            </w:r>
-          </w:p>
-        </w:tc>
-        <w:tc>
-          <w:tcPr>
-            <w:tcW w:w="1476" w:type="dxa"/>
-          </w:tcPr>
-          <w:p>
-            <w:pPr>
-              <w:rPr>
-                <w:rFonts w:ascii="Sylfaen" w:hAnsi="Sylfaen"/>
+                <w:sz w:val="16"/>
+                <w:szCs w:val="16"/>
               </w:rPr>
             </w:pPr>
           </w:p>
@@ -3664,24 +7323,20 @@
     </w:p>
     <w:p>
       <w:pPr>
+        <w:pStyle w:val="Heading1"/>
         <w:rPr>
           <w:rFonts w:ascii="Sylfaen" w:hAnsi="Sylfaen"/>
         </w:rPr>
       </w:pPr>
-    </w:p>
-    <w:p>
-      <w:pPr>
-        <w:pStyle w:val="Heading1"/>
-        <w:rPr>
-          <w:rFonts w:ascii="Sylfaen" w:hAnsi="Sylfaen"/>
-        </w:rPr>
-      </w:pPr>
+      <w:bookmarkStart w:id="17" w:name="_Toc221268288"/>
       <w:r>
         <w:rPr>
           <w:rFonts w:ascii="Sylfaen" w:hAnsi="Sylfaen"/>
         </w:rPr>
+        <w:lastRenderedPageBreak/>
         <w:t>References</w:t>
       </w:r>
+      <w:bookmarkEnd w:id="17"/>
     </w:p>
     <w:p>
       <w:pPr>
@@ -3716,7 +7371,7 @@
         </w:rPr>
         <w:t xml:space="preserve">] STM32F4 Discovery Board Datasheet, STMicroelectronics, [Online]. Available: </w:t>
       </w:r>
-      <w:hyperlink r:id="rId16" w:tgtFrame="_new" w:history="1">
+      <w:hyperlink r:id="rId37" w:tgtFrame="_new" w:history="1">
         <w:r>
           <w:rPr>
             <w:rStyle w:val="Hyperlink"/>
@@ -3787,7 +7442,7 @@
         </w:rPr>
         <w:t xml:space="preserve"> Systems, [Online]. Available: </w:t>
       </w:r>
-      <w:hyperlink r:id="rId17" w:history="1">
+      <w:hyperlink r:id="rId38" w:history="1">
         <w:r>
           <w:rPr>
             <w:rStyle w:val="Hyperlink"/>
@@ -3863,9 +7518,27 @@
           <w:sz w:val="20"/>
           <w:szCs w:val="20"/>
         </w:rPr>
-        <w:t xml:space="preserve">, Document 94-00004 Rev B, 2023. [Online].Available: </w:t>
+        <w:t>, Document 94-00004 Rev B, 2023. [Online</w:t>
       </w:r>
-      <w:hyperlink r:id="rId18" w:history="1">
+      <w:proofErr w:type="gramStart"/>
+      <w:r>
+        <w:rPr>
+          <w:rFonts w:ascii="Sylfaen" w:hAnsi="Sylfaen"/>
+          <w:sz w:val="20"/>
+          <w:szCs w:val="20"/>
+        </w:rPr>
+        <w:t>].Available</w:t>
+      </w:r>
+      <w:proofErr w:type="gramEnd"/>
+      <w:r>
+        <w:rPr>
+          <w:rFonts w:ascii="Sylfaen" w:hAnsi="Sylfaen"/>
+          <w:sz w:val="20"/>
+          <w:szCs w:val="20"/>
+        </w:rPr>
+        <w:t xml:space="preserve">: </w:t>
+      </w:r>
+      <w:hyperlink r:id="rId39" w:history="1">
         <w:r>
           <w:rPr>
             <w:rStyle w:val="Hyperlink"/>
@@ -15573,6 +19246,19 @@
       <w:u w:val="single"/>
     </w:rPr>
   </w:style>
+  <w:style w:type="paragraph" w:styleId="TOC3">
+    <w:name w:val="toc 3"/>
+    <w:basedOn w:val="Normal"/>
+    <w:next w:val="Normal"/>
+    <w:autoRedefine/>
+    <w:uiPriority w:val="39"/>
+    <w:unhideWhenUsed/>
+    <w:rsid w:val="000A78DD"/>
+    <w:pPr>
+      <w:spacing w:after="100"/>
+      <w:ind w:left="400"/>
+    </w:pPr>
+  </w:style>
 </w:styles>
 </file>
 

--- a/Documentation/PPAMS_Senior_Design_Proposal.docx
+++ b/Documentation/PPAMS_Senior_Design_Proposal.docx
@@ -417,7 +417,7 @@
               <w:tab w:val="right" w:leader="dot" w:pos="9350"/>
             </w:tabs>
             <w:rPr>
-              <w:rFonts w:ascii="Sylfaen" w:eastAsiaTheme="minorEastAsia" w:hAnsi="Sylfaen"/>
+              <w:rFonts w:eastAsiaTheme="minorEastAsia"/>
               <w:noProof/>
               <w:sz w:val="22"/>
               <w:szCs w:val="22"/>
@@ -445,7 +445,7 @@
             </w:rPr>
             <w:fldChar w:fldCharType="separate"/>
           </w:r>
-          <w:hyperlink w:anchor="_Toc221268273" w:history="1">
+          <w:hyperlink w:anchor="_Toc221268405" w:history="1">
             <w:r>
               <w:rPr>
                 <w:rStyle w:val="Hyperlink"/>
@@ -456,7 +456,6 @@
             </w:r>
             <w:r>
               <w:rPr>
-                <w:rFonts w:ascii="Sylfaen" w:hAnsi="Sylfaen"/>
                 <w:noProof/>
                 <w:webHidden/>
               </w:rPr>
@@ -464,7 +463,6 @@
             </w:r>
             <w:r>
               <w:rPr>
-                <w:rFonts w:ascii="Sylfaen" w:hAnsi="Sylfaen"/>
                 <w:noProof/>
                 <w:webHidden/>
               </w:rPr>
@@ -472,22 +470,19 @@
             </w:r>
             <w:r>
               <w:rPr>
-                <w:rFonts w:ascii="Sylfaen" w:hAnsi="Sylfaen"/>
                 <w:noProof/>
                 <w:webHidden/>
               </w:rPr>
-              <w:instrText xml:space="preserve"> PAGEREF _Toc221268273 \h </w:instrText>
-            </w:r>
-            <w:r>
-              <w:rPr>
-                <w:rFonts w:ascii="Sylfaen" w:hAnsi="Sylfaen"/>
+              <w:instrText xml:space="preserve"> PAGEREF _Toc221268405 \h </w:instrText>
+            </w:r>
+            <w:r>
+              <w:rPr>
                 <w:noProof/>
                 <w:webHidden/>
               </w:rPr>
             </w:r>
             <w:r>
               <w:rPr>
-                <w:rFonts w:ascii="Sylfaen" w:hAnsi="Sylfaen"/>
                 <w:noProof/>
                 <w:webHidden/>
               </w:rPr>
@@ -495,7 +490,6 @@
             </w:r>
             <w:r>
               <w:rPr>
-                <w:rFonts w:ascii="Sylfaen" w:hAnsi="Sylfaen"/>
                 <w:noProof/>
                 <w:webHidden/>
               </w:rPr>
@@ -503,7 +497,6 @@
             </w:r>
             <w:r>
               <w:rPr>
-                <w:rFonts w:ascii="Sylfaen" w:hAnsi="Sylfaen"/>
                 <w:noProof/>
                 <w:webHidden/>
               </w:rPr>
@@ -518,14 +511,14 @@
               <w:tab w:val="right" w:leader="dot" w:pos="9350"/>
             </w:tabs>
             <w:rPr>
-              <w:rFonts w:ascii="Sylfaen" w:eastAsiaTheme="minorEastAsia" w:hAnsi="Sylfaen"/>
+              <w:rFonts w:eastAsiaTheme="minorEastAsia"/>
               <w:noProof/>
               <w:sz w:val="22"/>
               <w:szCs w:val="22"/>
               <w:lang w:val="en-US"/>
             </w:rPr>
           </w:pPr>
-          <w:hyperlink w:anchor="_Toc221268274" w:history="1">
+          <w:hyperlink w:anchor="_Toc221268406" w:history="1">
             <w:r>
               <w:rPr>
                 <w:rStyle w:val="Hyperlink"/>
@@ -538,7 +531,6 @@
             </w:r>
             <w:r>
               <w:rPr>
-                <w:rFonts w:ascii="Sylfaen" w:hAnsi="Sylfaen"/>
                 <w:noProof/>
                 <w:webHidden/>
               </w:rPr>
@@ -546,7 +538,6 @@
             </w:r>
             <w:r>
               <w:rPr>
-                <w:rFonts w:ascii="Sylfaen" w:hAnsi="Sylfaen"/>
                 <w:noProof/>
                 <w:webHidden/>
               </w:rPr>
@@ -554,22 +545,19 @@
             </w:r>
             <w:r>
               <w:rPr>
-                <w:rFonts w:ascii="Sylfaen" w:hAnsi="Sylfaen"/>
                 <w:noProof/>
                 <w:webHidden/>
               </w:rPr>
-              <w:instrText xml:space="preserve"> PAGEREF _Toc221268274 \h </w:instrText>
-            </w:r>
-            <w:r>
-              <w:rPr>
-                <w:rFonts w:ascii="Sylfaen" w:hAnsi="Sylfaen"/>
+              <w:instrText xml:space="preserve"> PAGEREF _Toc221268406 \h </w:instrText>
+            </w:r>
+            <w:r>
+              <w:rPr>
                 <w:noProof/>
                 <w:webHidden/>
               </w:rPr>
             </w:r>
             <w:r>
               <w:rPr>
-                <w:rFonts w:ascii="Sylfaen" w:hAnsi="Sylfaen"/>
                 <w:noProof/>
                 <w:webHidden/>
               </w:rPr>
@@ -577,7 +565,6 @@
             </w:r>
             <w:r>
               <w:rPr>
-                <w:rFonts w:ascii="Sylfaen" w:hAnsi="Sylfaen"/>
                 <w:noProof/>
                 <w:webHidden/>
               </w:rPr>
@@ -585,7 +572,6 @@
             </w:r>
             <w:r>
               <w:rPr>
-                <w:rFonts w:ascii="Sylfaen" w:hAnsi="Sylfaen"/>
                 <w:noProof/>
                 <w:webHidden/>
               </w:rPr>
@@ -600,14 +586,14 @@
               <w:tab w:val="right" w:leader="dot" w:pos="9350"/>
             </w:tabs>
             <w:rPr>
-              <w:rFonts w:ascii="Sylfaen" w:eastAsiaTheme="minorEastAsia" w:hAnsi="Sylfaen"/>
+              <w:rFonts w:eastAsiaTheme="minorEastAsia"/>
               <w:noProof/>
               <w:sz w:val="22"/>
               <w:szCs w:val="22"/>
               <w:lang w:val="en-US"/>
             </w:rPr>
           </w:pPr>
-          <w:hyperlink w:anchor="_Toc221268275" w:history="1">
+          <w:hyperlink w:anchor="_Toc221268407" w:history="1">
             <w:r>
               <w:rPr>
                 <w:rStyle w:val="Hyperlink"/>
@@ -618,7 +604,6 @@
             </w:r>
             <w:r>
               <w:rPr>
-                <w:rFonts w:ascii="Sylfaen" w:hAnsi="Sylfaen"/>
                 <w:noProof/>
                 <w:webHidden/>
               </w:rPr>
@@ -626,7 +611,6 @@
             </w:r>
             <w:r>
               <w:rPr>
-                <w:rFonts w:ascii="Sylfaen" w:hAnsi="Sylfaen"/>
                 <w:noProof/>
                 <w:webHidden/>
               </w:rPr>
@@ -634,22 +618,19 @@
             </w:r>
             <w:r>
               <w:rPr>
-                <w:rFonts w:ascii="Sylfaen" w:hAnsi="Sylfaen"/>
                 <w:noProof/>
                 <w:webHidden/>
               </w:rPr>
-              <w:instrText xml:space="preserve"> PAGEREF _Toc221268275 \h </w:instrText>
-            </w:r>
-            <w:r>
-              <w:rPr>
-                <w:rFonts w:ascii="Sylfaen" w:hAnsi="Sylfaen"/>
+              <w:instrText xml:space="preserve"> PAGEREF _Toc221268407 \h </w:instrText>
+            </w:r>
+            <w:r>
+              <w:rPr>
                 <w:noProof/>
                 <w:webHidden/>
               </w:rPr>
             </w:r>
             <w:r>
               <w:rPr>
-                <w:rFonts w:ascii="Sylfaen" w:hAnsi="Sylfaen"/>
                 <w:noProof/>
                 <w:webHidden/>
               </w:rPr>
@@ -657,7 +638,6 @@
             </w:r>
             <w:r>
               <w:rPr>
-                <w:rFonts w:ascii="Sylfaen" w:hAnsi="Sylfaen"/>
                 <w:noProof/>
                 <w:webHidden/>
               </w:rPr>
@@ -665,7 +645,6 @@
             </w:r>
             <w:r>
               <w:rPr>
-                <w:rFonts w:ascii="Sylfaen" w:hAnsi="Sylfaen"/>
                 <w:noProof/>
                 <w:webHidden/>
               </w:rPr>
@@ -680,14 +659,14 @@
               <w:tab w:val="right" w:leader="dot" w:pos="9350"/>
             </w:tabs>
             <w:rPr>
-              <w:rFonts w:ascii="Sylfaen" w:eastAsiaTheme="minorEastAsia" w:hAnsi="Sylfaen"/>
+              <w:rFonts w:eastAsiaTheme="minorEastAsia"/>
               <w:noProof/>
               <w:sz w:val="22"/>
               <w:szCs w:val="22"/>
               <w:lang w:val="en-US"/>
             </w:rPr>
           </w:pPr>
-          <w:hyperlink w:anchor="_Toc221268276" w:history="1">
+          <w:hyperlink w:anchor="_Toc221268408" w:history="1">
             <w:r>
               <w:rPr>
                 <w:rStyle w:val="Hyperlink"/>
@@ -698,7 +677,6 @@
             </w:r>
             <w:r>
               <w:rPr>
-                <w:rFonts w:ascii="Sylfaen" w:hAnsi="Sylfaen"/>
                 <w:noProof/>
                 <w:webHidden/>
               </w:rPr>
@@ -706,7 +684,6 @@
             </w:r>
             <w:r>
               <w:rPr>
-                <w:rFonts w:ascii="Sylfaen" w:hAnsi="Sylfaen"/>
                 <w:noProof/>
                 <w:webHidden/>
               </w:rPr>
@@ -714,22 +691,19 @@
             </w:r>
             <w:r>
               <w:rPr>
-                <w:rFonts w:ascii="Sylfaen" w:hAnsi="Sylfaen"/>
                 <w:noProof/>
                 <w:webHidden/>
               </w:rPr>
-              <w:instrText xml:space="preserve"> PAGEREF _Toc221268276 \h </w:instrText>
-            </w:r>
-            <w:r>
-              <w:rPr>
-                <w:rFonts w:ascii="Sylfaen" w:hAnsi="Sylfaen"/>
+              <w:instrText xml:space="preserve"> PAGEREF _Toc221268408 \h </w:instrText>
+            </w:r>
+            <w:r>
+              <w:rPr>
                 <w:noProof/>
                 <w:webHidden/>
               </w:rPr>
             </w:r>
             <w:r>
               <w:rPr>
-                <w:rFonts w:ascii="Sylfaen" w:hAnsi="Sylfaen"/>
                 <w:noProof/>
                 <w:webHidden/>
               </w:rPr>
@@ -737,7 +711,6 @@
             </w:r>
             <w:r>
               <w:rPr>
-                <w:rFonts w:ascii="Sylfaen" w:hAnsi="Sylfaen"/>
                 <w:noProof/>
                 <w:webHidden/>
               </w:rPr>
@@ -745,7 +718,6 @@
             </w:r>
             <w:r>
               <w:rPr>
-                <w:rFonts w:ascii="Sylfaen" w:hAnsi="Sylfaen"/>
                 <w:noProof/>
                 <w:webHidden/>
               </w:rPr>
@@ -760,14 +732,14 @@
               <w:tab w:val="right" w:leader="dot" w:pos="9350"/>
             </w:tabs>
             <w:rPr>
-              <w:rFonts w:ascii="Sylfaen" w:eastAsiaTheme="minorEastAsia" w:hAnsi="Sylfaen"/>
+              <w:rFonts w:eastAsiaTheme="minorEastAsia"/>
               <w:noProof/>
               <w:sz w:val="22"/>
               <w:szCs w:val="22"/>
               <w:lang w:val="en-US"/>
             </w:rPr>
           </w:pPr>
-          <w:hyperlink w:anchor="_Toc221268277" w:history="1">
+          <w:hyperlink w:anchor="_Toc221268409" w:history="1">
             <w:r>
               <w:rPr>
                 <w:rStyle w:val="Hyperlink"/>
@@ -778,7 +750,6 @@
             </w:r>
             <w:r>
               <w:rPr>
-                <w:rFonts w:ascii="Sylfaen" w:hAnsi="Sylfaen"/>
                 <w:noProof/>
                 <w:webHidden/>
               </w:rPr>
@@ -786,7 +757,6 @@
             </w:r>
             <w:r>
               <w:rPr>
-                <w:rFonts w:ascii="Sylfaen" w:hAnsi="Sylfaen"/>
                 <w:noProof/>
                 <w:webHidden/>
               </w:rPr>
@@ -794,22 +764,19 @@
             </w:r>
             <w:r>
               <w:rPr>
-                <w:rFonts w:ascii="Sylfaen" w:hAnsi="Sylfaen"/>
                 <w:noProof/>
                 <w:webHidden/>
               </w:rPr>
-              <w:instrText xml:space="preserve"> PAGEREF _Toc221268277 \h </w:instrText>
-            </w:r>
-            <w:r>
-              <w:rPr>
-                <w:rFonts w:ascii="Sylfaen" w:hAnsi="Sylfaen"/>
+              <w:instrText xml:space="preserve"> PAGEREF _Toc221268409 \h </w:instrText>
+            </w:r>
+            <w:r>
+              <w:rPr>
                 <w:noProof/>
                 <w:webHidden/>
               </w:rPr>
             </w:r>
             <w:r>
               <w:rPr>
-                <w:rFonts w:ascii="Sylfaen" w:hAnsi="Sylfaen"/>
                 <w:noProof/>
                 <w:webHidden/>
               </w:rPr>
@@ -817,7 +784,6 @@
             </w:r>
             <w:r>
               <w:rPr>
-                <w:rFonts w:ascii="Sylfaen" w:hAnsi="Sylfaen"/>
                 <w:noProof/>
                 <w:webHidden/>
               </w:rPr>
@@ -825,7 +791,6 @@
             </w:r>
             <w:r>
               <w:rPr>
-                <w:rFonts w:ascii="Sylfaen" w:hAnsi="Sylfaen"/>
                 <w:noProof/>
                 <w:webHidden/>
               </w:rPr>
@@ -840,14 +805,14 @@
               <w:tab w:val="right" w:leader="dot" w:pos="9350"/>
             </w:tabs>
             <w:rPr>
-              <w:rFonts w:ascii="Sylfaen" w:eastAsiaTheme="minorEastAsia" w:hAnsi="Sylfaen"/>
+              <w:rFonts w:eastAsiaTheme="minorEastAsia"/>
               <w:noProof/>
               <w:sz w:val="22"/>
               <w:szCs w:val="22"/>
               <w:lang w:val="en-US"/>
             </w:rPr>
           </w:pPr>
-          <w:hyperlink w:anchor="_Toc221268278" w:history="1">
+          <w:hyperlink w:anchor="_Toc221268410" w:history="1">
             <w:r>
               <w:rPr>
                 <w:rStyle w:val="Hyperlink"/>
@@ -858,7 +823,6 @@
             </w:r>
             <w:r>
               <w:rPr>
-                <w:rFonts w:ascii="Sylfaen" w:hAnsi="Sylfaen"/>
                 <w:noProof/>
                 <w:webHidden/>
               </w:rPr>
@@ -866,7 +830,6 @@
             </w:r>
             <w:r>
               <w:rPr>
-                <w:rFonts w:ascii="Sylfaen" w:hAnsi="Sylfaen"/>
                 <w:noProof/>
                 <w:webHidden/>
               </w:rPr>
@@ -874,22 +837,19 @@
             </w:r>
             <w:r>
               <w:rPr>
-                <w:rFonts w:ascii="Sylfaen" w:hAnsi="Sylfaen"/>
                 <w:noProof/>
                 <w:webHidden/>
               </w:rPr>
-              <w:instrText xml:space="preserve"> PAGEREF _Toc221268278 \h </w:instrText>
-            </w:r>
-            <w:r>
-              <w:rPr>
-                <w:rFonts w:ascii="Sylfaen" w:hAnsi="Sylfaen"/>
+              <w:instrText xml:space="preserve"> PAGEREF _Toc221268410 \h </w:instrText>
+            </w:r>
+            <w:r>
+              <w:rPr>
                 <w:noProof/>
                 <w:webHidden/>
               </w:rPr>
             </w:r>
             <w:r>
               <w:rPr>
-                <w:rFonts w:ascii="Sylfaen" w:hAnsi="Sylfaen"/>
                 <w:noProof/>
                 <w:webHidden/>
               </w:rPr>
@@ -897,7 +857,6 @@
             </w:r>
             <w:r>
               <w:rPr>
-                <w:rFonts w:ascii="Sylfaen" w:hAnsi="Sylfaen"/>
                 <w:noProof/>
                 <w:webHidden/>
               </w:rPr>
@@ -905,7 +864,6 @@
             </w:r>
             <w:r>
               <w:rPr>
-                <w:rFonts w:ascii="Sylfaen" w:hAnsi="Sylfaen"/>
                 <w:noProof/>
                 <w:webHidden/>
               </w:rPr>
@@ -920,25 +878,24 @@
               <w:tab w:val="right" w:leader="dot" w:pos="9350"/>
             </w:tabs>
             <w:rPr>
-              <w:rFonts w:ascii="Sylfaen" w:eastAsiaTheme="minorEastAsia" w:hAnsi="Sylfaen"/>
+              <w:rFonts w:eastAsiaTheme="minorEastAsia"/>
               <w:noProof/>
               <w:sz w:val="22"/>
               <w:szCs w:val="22"/>
               <w:lang w:val="en-US"/>
             </w:rPr>
           </w:pPr>
-          <w:hyperlink w:anchor="_Toc221268279" w:history="1">
+          <w:hyperlink w:anchor="_Toc221268411" w:history="1">
             <w:r>
               <w:rPr>
                 <w:rStyle w:val="Hyperlink"/>
                 <w:rFonts w:ascii="Sylfaen" w:hAnsi="Sylfaen"/>
                 <w:noProof/>
               </w:rPr>
-              <w:t>SCH shema</w:t>
-            </w:r>
-            <w:r>
-              <w:rPr>
-                <w:rFonts w:ascii="Sylfaen" w:hAnsi="Sylfaen"/>
+              <w:t>Github Reposetory</w:t>
+            </w:r>
+            <w:r>
+              <w:rPr>
                 <w:noProof/>
                 <w:webHidden/>
               </w:rPr>
@@ -946,7 +903,6 @@
             </w:r>
             <w:r>
               <w:rPr>
-                <w:rFonts w:ascii="Sylfaen" w:hAnsi="Sylfaen"/>
                 <w:noProof/>
                 <w:webHidden/>
               </w:rPr>
@@ -954,22 +910,19 @@
             </w:r>
             <w:r>
               <w:rPr>
-                <w:rFonts w:ascii="Sylfaen" w:hAnsi="Sylfaen"/>
                 <w:noProof/>
                 <w:webHidden/>
               </w:rPr>
-              <w:instrText xml:space="preserve"> PAGEREF _Toc221268279 \h </w:instrText>
-            </w:r>
-            <w:r>
-              <w:rPr>
-                <w:rFonts w:ascii="Sylfaen" w:hAnsi="Sylfaen"/>
+              <w:instrText xml:space="preserve"> PAGEREF _Toc221268411 \h </w:instrText>
+            </w:r>
+            <w:r>
+              <w:rPr>
                 <w:noProof/>
                 <w:webHidden/>
               </w:rPr>
             </w:r>
             <w:r>
               <w:rPr>
-                <w:rFonts w:ascii="Sylfaen" w:hAnsi="Sylfaen"/>
                 <w:noProof/>
                 <w:webHidden/>
               </w:rPr>
@@ -977,15 +930,13 @@
             </w:r>
             <w:r>
               <w:rPr>
-                <w:rFonts w:ascii="Sylfaen" w:hAnsi="Sylfaen"/>
                 <w:noProof/>
                 <w:webHidden/>
               </w:rPr>
-              <w:t>6</w:t>
-            </w:r>
-            <w:r>
-              <w:rPr>
-                <w:rFonts w:ascii="Sylfaen" w:hAnsi="Sylfaen"/>
+              <w:t>7</w:t>
+            </w:r>
+            <w:r>
+              <w:rPr>
                 <w:noProof/>
                 <w:webHidden/>
               </w:rPr>
@@ -1000,25 +951,24 @@
               <w:tab w:val="right" w:leader="dot" w:pos="9350"/>
             </w:tabs>
             <w:rPr>
-              <w:rFonts w:ascii="Sylfaen" w:eastAsiaTheme="minorEastAsia" w:hAnsi="Sylfaen"/>
+              <w:rFonts w:eastAsiaTheme="minorEastAsia"/>
               <w:noProof/>
               <w:sz w:val="22"/>
               <w:szCs w:val="22"/>
               <w:lang w:val="en-US"/>
             </w:rPr>
           </w:pPr>
-          <w:hyperlink w:anchor="_Toc221268280" w:history="1">
+          <w:hyperlink w:anchor="_Toc221268412" w:history="1">
             <w:r>
               <w:rPr>
                 <w:rStyle w:val="Hyperlink"/>
                 <w:rFonts w:ascii="Sylfaen" w:hAnsi="Sylfaen"/>
                 <w:noProof/>
               </w:rPr>
-              <w:t>Github Reposetory</w:t>
-            </w:r>
-            <w:r>
-              <w:rPr>
-                <w:rFonts w:ascii="Sylfaen" w:hAnsi="Sylfaen"/>
+              <w:t>Industry Standards</w:t>
+            </w:r>
+            <w:r>
+              <w:rPr>
                 <w:noProof/>
                 <w:webHidden/>
               </w:rPr>
@@ -1026,7 +976,6 @@
             </w:r>
             <w:r>
               <w:rPr>
-                <w:rFonts w:ascii="Sylfaen" w:hAnsi="Sylfaen"/>
                 <w:noProof/>
                 <w:webHidden/>
               </w:rPr>
@@ -1034,22 +983,19 @@
             </w:r>
             <w:r>
               <w:rPr>
-                <w:rFonts w:ascii="Sylfaen" w:hAnsi="Sylfaen"/>
                 <w:noProof/>
                 <w:webHidden/>
               </w:rPr>
-              <w:instrText xml:space="preserve"> PAGEREF _Toc221268280 \h </w:instrText>
-            </w:r>
-            <w:r>
-              <w:rPr>
-                <w:rFonts w:ascii="Sylfaen" w:hAnsi="Sylfaen"/>
+              <w:instrText xml:space="preserve"> PAGEREF _Toc221268412 \h </w:instrText>
+            </w:r>
+            <w:r>
+              <w:rPr>
                 <w:noProof/>
                 <w:webHidden/>
               </w:rPr>
             </w:r>
             <w:r>
               <w:rPr>
-                <w:rFonts w:ascii="Sylfaen" w:hAnsi="Sylfaen"/>
                 <w:noProof/>
                 <w:webHidden/>
               </w:rPr>
@@ -1057,15 +1003,13 @@
             </w:r>
             <w:r>
               <w:rPr>
-                <w:rFonts w:ascii="Sylfaen" w:hAnsi="Sylfaen"/>
                 <w:noProof/>
                 <w:webHidden/>
               </w:rPr>
-              <w:t>7</w:t>
-            </w:r>
-            <w:r>
-              <w:rPr>
-                <w:rFonts w:ascii="Sylfaen" w:hAnsi="Sylfaen"/>
+              <w:t>8</w:t>
+            </w:r>
+            <w:r>
+              <w:rPr>
                 <w:noProof/>
                 <w:webHidden/>
               </w:rPr>
@@ -1080,25 +1024,24 @@
               <w:tab w:val="right" w:leader="dot" w:pos="9350"/>
             </w:tabs>
             <w:rPr>
-              <w:rFonts w:ascii="Sylfaen" w:eastAsiaTheme="minorEastAsia" w:hAnsi="Sylfaen"/>
+              <w:rFonts w:eastAsiaTheme="minorEastAsia"/>
               <w:noProof/>
               <w:sz w:val="22"/>
               <w:szCs w:val="22"/>
               <w:lang w:val="en-US"/>
             </w:rPr>
           </w:pPr>
-          <w:hyperlink w:anchor="_Toc221268281" w:history="1">
+          <w:hyperlink w:anchor="_Toc221268413" w:history="1">
             <w:r>
               <w:rPr>
                 <w:rStyle w:val="Hyperlink"/>
                 <w:rFonts w:ascii="Sylfaen" w:hAnsi="Sylfaen"/>
                 <w:noProof/>
               </w:rPr>
-              <w:t>Industry Standards</w:t>
-            </w:r>
-            <w:r>
-              <w:rPr>
-                <w:rFonts w:ascii="Sylfaen" w:hAnsi="Sylfaen"/>
+              <w:t>Sensor Precision &amp; Resolution</w:t>
+            </w:r>
+            <w:r>
+              <w:rPr>
                 <w:noProof/>
                 <w:webHidden/>
               </w:rPr>
@@ -1106,7 +1049,6 @@
             </w:r>
             <w:r>
               <w:rPr>
-                <w:rFonts w:ascii="Sylfaen" w:hAnsi="Sylfaen"/>
                 <w:noProof/>
                 <w:webHidden/>
               </w:rPr>
@@ -1114,22 +1056,19 @@
             </w:r>
             <w:r>
               <w:rPr>
-                <w:rFonts w:ascii="Sylfaen" w:hAnsi="Sylfaen"/>
                 <w:noProof/>
                 <w:webHidden/>
               </w:rPr>
-              <w:instrText xml:space="preserve"> PAGEREF _Toc221268281 \h </w:instrText>
-            </w:r>
-            <w:r>
-              <w:rPr>
-                <w:rFonts w:ascii="Sylfaen" w:hAnsi="Sylfaen"/>
+              <w:instrText xml:space="preserve"> PAGEREF _Toc221268413 \h </w:instrText>
+            </w:r>
+            <w:r>
+              <w:rPr>
                 <w:noProof/>
                 <w:webHidden/>
               </w:rPr>
             </w:r>
             <w:r>
               <w:rPr>
-                <w:rFonts w:ascii="Sylfaen" w:hAnsi="Sylfaen"/>
                 <w:noProof/>
                 <w:webHidden/>
               </w:rPr>
@@ -1137,7 +1076,6 @@
             </w:r>
             <w:r>
               <w:rPr>
-                <w:rFonts w:ascii="Sylfaen" w:hAnsi="Sylfaen"/>
                 <w:noProof/>
                 <w:webHidden/>
               </w:rPr>
@@ -1145,327 +1083,6 @@
             </w:r>
             <w:r>
               <w:rPr>
-                <w:rFonts w:ascii="Sylfaen" w:hAnsi="Sylfaen"/>
-                <w:noProof/>
-                <w:webHidden/>
-              </w:rPr>
-              <w:fldChar w:fldCharType="end"/>
-            </w:r>
-          </w:hyperlink>
-        </w:p>
-        <w:p>
-          <w:pPr>
-            <w:pStyle w:val="TOC3"/>
-            <w:tabs>
-              <w:tab w:val="right" w:leader="dot" w:pos="9350"/>
-            </w:tabs>
-            <w:rPr>
-              <w:rFonts w:ascii="Sylfaen" w:hAnsi="Sylfaen"/>
-              <w:noProof/>
-              <w:sz w:val="22"/>
-              <w:szCs w:val="22"/>
-            </w:rPr>
-          </w:pPr>
-          <w:hyperlink w:anchor="_Toc221268282" w:history="1">
-            <w:r>
-              <w:rPr>
-                <w:rStyle w:val="Hyperlink"/>
-                <w:rFonts w:ascii="Sylfaen" w:eastAsia="Times New Roman" w:hAnsi="Sylfaen" w:cs="Times New Roman"/>
-                <w:noProof/>
-                <w:color w:val="0000BF" w:themeColor="hyperlink" w:themeShade="BF"/>
-              </w:rPr>
-              <w:t>Sensor Precision &amp; Resolution</w:t>
-            </w:r>
-            <w:r>
-              <w:rPr>
-                <w:rFonts w:ascii="Sylfaen" w:hAnsi="Sylfaen"/>
-                <w:noProof/>
-                <w:webHidden/>
-              </w:rPr>
-              <w:tab/>
-            </w:r>
-            <w:r>
-              <w:rPr>
-                <w:rFonts w:ascii="Sylfaen" w:hAnsi="Sylfaen"/>
-                <w:noProof/>
-                <w:webHidden/>
-              </w:rPr>
-              <w:fldChar w:fldCharType="begin"/>
-            </w:r>
-            <w:r>
-              <w:rPr>
-                <w:rFonts w:ascii="Sylfaen" w:hAnsi="Sylfaen"/>
-                <w:noProof/>
-                <w:webHidden/>
-              </w:rPr>
-              <w:instrText xml:space="preserve"> PAGEREF _Toc221268282 \h </w:instrText>
-            </w:r>
-            <w:r>
-              <w:rPr>
-                <w:rFonts w:ascii="Sylfaen" w:hAnsi="Sylfaen"/>
-                <w:noProof/>
-                <w:webHidden/>
-              </w:rPr>
-            </w:r>
-            <w:r>
-              <w:rPr>
-                <w:rFonts w:ascii="Sylfaen" w:hAnsi="Sylfaen"/>
-                <w:noProof/>
-                <w:webHidden/>
-              </w:rPr>
-              <w:fldChar w:fldCharType="separate"/>
-            </w:r>
-            <w:r>
-              <w:rPr>
-                <w:rFonts w:ascii="Sylfaen" w:hAnsi="Sylfaen"/>
-                <w:noProof/>
-                <w:webHidden/>
-              </w:rPr>
-              <w:t>9</w:t>
-            </w:r>
-            <w:r>
-              <w:rPr>
-                <w:rFonts w:ascii="Sylfaen" w:hAnsi="Sylfaen"/>
-                <w:noProof/>
-                <w:webHidden/>
-              </w:rPr>
-              <w:fldChar w:fldCharType="end"/>
-            </w:r>
-          </w:hyperlink>
-        </w:p>
-        <w:p>
-          <w:pPr>
-            <w:pStyle w:val="TOC3"/>
-            <w:tabs>
-              <w:tab w:val="right" w:leader="dot" w:pos="9350"/>
-            </w:tabs>
-            <w:rPr>
-              <w:rFonts w:ascii="Sylfaen" w:hAnsi="Sylfaen"/>
-              <w:noProof/>
-              <w:sz w:val="22"/>
-              <w:szCs w:val="22"/>
-            </w:rPr>
-          </w:pPr>
-          <w:hyperlink w:anchor="_Toc221268283" w:history="1">
-            <w:r>
-              <w:rPr>
-                <w:rStyle w:val="Hyperlink"/>
-                <w:rFonts w:ascii="Sylfaen" w:eastAsia="Times New Roman" w:hAnsi="Sylfaen" w:cs="Times New Roman"/>
-                <w:noProof/>
-                <w:color w:val="0000BF" w:themeColor="hyperlink" w:themeShade="BF"/>
-              </w:rPr>
-              <w:t>Power System</w:t>
-            </w:r>
-            <w:r>
-              <w:rPr>
-                <w:rFonts w:ascii="Sylfaen" w:hAnsi="Sylfaen"/>
-                <w:noProof/>
-                <w:webHidden/>
-              </w:rPr>
-              <w:tab/>
-            </w:r>
-            <w:r>
-              <w:rPr>
-                <w:rFonts w:ascii="Sylfaen" w:hAnsi="Sylfaen"/>
-                <w:noProof/>
-                <w:webHidden/>
-              </w:rPr>
-              <w:fldChar w:fldCharType="begin"/>
-            </w:r>
-            <w:r>
-              <w:rPr>
-                <w:rFonts w:ascii="Sylfaen" w:hAnsi="Sylfaen"/>
-                <w:noProof/>
-                <w:webHidden/>
-              </w:rPr>
-              <w:instrText xml:space="preserve"> PAGEREF _Toc221268283 \h </w:instrText>
-            </w:r>
-            <w:r>
-              <w:rPr>
-                <w:rFonts w:ascii="Sylfaen" w:hAnsi="Sylfaen"/>
-                <w:noProof/>
-                <w:webHidden/>
-              </w:rPr>
-            </w:r>
-            <w:r>
-              <w:rPr>
-                <w:rFonts w:ascii="Sylfaen" w:hAnsi="Sylfaen"/>
-                <w:noProof/>
-                <w:webHidden/>
-              </w:rPr>
-              <w:fldChar w:fldCharType="separate"/>
-            </w:r>
-            <w:r>
-              <w:rPr>
-                <w:rFonts w:ascii="Sylfaen" w:hAnsi="Sylfaen"/>
-                <w:noProof/>
-                <w:webHidden/>
-              </w:rPr>
-              <w:t>9</w:t>
-            </w:r>
-            <w:r>
-              <w:rPr>
-                <w:rFonts w:ascii="Sylfaen" w:hAnsi="Sylfaen"/>
-                <w:noProof/>
-                <w:webHidden/>
-              </w:rPr>
-              <w:fldChar w:fldCharType="end"/>
-            </w:r>
-          </w:hyperlink>
-        </w:p>
-        <w:p>
-          <w:pPr>
-            <w:pStyle w:val="TOC3"/>
-            <w:tabs>
-              <w:tab w:val="right" w:leader="dot" w:pos="9350"/>
-            </w:tabs>
-            <w:rPr>
-              <w:rFonts w:ascii="Sylfaen" w:hAnsi="Sylfaen"/>
-              <w:noProof/>
-              <w:sz w:val="22"/>
-              <w:szCs w:val="22"/>
-            </w:rPr>
-          </w:pPr>
-          <w:hyperlink w:anchor="_Toc221268284" w:history="1">
-            <w:r>
-              <w:rPr>
-                <w:rStyle w:val="Hyperlink"/>
-                <w:rFonts w:ascii="Sylfaen" w:eastAsia="Times New Roman" w:hAnsi="Sylfaen" w:cs="Times New Roman"/>
-                <w:noProof/>
-                <w:color w:val="0000BF" w:themeColor="hyperlink" w:themeShade="BF"/>
-              </w:rPr>
-              <w:t>Wire Management</w:t>
-            </w:r>
-            <w:r>
-              <w:rPr>
-                <w:rFonts w:ascii="Sylfaen" w:hAnsi="Sylfaen"/>
-                <w:noProof/>
-                <w:webHidden/>
-              </w:rPr>
-              <w:tab/>
-            </w:r>
-            <w:r>
-              <w:rPr>
-                <w:rFonts w:ascii="Sylfaen" w:hAnsi="Sylfaen"/>
-                <w:noProof/>
-                <w:webHidden/>
-              </w:rPr>
-              <w:fldChar w:fldCharType="begin"/>
-            </w:r>
-            <w:r>
-              <w:rPr>
-                <w:rFonts w:ascii="Sylfaen" w:hAnsi="Sylfaen"/>
-                <w:noProof/>
-                <w:webHidden/>
-              </w:rPr>
-              <w:instrText xml:space="preserve"> PAGEREF _Toc221268284 \h </w:instrText>
-            </w:r>
-            <w:r>
-              <w:rPr>
-                <w:rFonts w:ascii="Sylfaen" w:hAnsi="Sylfaen"/>
-                <w:noProof/>
-                <w:webHidden/>
-              </w:rPr>
-            </w:r>
-            <w:r>
-              <w:rPr>
-                <w:rFonts w:ascii="Sylfaen" w:hAnsi="Sylfaen"/>
-                <w:noProof/>
-                <w:webHidden/>
-              </w:rPr>
-              <w:fldChar w:fldCharType="separate"/>
-            </w:r>
-            <w:r>
-              <w:rPr>
-                <w:rFonts w:ascii="Sylfaen" w:hAnsi="Sylfaen"/>
-                <w:noProof/>
-                <w:webHidden/>
-              </w:rPr>
-              <w:t>10</w:t>
-            </w:r>
-            <w:r>
-              <w:rPr>
-                <w:rFonts w:ascii="Sylfaen" w:hAnsi="Sylfaen"/>
-                <w:noProof/>
-                <w:webHidden/>
-              </w:rPr>
-              <w:fldChar w:fldCharType="end"/>
-            </w:r>
-          </w:hyperlink>
-        </w:p>
-        <w:p>
-          <w:pPr>
-            <w:pStyle w:val="TOC3"/>
-            <w:tabs>
-              <w:tab w:val="right" w:leader="dot" w:pos="9350"/>
-            </w:tabs>
-            <w:rPr>
-              <w:rFonts w:ascii="Sylfaen" w:hAnsi="Sylfaen"/>
-              <w:noProof/>
-              <w:sz w:val="22"/>
-              <w:szCs w:val="22"/>
-            </w:rPr>
-          </w:pPr>
-          <w:hyperlink w:anchor="_Toc221268285" w:history="1">
-            <w:r>
-              <w:rPr>
-                <w:rStyle w:val="Hyperlink"/>
-                <w:rFonts w:ascii="Sylfaen" w:eastAsia="Times New Roman" w:hAnsi="Sylfaen" w:cs="Times New Roman"/>
-                <w:noProof/>
-                <w:color w:val="0000BF" w:themeColor="hyperlink" w:themeShade="BF"/>
-              </w:rPr>
-              <w:t>System Accuracy and Calibration Performance</w:t>
-            </w:r>
-            <w:r>
-              <w:rPr>
-                <w:rFonts w:ascii="Sylfaen" w:hAnsi="Sylfaen"/>
-                <w:noProof/>
-                <w:webHidden/>
-              </w:rPr>
-              <w:tab/>
-            </w:r>
-            <w:r>
-              <w:rPr>
-                <w:rFonts w:ascii="Sylfaen" w:hAnsi="Sylfaen"/>
-                <w:noProof/>
-                <w:webHidden/>
-              </w:rPr>
-              <w:fldChar w:fldCharType="begin"/>
-            </w:r>
-            <w:r>
-              <w:rPr>
-                <w:rFonts w:ascii="Sylfaen" w:hAnsi="Sylfaen"/>
-                <w:noProof/>
-                <w:webHidden/>
-              </w:rPr>
-              <w:instrText xml:space="preserve"> PAGEREF _Toc221268285 \h </w:instrText>
-            </w:r>
-            <w:r>
-              <w:rPr>
-                <w:rFonts w:ascii="Sylfaen" w:hAnsi="Sylfaen"/>
-                <w:noProof/>
-                <w:webHidden/>
-              </w:rPr>
-            </w:r>
-            <w:r>
-              <w:rPr>
-                <w:rFonts w:ascii="Sylfaen" w:hAnsi="Sylfaen"/>
-                <w:noProof/>
-                <w:webHidden/>
-              </w:rPr>
-              <w:fldChar w:fldCharType="separate"/>
-            </w:r>
-            <w:r>
-              <w:rPr>
-                <w:rFonts w:ascii="Sylfaen" w:hAnsi="Sylfaen"/>
-                <w:noProof/>
-                <w:webHidden/>
-              </w:rPr>
-              <w:t>10</w:t>
-            </w:r>
-            <w:r>
-              <w:rPr>
-                <w:rFonts w:ascii="Sylfaen" w:hAnsi="Sylfaen"/>
                 <w:noProof/>
                 <w:webHidden/>
               </w:rPr>
@@ -1480,25 +1097,24 @@
               <w:tab w:val="right" w:leader="dot" w:pos="9350"/>
             </w:tabs>
             <w:rPr>
-              <w:rFonts w:ascii="Sylfaen" w:eastAsiaTheme="minorEastAsia" w:hAnsi="Sylfaen"/>
+              <w:rFonts w:eastAsiaTheme="minorEastAsia"/>
               <w:noProof/>
               <w:sz w:val="22"/>
               <w:szCs w:val="22"/>
               <w:lang w:val="en-US"/>
             </w:rPr>
           </w:pPr>
-          <w:hyperlink w:anchor="_Toc221268286" w:history="1">
+          <w:hyperlink w:anchor="_Toc221268414" w:history="1">
             <w:r>
               <w:rPr>
                 <w:rStyle w:val="Hyperlink"/>
                 <w:rFonts w:ascii="Sylfaen" w:hAnsi="Sylfaen"/>
                 <w:noProof/>
               </w:rPr>
-              <w:t>Gant Chart</w:t>
-            </w:r>
-            <w:r>
-              <w:rPr>
-                <w:rFonts w:ascii="Sylfaen" w:hAnsi="Sylfaen"/>
+              <w:t>Power System</w:t>
+            </w:r>
+            <w:r>
+              <w:rPr>
                 <w:noProof/>
                 <w:webHidden/>
               </w:rPr>
@@ -1506,7 +1122,6 @@
             </w:r>
             <w:r>
               <w:rPr>
-                <w:rFonts w:ascii="Sylfaen" w:hAnsi="Sylfaen"/>
                 <w:noProof/>
                 <w:webHidden/>
               </w:rPr>
@@ -1514,22 +1129,19 @@
             </w:r>
             <w:r>
               <w:rPr>
-                <w:rFonts w:ascii="Sylfaen" w:hAnsi="Sylfaen"/>
                 <w:noProof/>
                 <w:webHidden/>
               </w:rPr>
-              <w:instrText xml:space="preserve"> PAGEREF _Toc221268286 \h </w:instrText>
-            </w:r>
-            <w:r>
-              <w:rPr>
-                <w:rFonts w:ascii="Sylfaen" w:hAnsi="Sylfaen"/>
+              <w:instrText xml:space="preserve"> PAGEREF _Toc221268414 \h </w:instrText>
+            </w:r>
+            <w:r>
+              <w:rPr>
                 <w:noProof/>
                 <w:webHidden/>
               </w:rPr>
             </w:r>
             <w:r>
               <w:rPr>
-                <w:rFonts w:ascii="Sylfaen" w:hAnsi="Sylfaen"/>
                 <w:noProof/>
                 <w:webHidden/>
               </w:rPr>
@@ -1537,15 +1149,13 @@
             </w:r>
             <w:r>
               <w:rPr>
-                <w:rFonts w:ascii="Sylfaen" w:hAnsi="Sylfaen"/>
                 <w:noProof/>
                 <w:webHidden/>
               </w:rPr>
-              <w:t>11</w:t>
-            </w:r>
-            <w:r>
-              <w:rPr>
-                <w:rFonts w:ascii="Sylfaen" w:hAnsi="Sylfaen"/>
+              <w:t>9</w:t>
+            </w:r>
+            <w:r>
+              <w:rPr>
                 <w:noProof/>
                 <w:webHidden/>
               </w:rPr>
@@ -1560,25 +1170,24 @@
               <w:tab w:val="right" w:leader="dot" w:pos="9350"/>
             </w:tabs>
             <w:rPr>
-              <w:rFonts w:ascii="Sylfaen" w:eastAsiaTheme="minorEastAsia" w:hAnsi="Sylfaen"/>
+              <w:rFonts w:eastAsiaTheme="minorEastAsia"/>
               <w:noProof/>
               <w:sz w:val="22"/>
               <w:szCs w:val="22"/>
               <w:lang w:val="en-US"/>
             </w:rPr>
           </w:pPr>
-          <w:hyperlink w:anchor="_Toc221268287" w:history="1">
+          <w:hyperlink w:anchor="_Toc221268415" w:history="1">
             <w:r>
               <w:rPr>
                 <w:rStyle w:val="Hyperlink"/>
                 <w:rFonts w:ascii="Sylfaen" w:hAnsi="Sylfaen"/>
                 <w:noProof/>
               </w:rPr>
-              <w:t>Budget</w:t>
-            </w:r>
-            <w:r>
-              <w:rPr>
-                <w:rFonts w:ascii="Sylfaen" w:hAnsi="Sylfaen"/>
+              <w:t>Wire Management</w:t>
+            </w:r>
+            <w:r>
+              <w:rPr>
                 <w:noProof/>
                 <w:webHidden/>
               </w:rPr>
@@ -1586,7 +1195,6 @@
             </w:r>
             <w:r>
               <w:rPr>
-                <w:rFonts w:ascii="Sylfaen" w:hAnsi="Sylfaen"/>
                 <w:noProof/>
                 <w:webHidden/>
               </w:rPr>
@@ -1594,22 +1202,19 @@
             </w:r>
             <w:r>
               <w:rPr>
-                <w:rFonts w:ascii="Sylfaen" w:hAnsi="Sylfaen"/>
                 <w:noProof/>
                 <w:webHidden/>
               </w:rPr>
-              <w:instrText xml:space="preserve"> PAGEREF _Toc221268287 \h </w:instrText>
-            </w:r>
-            <w:r>
-              <w:rPr>
-                <w:rFonts w:ascii="Sylfaen" w:hAnsi="Sylfaen"/>
+              <w:instrText xml:space="preserve"> PAGEREF _Toc221268415 \h </w:instrText>
+            </w:r>
+            <w:r>
+              <w:rPr>
                 <w:noProof/>
                 <w:webHidden/>
               </w:rPr>
             </w:r>
             <w:r>
               <w:rPr>
-                <w:rFonts w:ascii="Sylfaen" w:hAnsi="Sylfaen"/>
                 <w:noProof/>
                 <w:webHidden/>
               </w:rPr>
@@ -1617,15 +1222,13 @@
             </w:r>
             <w:r>
               <w:rPr>
-                <w:rFonts w:ascii="Sylfaen" w:hAnsi="Sylfaen"/>
                 <w:noProof/>
                 <w:webHidden/>
               </w:rPr>
-              <w:t>12</w:t>
-            </w:r>
-            <w:r>
-              <w:rPr>
-                <w:rFonts w:ascii="Sylfaen" w:hAnsi="Sylfaen"/>
+              <w:t>9</w:t>
+            </w:r>
+            <w:r>
+              <w:rPr>
                 <w:noProof/>
                 <w:webHidden/>
               </w:rPr>
@@ -1640,25 +1243,24 @@
               <w:tab w:val="right" w:leader="dot" w:pos="9350"/>
             </w:tabs>
             <w:rPr>
-              <w:rFonts w:ascii="Sylfaen" w:eastAsiaTheme="minorEastAsia" w:hAnsi="Sylfaen"/>
+              <w:rFonts w:eastAsiaTheme="minorEastAsia"/>
               <w:noProof/>
               <w:sz w:val="22"/>
               <w:szCs w:val="22"/>
               <w:lang w:val="en-US"/>
             </w:rPr>
           </w:pPr>
-          <w:hyperlink w:anchor="_Toc221268288" w:history="1">
+          <w:hyperlink w:anchor="_Toc221268416" w:history="1">
             <w:r>
               <w:rPr>
                 <w:rStyle w:val="Hyperlink"/>
                 <w:rFonts w:ascii="Sylfaen" w:hAnsi="Sylfaen"/>
                 <w:noProof/>
               </w:rPr>
-              <w:t>References</w:t>
-            </w:r>
-            <w:r>
-              <w:rPr>
-                <w:rFonts w:ascii="Sylfaen" w:hAnsi="Sylfaen"/>
+              <w:t>System Accuracy and Calibration Performance</w:t>
+            </w:r>
+            <w:r>
+              <w:rPr>
                 <w:noProof/>
                 <w:webHidden/>
               </w:rPr>
@@ -1666,7 +1268,6 @@
             </w:r>
             <w:r>
               <w:rPr>
-                <w:rFonts w:ascii="Sylfaen" w:hAnsi="Sylfaen"/>
                 <w:noProof/>
                 <w:webHidden/>
               </w:rPr>
@@ -1674,22 +1275,19 @@
             </w:r>
             <w:r>
               <w:rPr>
-                <w:rFonts w:ascii="Sylfaen" w:hAnsi="Sylfaen"/>
                 <w:noProof/>
                 <w:webHidden/>
               </w:rPr>
-              <w:instrText xml:space="preserve"> PAGEREF _Toc221268288 \h </w:instrText>
-            </w:r>
-            <w:r>
-              <w:rPr>
-                <w:rFonts w:ascii="Sylfaen" w:hAnsi="Sylfaen"/>
+              <w:instrText xml:space="preserve"> PAGEREF _Toc221268416 \h </w:instrText>
+            </w:r>
+            <w:r>
+              <w:rPr>
                 <w:noProof/>
                 <w:webHidden/>
               </w:rPr>
             </w:r>
             <w:r>
               <w:rPr>
-                <w:rFonts w:ascii="Sylfaen" w:hAnsi="Sylfaen"/>
                 <w:noProof/>
                 <w:webHidden/>
               </w:rPr>
@@ -1697,15 +1295,232 @@
             </w:r>
             <w:r>
               <w:rPr>
-                <w:rFonts w:ascii="Sylfaen" w:hAnsi="Sylfaen"/>
                 <w:noProof/>
                 <w:webHidden/>
               </w:rPr>
-              <w:t>13</w:t>
-            </w:r>
-            <w:r>
-              <w:rPr>
-                <w:rFonts w:ascii="Sylfaen" w:hAnsi="Sylfaen"/>
+              <w:t>9</w:t>
+            </w:r>
+            <w:r>
+              <w:rPr>
+                <w:noProof/>
+                <w:webHidden/>
+              </w:rPr>
+              <w:fldChar w:fldCharType="end"/>
+            </w:r>
+          </w:hyperlink>
+        </w:p>
+        <w:p>
+          <w:pPr>
+            <w:pStyle w:val="TOC1"/>
+            <w:tabs>
+              <w:tab w:val="right" w:leader="dot" w:pos="9350"/>
+            </w:tabs>
+            <w:rPr>
+              <w:rFonts w:eastAsiaTheme="minorEastAsia"/>
+              <w:noProof/>
+              <w:sz w:val="22"/>
+              <w:szCs w:val="22"/>
+              <w:lang w:val="en-US"/>
+            </w:rPr>
+          </w:pPr>
+          <w:hyperlink w:anchor="_Toc221268417" w:history="1">
+            <w:r>
+              <w:rPr>
+                <w:rStyle w:val="Hyperlink"/>
+                <w:rFonts w:ascii="Sylfaen" w:hAnsi="Sylfaen"/>
+                <w:noProof/>
+              </w:rPr>
+              <w:t>Gant Chart</w:t>
+            </w:r>
+            <w:r>
+              <w:rPr>
+                <w:noProof/>
+                <w:webHidden/>
+              </w:rPr>
+              <w:tab/>
+            </w:r>
+            <w:r>
+              <w:rPr>
+                <w:noProof/>
+                <w:webHidden/>
+              </w:rPr>
+              <w:fldChar w:fldCharType="begin"/>
+            </w:r>
+            <w:r>
+              <w:rPr>
+                <w:noProof/>
+                <w:webHidden/>
+              </w:rPr>
+              <w:instrText xml:space="preserve"> PAGEREF _Toc221268417 \h </w:instrText>
+            </w:r>
+            <w:r>
+              <w:rPr>
+                <w:noProof/>
+                <w:webHidden/>
+              </w:rPr>
+            </w:r>
+            <w:r>
+              <w:rPr>
+                <w:noProof/>
+                <w:webHidden/>
+              </w:rPr>
+              <w:fldChar w:fldCharType="separate"/>
+            </w:r>
+            <w:r>
+              <w:rPr>
+                <w:noProof/>
+                <w:webHidden/>
+              </w:rPr>
+              <w:t>10</w:t>
+            </w:r>
+            <w:r>
+              <w:rPr>
+                <w:noProof/>
+                <w:webHidden/>
+              </w:rPr>
+              <w:fldChar w:fldCharType="end"/>
+            </w:r>
+          </w:hyperlink>
+        </w:p>
+        <w:p>
+          <w:pPr>
+            <w:pStyle w:val="TOC1"/>
+            <w:tabs>
+              <w:tab w:val="right" w:leader="dot" w:pos="9350"/>
+            </w:tabs>
+            <w:rPr>
+              <w:rFonts w:eastAsiaTheme="minorEastAsia"/>
+              <w:noProof/>
+              <w:sz w:val="22"/>
+              <w:szCs w:val="22"/>
+              <w:lang w:val="en-US"/>
+            </w:rPr>
+          </w:pPr>
+          <w:hyperlink w:anchor="_Toc221268418" w:history="1">
+            <w:r>
+              <w:rPr>
+                <w:rStyle w:val="Hyperlink"/>
+                <w:rFonts w:ascii="Sylfaen" w:hAnsi="Sylfaen"/>
+                <w:noProof/>
+              </w:rPr>
+              <w:t>Budget</w:t>
+            </w:r>
+            <w:r>
+              <w:rPr>
+                <w:noProof/>
+                <w:webHidden/>
+              </w:rPr>
+              <w:tab/>
+            </w:r>
+            <w:r>
+              <w:rPr>
+                <w:noProof/>
+                <w:webHidden/>
+              </w:rPr>
+              <w:fldChar w:fldCharType="begin"/>
+            </w:r>
+            <w:r>
+              <w:rPr>
+                <w:noProof/>
+                <w:webHidden/>
+              </w:rPr>
+              <w:instrText xml:space="preserve"> PAGEREF _Toc221268418 \h </w:instrText>
+            </w:r>
+            <w:r>
+              <w:rPr>
+                <w:noProof/>
+                <w:webHidden/>
+              </w:rPr>
+            </w:r>
+            <w:r>
+              <w:rPr>
+                <w:noProof/>
+                <w:webHidden/>
+              </w:rPr>
+              <w:fldChar w:fldCharType="separate"/>
+            </w:r>
+            <w:r>
+              <w:rPr>
+                <w:noProof/>
+                <w:webHidden/>
+              </w:rPr>
+              <w:t>11</w:t>
+            </w:r>
+            <w:r>
+              <w:rPr>
+                <w:noProof/>
+                <w:webHidden/>
+              </w:rPr>
+              <w:fldChar w:fldCharType="end"/>
+            </w:r>
+          </w:hyperlink>
+        </w:p>
+        <w:p>
+          <w:pPr>
+            <w:pStyle w:val="TOC1"/>
+            <w:tabs>
+              <w:tab w:val="right" w:leader="dot" w:pos="9350"/>
+            </w:tabs>
+            <w:rPr>
+              <w:rFonts w:eastAsiaTheme="minorEastAsia"/>
+              <w:noProof/>
+              <w:sz w:val="22"/>
+              <w:szCs w:val="22"/>
+              <w:lang w:val="en-US"/>
+            </w:rPr>
+          </w:pPr>
+          <w:hyperlink w:anchor="_Toc221268419" w:history="1">
+            <w:r>
+              <w:rPr>
+                <w:rStyle w:val="Hyperlink"/>
+                <w:rFonts w:ascii="Sylfaen" w:hAnsi="Sylfaen"/>
+                <w:noProof/>
+              </w:rPr>
+              <w:t>References</w:t>
+            </w:r>
+            <w:r>
+              <w:rPr>
+                <w:noProof/>
+                <w:webHidden/>
+              </w:rPr>
+              <w:tab/>
+            </w:r>
+            <w:r>
+              <w:rPr>
+                <w:noProof/>
+                <w:webHidden/>
+              </w:rPr>
+              <w:fldChar w:fldCharType="begin"/>
+            </w:r>
+            <w:r>
+              <w:rPr>
+                <w:noProof/>
+                <w:webHidden/>
+              </w:rPr>
+              <w:instrText xml:space="preserve"> PAGEREF _Toc221268419 \h </w:instrText>
+            </w:r>
+            <w:r>
+              <w:rPr>
+                <w:noProof/>
+                <w:webHidden/>
+              </w:rPr>
+            </w:r>
+            <w:r>
+              <w:rPr>
+                <w:noProof/>
+                <w:webHidden/>
+              </w:rPr>
+              <w:fldChar w:fldCharType="separate"/>
+            </w:r>
+            <w:r>
+              <w:rPr>
+                <w:noProof/>
+                <w:webHidden/>
+              </w:rPr>
+              <w:t>12</w:t>
+            </w:r>
+            <w:r>
+              <w:rPr>
                 <w:noProof/>
                 <w:webHidden/>
               </w:rPr>
@@ -1850,13 +1665,13 @@
         <w:rPr>
           <w:rFonts w:ascii="Sylfaen" w:hAnsi="Sylfaen"/>
         </w:rPr>
-        <w:lastRenderedPageBreak/>
         <w:br/>
       </w:r>
       <w:r>
         <w:rPr>
           <w:rFonts w:ascii="Sylfaen" w:hAnsi="Sylfaen"/>
         </w:rPr>
+        <w:lastRenderedPageBreak/>
         <w:br/>
       </w:r>
       <w:r>
@@ -1941,7 +1756,7 @@
           <w:szCs w:val="28"/>
         </w:rPr>
       </w:pPr>
-      <w:bookmarkStart w:id="0" w:name="_Toc221268273"/>
+      <w:bookmarkStart w:id="0" w:name="_Toc221268405"/>
       <w:r>
         <w:rPr>
           <w:rFonts w:ascii="Sylfaen" w:hAnsi="Sylfaen"/>
@@ -2022,7 +1837,7 @@
           <w:rFonts w:ascii="Sylfaen" w:hAnsi="Sylfaen"/>
         </w:rPr>
       </w:pPr>
-      <w:bookmarkStart w:id="3" w:name="_Toc221268274"/>
+      <w:bookmarkStart w:id="3" w:name="_Toc221268406"/>
       <w:r>
         <w:rPr>
           <w:rStyle w:val="Strong"/>
@@ -2083,7 +1898,7 @@
           <w:szCs w:val="28"/>
         </w:rPr>
       </w:pPr>
-      <w:bookmarkStart w:id="4" w:name="_Toc221268275"/>
+      <w:bookmarkStart w:id="4" w:name="_Toc221268407"/>
       <w:bookmarkEnd w:id="2"/>
       <w:r>
         <w:rPr>
@@ -2109,7 +1924,7 @@
           <w:noProof/>
         </w:rPr>
         <w:drawing>
-          <wp:anchor distT="0" distB="0" distL="114300" distR="114300" simplePos="0" relativeHeight="251659776" behindDoc="0" locked="0" layoutInCell="1" allowOverlap="1" wp14:anchorId="24D7E1E4" wp14:editId="225C1862">
+          <wp:anchor distT="0" distB="0" distL="114300" distR="114300" simplePos="0" relativeHeight="251660288" behindDoc="0" locked="0" layoutInCell="1" allowOverlap="1" wp14:anchorId="24D7E1E4" wp14:editId="225C1862">
             <wp:simplePos x="0" y="0"/>
             <wp:positionH relativeFrom="column">
               <wp:posOffset>3162300</wp:posOffset>
@@ -2231,7 +2046,7 @@
           <w:szCs w:val="28"/>
         </w:rPr>
       </w:pPr>
-      <w:bookmarkStart w:id="5" w:name="_Toc221268276"/>
+      <w:bookmarkStart w:id="5" w:name="_Toc221268408"/>
       <w:r>
         <w:rPr>
           <w:rStyle w:val="Heading1Char"/>
@@ -2308,7 +2123,7 @@
           <w:szCs w:val="32"/>
         </w:rPr>
       </w:pPr>
-      <w:bookmarkStart w:id="6" w:name="_Toc221268277"/>
+      <w:bookmarkStart w:id="6" w:name="_Toc221268409"/>
       <w:r>
         <w:rPr>
           <w:rStyle w:val="Heading1Char"/>
@@ -2394,7 +2209,7 @@
           <w:szCs w:val="28"/>
         </w:rPr>
       </w:pPr>
-      <w:bookmarkStart w:id="7" w:name="_Toc221268278"/>
+      <w:bookmarkStart w:id="7" w:name="_Toc221268410"/>
       <w:r>
         <w:rPr>
           <w:rStyle w:val="Heading1Char"/>
@@ -2474,7 +2289,6 @@
         </w:rPr>
         <w:br/>
       </w:r>
-      <w:bookmarkStart w:id="8" w:name="_Toc221268279"/>
       <w:r>
         <w:rPr>
           <w:rStyle w:val="Heading1Char"/>
@@ -2494,7 +2308,6 @@
         </w:rPr>
         <w:t>shema</w:t>
       </w:r>
-      <w:bookmarkEnd w:id="8"/>
       <w:proofErr w:type="spellEnd"/>
       <w:r>
         <w:rPr>
@@ -2608,7 +2421,7 @@
           <w:szCs w:val="28"/>
         </w:rPr>
       </w:pPr>
-      <w:bookmarkStart w:id="9" w:name="_Toc221268280"/>
+      <w:bookmarkStart w:id="8" w:name="_Toc221268411"/>
       <w:proofErr w:type="spellStart"/>
       <w:r>
         <w:rPr>
@@ -2636,7 +2449,7 @@
         </w:rPr>
         <w:t>Reposetory</w:t>
       </w:r>
-      <w:bookmarkEnd w:id="9"/>
+      <w:bookmarkEnd w:id="8"/>
       <w:proofErr w:type="spellEnd"/>
     </w:p>
     <w:p>
@@ -2805,7 +2618,7 @@
           <w:rFonts w:ascii="Sylfaen" w:hAnsi="Sylfaen"/>
         </w:rPr>
       </w:pPr>
-      <w:bookmarkStart w:id="10" w:name="_Toc221268281"/>
+      <w:bookmarkStart w:id="9" w:name="_Toc221268412"/>
       <w:r>
         <w:rPr>
           <w:rFonts w:ascii="Sylfaen" w:hAnsi="Sylfaen"/>
@@ -2813,7 +2626,7 @@
         <w:lastRenderedPageBreak/>
         <w:t>Industry Standards</w:t>
       </w:r>
-      <w:bookmarkEnd w:id="10"/>
+      <w:bookmarkEnd w:id="9"/>
     </w:p>
     <w:p>
       <w:pPr>
@@ -2894,14 +2707,14 @@
           <w:rFonts w:ascii="Sylfaen" w:hAnsi="Sylfaen"/>
         </w:rPr>
       </w:pPr>
-      <w:bookmarkStart w:id="11" w:name="_Toc221268282"/>
+      <w:bookmarkStart w:id="10" w:name="_Toc221268413"/>
       <w:r>
         <w:rPr>
           <w:rFonts w:ascii="Sylfaen" w:hAnsi="Sylfaen"/>
         </w:rPr>
         <w:t>Sensor Precision &amp; Resolution</w:t>
       </w:r>
-      <w:bookmarkEnd w:id="11"/>
+      <w:bookmarkEnd w:id="10"/>
     </w:p>
     <w:p>
       <w:pPr>
@@ -3060,7 +2873,7 @@
           <w:rFonts w:ascii="Sylfaen" w:hAnsi="Sylfaen"/>
         </w:rPr>
       </w:pPr>
-      <w:bookmarkStart w:id="12" w:name="_Toc221268283"/>
+      <w:bookmarkStart w:id="11" w:name="_Toc221268414"/>
       <w:r>
         <w:rPr>
           <w:rFonts w:ascii="Sylfaen" w:hAnsi="Sylfaen"/>
@@ -3068,7 +2881,7 @@
         <w:lastRenderedPageBreak/>
         <w:t>Power System</w:t>
       </w:r>
-      <w:bookmarkEnd w:id="12"/>
+      <w:bookmarkEnd w:id="11"/>
     </w:p>
     <w:p>
       <w:pPr>
@@ -3255,14 +3068,14 @@
           <w:rFonts w:ascii="Sylfaen" w:hAnsi="Sylfaen"/>
         </w:rPr>
       </w:pPr>
-      <w:bookmarkStart w:id="13" w:name="_Toc221268284"/>
+      <w:bookmarkStart w:id="12" w:name="_Toc221268415"/>
       <w:r>
         <w:rPr>
           <w:rFonts w:ascii="Sylfaen" w:hAnsi="Sylfaen"/>
         </w:rPr>
         <w:t>Wire Management</w:t>
       </w:r>
-      <w:bookmarkEnd w:id="13"/>
+      <w:bookmarkEnd w:id="12"/>
     </w:p>
     <w:p>
       <w:pPr>
@@ -3363,14 +3176,14 @@
           <w:rFonts w:ascii="Sylfaen" w:hAnsi="Sylfaen"/>
         </w:rPr>
       </w:pPr>
-      <w:bookmarkStart w:id="14" w:name="_Toc221268285"/>
+      <w:bookmarkStart w:id="13" w:name="_Toc221268416"/>
       <w:r>
         <w:rPr>
           <w:rFonts w:ascii="Sylfaen" w:hAnsi="Sylfaen"/>
         </w:rPr>
         <w:t>System Accuracy and Calibration Performance</w:t>
       </w:r>
-      <w:bookmarkEnd w:id="14"/>
+      <w:bookmarkEnd w:id="13"/>
     </w:p>
     <w:p>
       <w:pPr>
@@ -3537,14 +3350,14 @@
           <w:rFonts w:ascii="Sylfaen" w:hAnsi="Sylfaen"/>
         </w:rPr>
       </w:pPr>
-      <w:bookmarkStart w:id="15" w:name="_Toc221268286"/>
+      <w:bookmarkStart w:id="14" w:name="_Toc221268417"/>
       <w:r>
         <w:rPr>
           <w:rFonts w:ascii="Sylfaen" w:hAnsi="Sylfaen"/>
         </w:rPr>
         <w:t>Gant Chart</w:t>
       </w:r>
-      <w:bookmarkEnd w:id="15"/>
+      <w:bookmarkEnd w:id="14"/>
     </w:p>
     <w:p>
       <w:pPr>
@@ -3720,7 +3533,7 @@
           <w:rFonts w:ascii="Sylfaen" w:hAnsi="Sylfaen"/>
         </w:rPr>
       </w:pPr>
-      <w:bookmarkStart w:id="16" w:name="_Toc221268287"/>
+      <w:bookmarkStart w:id="15" w:name="_Toc221268418"/>
       <w:r>
         <w:rPr>
           <w:rFonts w:ascii="Sylfaen" w:hAnsi="Sylfaen"/>
@@ -3728,7 +3541,7 @@
         <w:lastRenderedPageBreak/>
         <w:t>Budget</w:t>
       </w:r>
-      <w:bookmarkEnd w:id="16"/>
+      <w:bookmarkEnd w:id="15"/>
     </w:p>
     <w:p>
       <w:pPr>
@@ -7328,7 +7141,7 @@
           <w:rFonts w:ascii="Sylfaen" w:hAnsi="Sylfaen"/>
         </w:rPr>
       </w:pPr>
-      <w:bookmarkStart w:id="17" w:name="_Toc221268288"/>
+      <w:bookmarkStart w:id="16" w:name="_Toc221268419"/>
       <w:r>
         <w:rPr>
           <w:rFonts w:ascii="Sylfaen" w:hAnsi="Sylfaen"/>
@@ -7336,7 +7149,7 @@
         <w:lastRenderedPageBreak/>
         <w:t>References</w:t>
       </w:r>
-      <w:bookmarkEnd w:id="17"/>
+      <w:bookmarkEnd w:id="16"/>
     </w:p>
     <w:p>
       <w:pPr>
